--- a/HISTORIAS_DE_USUARIO_BARBARIAN.docx
+++ b/HISTORIAS_DE_USUARIO_BARBARIAN.docx
@@ -228,25 +228,16 @@
     <w:p>
       <w:pPr>
         <w:keepNext/>
-        <w:spacing w:before="280" w:after="80"/>
+        <w:spacing w:before="320" w:after="80"/>
       </w:pPr>
       <w:r>
         <w:rPr>
           <w:rFonts w:ascii="Arial" w:hAnsi="Arial"/>
           <w:b/>
-          <w:color w:val="0F172A"/>
+          <w:color w:val="000000"/>
           <w:sz w:val="26"/>
         </w:rPr>
         <w:t>HU-01 Iniciar sesión y cargar el menú autorizado</w:t>
-      </w:r>
-      <w:r>
-        <w:rPr>
-          <w:rFonts w:ascii="Arial" w:hAnsi="Arial"/>
-          <w:b/>
-          <w:color w:val="166534"/>
-          <w:sz w:val="20"/>
-        </w:rPr>
-        <w:t xml:space="preserve">   [✅ IMPLEMENTADA EN EL SISTEMA]</w:t>
       </w:r>
     </w:p>
     <w:tbl>
@@ -255,6 +246,14 @@
         <w:jc w:val="center"/>
         <w:tblLayout w:type="fixed"/>
         <w:tblLook w:firstColumn="1" w:firstRow="1" w:lastColumn="0" w:lastRow="0" w:noHBand="0" w:noVBand="1" w:val="04A0"/>
+        <w:tblBorders>
+          <w:top w:val="single" w:sz="4" w:space="0" w:color="D1D5DB"/>
+          <w:bottom w:val="single" w:sz="4" w:space="0" w:color="D1D5DB"/>
+          <w:left w:val="single" w:sz="4" w:space="0" w:color="D1D5DB"/>
+          <w:right w:val="single" w:sz="4" w:space="0" w:color="D1D5DB"/>
+          <w:insideH w:val="single" w:sz="4" w:space="0" w:color="D1D5DB"/>
+          <w:insideV w:val="single" w:sz="4" w:space="0" w:color="D1D5DB"/>
+        </w:tblBorders>
       </w:tblPr>
       <w:tblGrid>
         <w:gridCol w:w="4824"/>
@@ -266,10 +265,10 @@
             <w:tcW w:type="dxa" w:w="2592"/>
             <w:shd w:fill="F1F5F9"/>
             <w:tcMar>
-              <w:top w:w="60" w:type="dxa"/>
-              <w:bottom w:w="60" w:type="dxa"/>
-              <w:left w:w="100" w:type="dxa"/>
-              <w:right w:w="100" w:type="dxa"/>
+              <w:top w:w="50" w:type="dxa"/>
+              <w:bottom w:w="50" w:type="dxa"/>
+              <w:left w:w="90" w:type="dxa"/>
+              <w:right w:w="90" w:type="dxa"/>
             </w:tcMar>
           </w:tcPr>
           <w:p>
@@ -292,10 +291,10 @@
             <w:tcW w:type="dxa" w:w="6768"/>
             <w:shd w:fill="FFFFFF"/>
             <w:tcMar>
-              <w:top w:w="60" w:type="dxa"/>
-              <w:bottom w:w="60" w:type="dxa"/>
-              <w:left w:w="100" w:type="dxa"/>
-              <w:right w:w="100" w:type="dxa"/>
+              <w:top w:w="50" w:type="dxa"/>
+              <w:bottom w:w="50" w:type="dxa"/>
+              <w:left w:w="90" w:type="dxa"/>
+              <w:right w:w="90" w:type="dxa"/>
             </w:tcMar>
           </w:tcPr>
           <w:p>
@@ -319,10 +318,10 @@
             <w:tcW w:type="dxa" w:w="2592"/>
             <w:shd w:fill="F1F5F9"/>
             <w:tcMar>
-              <w:top w:w="60" w:type="dxa"/>
-              <w:bottom w:w="60" w:type="dxa"/>
-              <w:left w:w="100" w:type="dxa"/>
-              <w:right w:w="100" w:type="dxa"/>
+              <w:top w:w="50" w:type="dxa"/>
+              <w:bottom w:w="50" w:type="dxa"/>
+              <w:left w:w="90" w:type="dxa"/>
+              <w:right w:w="90" w:type="dxa"/>
             </w:tcMar>
           </w:tcPr>
           <w:p>
@@ -345,10 +344,10 @@
             <w:tcW w:type="dxa" w:w="6768"/>
             <w:shd w:fill="FFFFFF"/>
             <w:tcMar>
-              <w:top w:w="60" w:type="dxa"/>
-              <w:bottom w:w="60" w:type="dxa"/>
-              <w:left w:w="100" w:type="dxa"/>
-              <w:right w:w="100" w:type="dxa"/>
+              <w:top w:w="50" w:type="dxa"/>
+              <w:bottom w:w="50" w:type="dxa"/>
+              <w:left w:w="90" w:type="dxa"/>
+              <w:right w:w="90" w:type="dxa"/>
             </w:tcMar>
           </w:tcPr>
           <w:p>
@@ -372,10 +371,10 @@
             <w:tcW w:type="dxa" w:w="2592"/>
             <w:shd w:fill="F1F5F9"/>
             <w:tcMar>
-              <w:top w:w="60" w:type="dxa"/>
-              <w:bottom w:w="60" w:type="dxa"/>
-              <w:left w:w="100" w:type="dxa"/>
-              <w:right w:w="100" w:type="dxa"/>
+              <w:top w:w="50" w:type="dxa"/>
+              <w:bottom w:w="50" w:type="dxa"/>
+              <w:left w:w="90" w:type="dxa"/>
+              <w:right w:w="90" w:type="dxa"/>
             </w:tcMar>
           </w:tcPr>
           <w:p>
@@ -398,10 +397,10 @@
             <w:tcW w:type="dxa" w:w="6768"/>
             <w:shd w:fill="FFFFFF"/>
             <w:tcMar>
-              <w:top w:w="60" w:type="dxa"/>
-              <w:bottom w:w="60" w:type="dxa"/>
-              <w:left w:w="100" w:type="dxa"/>
-              <w:right w:w="100" w:type="dxa"/>
+              <w:top w:w="50" w:type="dxa"/>
+              <w:bottom w:w="50" w:type="dxa"/>
+              <w:left w:w="90" w:type="dxa"/>
+              <w:right w:w="90" w:type="dxa"/>
             </w:tcMar>
           </w:tcPr>
           <w:p>
@@ -425,10 +424,10 @@
             <w:tcW w:type="dxa" w:w="2592"/>
             <w:shd w:fill="F1F5F9"/>
             <w:tcMar>
-              <w:top w:w="60" w:type="dxa"/>
-              <w:bottom w:w="60" w:type="dxa"/>
-              <w:left w:w="100" w:type="dxa"/>
-              <w:right w:w="100" w:type="dxa"/>
+              <w:top w:w="50" w:type="dxa"/>
+              <w:bottom w:w="50" w:type="dxa"/>
+              <w:left w:w="90" w:type="dxa"/>
+              <w:right w:w="90" w:type="dxa"/>
             </w:tcMar>
           </w:tcPr>
           <w:p>
@@ -451,10 +450,10 @@
             <w:tcW w:type="dxa" w:w="6768"/>
             <w:shd w:fill="FFFFFF"/>
             <w:tcMar>
-              <w:top w:w="60" w:type="dxa"/>
-              <w:bottom w:w="60" w:type="dxa"/>
-              <w:left w:w="100" w:type="dxa"/>
-              <w:right w:w="100" w:type="dxa"/>
+              <w:top w:w="50" w:type="dxa"/>
+              <w:bottom w:w="50" w:type="dxa"/>
+              <w:left w:w="90" w:type="dxa"/>
+              <w:right w:w="90" w:type="dxa"/>
             </w:tcMar>
           </w:tcPr>
           <w:p>
@@ -478,10 +477,10 @@
             <w:tcW w:type="dxa" w:w="2592"/>
             <w:shd w:fill="F1F5F9"/>
             <w:tcMar>
-              <w:top w:w="60" w:type="dxa"/>
-              <w:bottom w:w="60" w:type="dxa"/>
-              <w:left w:w="100" w:type="dxa"/>
-              <w:right w:w="100" w:type="dxa"/>
+              <w:top w:w="50" w:type="dxa"/>
+              <w:bottom w:w="50" w:type="dxa"/>
+              <w:left w:w="90" w:type="dxa"/>
+              <w:right w:w="90" w:type="dxa"/>
             </w:tcMar>
           </w:tcPr>
           <w:p>
@@ -504,10 +503,10 @@
             <w:tcW w:type="dxa" w:w="6768"/>
             <w:shd w:fill="FFFFFF"/>
             <w:tcMar>
-              <w:top w:w="60" w:type="dxa"/>
-              <w:bottom w:w="60" w:type="dxa"/>
-              <w:left w:w="100" w:type="dxa"/>
-              <w:right w:w="100" w:type="dxa"/>
+              <w:top w:w="50" w:type="dxa"/>
+              <w:bottom w:w="50" w:type="dxa"/>
+              <w:left w:w="90" w:type="dxa"/>
+              <w:right w:w="90" w:type="dxa"/>
             </w:tcMar>
           </w:tcPr>
           <w:p>
@@ -525,6 +524,60 @@
           </w:p>
         </w:tc>
       </w:tr>
+      <w:tr>
+        <w:tc>
+          <w:tcPr>
+            <w:tcW w:type="dxa" w:w="2592"/>
+            <w:shd w:fill="F1F5F9"/>
+            <w:tcMar>
+              <w:top w:w="50" w:type="dxa"/>
+              <w:bottom w:w="50" w:type="dxa"/>
+              <w:left w:w="90" w:type="dxa"/>
+              <w:right w:w="90" w:type="dxa"/>
+            </w:tcMar>
+          </w:tcPr>
+          <w:p>
+            <w:pPr>
+              <w:spacing w:after="0"/>
+            </w:pPr>
+            <w:r>
+              <w:rPr>
+                <w:rFonts w:ascii="Arial" w:hAnsi="Arial"/>
+                <w:b/>
+                <w:color w:val="1E293B"/>
+                <w:sz w:val="19"/>
+              </w:rPr>
+              <w:t>Estado</w:t>
+            </w:r>
+          </w:p>
+        </w:tc>
+        <w:tc>
+          <w:tcPr>
+            <w:tcW w:type="dxa" w:w="6768"/>
+            <w:shd w:fill="FFFFFF"/>
+            <w:tcMar>
+              <w:top w:w="50" w:type="dxa"/>
+              <w:bottom w:w="50" w:type="dxa"/>
+              <w:left w:w="90" w:type="dxa"/>
+              <w:right w:w="90" w:type="dxa"/>
+            </w:tcMar>
+          </w:tcPr>
+          <w:p>
+            <w:pPr>
+              <w:spacing w:after="0"/>
+            </w:pPr>
+            <w:r>
+              <w:rPr>
+                <w:rFonts w:ascii="Arial" w:hAnsi="Arial"/>
+                <w:b/>
+                <w:color w:val="166534"/>
+                <w:sz w:val="19"/>
+              </w:rPr>
+              <w:t>✅ IMPLEMENTADA EN EL SISTEMA</w:t>
+            </w:r>
+          </w:p>
+        </w:tc>
+      </w:tr>
     </w:tbl>
     <w:p>
       <w:pPr>
@@ -677,25 +730,16 @@
     <w:p>
       <w:pPr>
         <w:keepNext/>
-        <w:spacing w:before="280" w:after="80"/>
+        <w:spacing w:before="320" w:after="80"/>
       </w:pPr>
       <w:r>
         <w:rPr>
           <w:rFonts w:ascii="Arial" w:hAnsi="Arial"/>
           <w:b/>
-          <w:color w:val="0F172A"/>
+          <w:color w:val="000000"/>
           <w:sz w:val="26"/>
         </w:rPr>
         <w:t>HU-02 Gestionar usuarios operativos</w:t>
-      </w:r>
-      <w:r>
-        <w:rPr>
-          <w:rFonts w:ascii="Arial" w:hAnsi="Arial"/>
-          <w:b/>
-          <w:color w:val="166534"/>
-          <w:sz w:val="20"/>
-        </w:rPr>
-        <w:t xml:space="preserve">   [✅ IMPLEMENTADA EN EL SISTEMA]</w:t>
       </w:r>
     </w:p>
     <w:tbl>
@@ -704,6 +748,14 @@
         <w:jc w:val="center"/>
         <w:tblLayout w:type="fixed"/>
         <w:tblLook w:firstColumn="1" w:firstRow="1" w:lastColumn="0" w:lastRow="0" w:noHBand="0" w:noVBand="1" w:val="04A0"/>
+        <w:tblBorders>
+          <w:top w:val="single" w:sz="4" w:space="0" w:color="D1D5DB"/>
+          <w:bottom w:val="single" w:sz="4" w:space="0" w:color="D1D5DB"/>
+          <w:left w:val="single" w:sz="4" w:space="0" w:color="D1D5DB"/>
+          <w:right w:val="single" w:sz="4" w:space="0" w:color="D1D5DB"/>
+          <w:insideH w:val="single" w:sz="4" w:space="0" w:color="D1D5DB"/>
+          <w:insideV w:val="single" w:sz="4" w:space="0" w:color="D1D5DB"/>
+        </w:tblBorders>
       </w:tblPr>
       <w:tblGrid>
         <w:gridCol w:w="4824"/>
@@ -715,10 +767,10 @@
             <w:tcW w:type="dxa" w:w="2592"/>
             <w:shd w:fill="F1F5F9"/>
             <w:tcMar>
-              <w:top w:w="60" w:type="dxa"/>
-              <w:bottom w:w="60" w:type="dxa"/>
-              <w:left w:w="100" w:type="dxa"/>
-              <w:right w:w="100" w:type="dxa"/>
+              <w:top w:w="50" w:type="dxa"/>
+              <w:bottom w:w="50" w:type="dxa"/>
+              <w:left w:w="90" w:type="dxa"/>
+              <w:right w:w="90" w:type="dxa"/>
             </w:tcMar>
           </w:tcPr>
           <w:p>
@@ -741,10 +793,10 @@
             <w:tcW w:type="dxa" w:w="6768"/>
             <w:shd w:fill="FFFFFF"/>
             <w:tcMar>
-              <w:top w:w="60" w:type="dxa"/>
-              <w:bottom w:w="60" w:type="dxa"/>
-              <w:left w:w="100" w:type="dxa"/>
-              <w:right w:w="100" w:type="dxa"/>
+              <w:top w:w="50" w:type="dxa"/>
+              <w:bottom w:w="50" w:type="dxa"/>
+              <w:left w:w="90" w:type="dxa"/>
+              <w:right w:w="90" w:type="dxa"/>
             </w:tcMar>
           </w:tcPr>
           <w:p>
@@ -768,10 +820,10 @@
             <w:tcW w:type="dxa" w:w="2592"/>
             <w:shd w:fill="F1F5F9"/>
             <w:tcMar>
-              <w:top w:w="60" w:type="dxa"/>
-              <w:bottom w:w="60" w:type="dxa"/>
-              <w:left w:w="100" w:type="dxa"/>
-              <w:right w:w="100" w:type="dxa"/>
+              <w:top w:w="50" w:type="dxa"/>
+              <w:bottom w:w="50" w:type="dxa"/>
+              <w:left w:w="90" w:type="dxa"/>
+              <w:right w:w="90" w:type="dxa"/>
             </w:tcMar>
           </w:tcPr>
           <w:p>
@@ -794,10 +846,10 @@
             <w:tcW w:type="dxa" w:w="6768"/>
             <w:shd w:fill="FFFFFF"/>
             <w:tcMar>
-              <w:top w:w="60" w:type="dxa"/>
-              <w:bottom w:w="60" w:type="dxa"/>
-              <w:left w:w="100" w:type="dxa"/>
-              <w:right w:w="100" w:type="dxa"/>
+              <w:top w:w="50" w:type="dxa"/>
+              <w:bottom w:w="50" w:type="dxa"/>
+              <w:left w:w="90" w:type="dxa"/>
+              <w:right w:w="90" w:type="dxa"/>
             </w:tcMar>
           </w:tcPr>
           <w:p>
@@ -821,10 +873,10 @@
             <w:tcW w:type="dxa" w:w="2592"/>
             <w:shd w:fill="F1F5F9"/>
             <w:tcMar>
-              <w:top w:w="60" w:type="dxa"/>
-              <w:bottom w:w="60" w:type="dxa"/>
-              <w:left w:w="100" w:type="dxa"/>
-              <w:right w:w="100" w:type="dxa"/>
+              <w:top w:w="50" w:type="dxa"/>
+              <w:bottom w:w="50" w:type="dxa"/>
+              <w:left w:w="90" w:type="dxa"/>
+              <w:right w:w="90" w:type="dxa"/>
             </w:tcMar>
           </w:tcPr>
           <w:p>
@@ -847,10 +899,10 @@
             <w:tcW w:type="dxa" w:w="6768"/>
             <w:shd w:fill="FFFFFF"/>
             <w:tcMar>
-              <w:top w:w="60" w:type="dxa"/>
-              <w:bottom w:w="60" w:type="dxa"/>
-              <w:left w:w="100" w:type="dxa"/>
-              <w:right w:w="100" w:type="dxa"/>
+              <w:top w:w="50" w:type="dxa"/>
+              <w:bottom w:w="50" w:type="dxa"/>
+              <w:left w:w="90" w:type="dxa"/>
+              <w:right w:w="90" w:type="dxa"/>
             </w:tcMar>
           </w:tcPr>
           <w:p>
@@ -874,10 +926,10 @@
             <w:tcW w:type="dxa" w:w="2592"/>
             <w:shd w:fill="F1F5F9"/>
             <w:tcMar>
-              <w:top w:w="60" w:type="dxa"/>
-              <w:bottom w:w="60" w:type="dxa"/>
-              <w:left w:w="100" w:type="dxa"/>
-              <w:right w:w="100" w:type="dxa"/>
+              <w:top w:w="50" w:type="dxa"/>
+              <w:bottom w:w="50" w:type="dxa"/>
+              <w:left w:w="90" w:type="dxa"/>
+              <w:right w:w="90" w:type="dxa"/>
             </w:tcMar>
           </w:tcPr>
           <w:p>
@@ -900,10 +952,10 @@
             <w:tcW w:type="dxa" w:w="6768"/>
             <w:shd w:fill="FFFFFF"/>
             <w:tcMar>
-              <w:top w:w="60" w:type="dxa"/>
-              <w:bottom w:w="60" w:type="dxa"/>
-              <w:left w:w="100" w:type="dxa"/>
-              <w:right w:w="100" w:type="dxa"/>
+              <w:top w:w="50" w:type="dxa"/>
+              <w:bottom w:w="50" w:type="dxa"/>
+              <w:left w:w="90" w:type="dxa"/>
+              <w:right w:w="90" w:type="dxa"/>
             </w:tcMar>
           </w:tcPr>
           <w:p>
@@ -927,10 +979,10 @@
             <w:tcW w:type="dxa" w:w="2592"/>
             <w:shd w:fill="F1F5F9"/>
             <w:tcMar>
-              <w:top w:w="60" w:type="dxa"/>
-              <w:bottom w:w="60" w:type="dxa"/>
-              <w:left w:w="100" w:type="dxa"/>
-              <w:right w:w="100" w:type="dxa"/>
+              <w:top w:w="50" w:type="dxa"/>
+              <w:bottom w:w="50" w:type="dxa"/>
+              <w:left w:w="90" w:type="dxa"/>
+              <w:right w:w="90" w:type="dxa"/>
             </w:tcMar>
           </w:tcPr>
           <w:p>
@@ -953,10 +1005,10 @@
             <w:tcW w:type="dxa" w:w="6768"/>
             <w:shd w:fill="FFFFFF"/>
             <w:tcMar>
-              <w:top w:w="60" w:type="dxa"/>
-              <w:bottom w:w="60" w:type="dxa"/>
-              <w:left w:w="100" w:type="dxa"/>
-              <w:right w:w="100" w:type="dxa"/>
+              <w:top w:w="50" w:type="dxa"/>
+              <w:bottom w:w="50" w:type="dxa"/>
+              <w:left w:w="90" w:type="dxa"/>
+              <w:right w:w="90" w:type="dxa"/>
             </w:tcMar>
           </w:tcPr>
           <w:p>
@@ -974,6 +1026,60 @@
           </w:p>
         </w:tc>
       </w:tr>
+      <w:tr>
+        <w:tc>
+          <w:tcPr>
+            <w:tcW w:type="dxa" w:w="2592"/>
+            <w:shd w:fill="F1F5F9"/>
+            <w:tcMar>
+              <w:top w:w="50" w:type="dxa"/>
+              <w:bottom w:w="50" w:type="dxa"/>
+              <w:left w:w="90" w:type="dxa"/>
+              <w:right w:w="90" w:type="dxa"/>
+            </w:tcMar>
+          </w:tcPr>
+          <w:p>
+            <w:pPr>
+              <w:spacing w:after="0"/>
+            </w:pPr>
+            <w:r>
+              <w:rPr>
+                <w:rFonts w:ascii="Arial" w:hAnsi="Arial"/>
+                <w:b/>
+                <w:color w:val="1E293B"/>
+                <w:sz w:val="19"/>
+              </w:rPr>
+              <w:t>Estado</w:t>
+            </w:r>
+          </w:p>
+        </w:tc>
+        <w:tc>
+          <w:tcPr>
+            <w:tcW w:type="dxa" w:w="6768"/>
+            <w:shd w:fill="FFFFFF"/>
+            <w:tcMar>
+              <w:top w:w="50" w:type="dxa"/>
+              <w:bottom w:w="50" w:type="dxa"/>
+              <w:left w:w="90" w:type="dxa"/>
+              <w:right w:w="90" w:type="dxa"/>
+            </w:tcMar>
+          </w:tcPr>
+          <w:p>
+            <w:pPr>
+              <w:spacing w:after="0"/>
+            </w:pPr>
+            <w:r>
+              <w:rPr>
+                <w:rFonts w:ascii="Arial" w:hAnsi="Arial"/>
+                <w:b/>
+                <w:color w:val="166534"/>
+                <w:sz w:val="19"/>
+              </w:rPr>
+              <w:t>✅ IMPLEMENTADA EN EL SISTEMA</w:t>
+            </w:r>
+          </w:p>
+        </w:tc>
+      </w:tr>
     </w:tbl>
     <w:p>
       <w:pPr>
@@ -1126,25 +1232,16 @@
     <w:p>
       <w:pPr>
         <w:keepNext/>
-        <w:spacing w:before="280" w:after="80"/>
+        <w:spacing w:before="320" w:after="80"/>
       </w:pPr>
       <w:r>
         <w:rPr>
           <w:rFonts w:ascii="Arial" w:hAnsi="Arial"/>
           <w:b/>
-          <w:color w:val="0F172A"/>
+          <w:color w:val="000000"/>
           <w:sz w:val="26"/>
         </w:rPr>
         <w:t>HU-02B Acceso rápido al salón mediante PIN operativo</w:t>
-      </w:r>
-      <w:r>
-        <w:rPr>
-          <w:rFonts w:ascii="Arial" w:hAnsi="Arial"/>
-          <w:b/>
-          <w:color w:val="166534"/>
-          <w:sz w:val="20"/>
-        </w:rPr>
-        <w:t xml:space="preserve">   [✅ IMPLEMENTADA EN EL SISTEMA]</w:t>
       </w:r>
     </w:p>
     <w:tbl>
@@ -1153,6 +1250,14 @@
         <w:jc w:val="center"/>
         <w:tblLayout w:type="fixed"/>
         <w:tblLook w:firstColumn="1" w:firstRow="1" w:lastColumn="0" w:lastRow="0" w:noHBand="0" w:noVBand="1" w:val="04A0"/>
+        <w:tblBorders>
+          <w:top w:val="single" w:sz="4" w:space="0" w:color="D1D5DB"/>
+          <w:bottom w:val="single" w:sz="4" w:space="0" w:color="D1D5DB"/>
+          <w:left w:val="single" w:sz="4" w:space="0" w:color="D1D5DB"/>
+          <w:right w:val="single" w:sz="4" w:space="0" w:color="D1D5DB"/>
+          <w:insideH w:val="single" w:sz="4" w:space="0" w:color="D1D5DB"/>
+          <w:insideV w:val="single" w:sz="4" w:space="0" w:color="D1D5DB"/>
+        </w:tblBorders>
       </w:tblPr>
       <w:tblGrid>
         <w:gridCol w:w="4824"/>
@@ -1164,10 +1269,10 @@
             <w:tcW w:type="dxa" w:w="2592"/>
             <w:shd w:fill="F1F5F9"/>
             <w:tcMar>
-              <w:top w:w="60" w:type="dxa"/>
-              <w:bottom w:w="60" w:type="dxa"/>
-              <w:left w:w="100" w:type="dxa"/>
-              <w:right w:w="100" w:type="dxa"/>
+              <w:top w:w="50" w:type="dxa"/>
+              <w:bottom w:w="50" w:type="dxa"/>
+              <w:left w:w="90" w:type="dxa"/>
+              <w:right w:w="90" w:type="dxa"/>
             </w:tcMar>
           </w:tcPr>
           <w:p>
@@ -1190,10 +1295,10 @@
             <w:tcW w:type="dxa" w:w="6768"/>
             <w:shd w:fill="FFFFFF"/>
             <w:tcMar>
-              <w:top w:w="60" w:type="dxa"/>
-              <w:bottom w:w="60" w:type="dxa"/>
-              <w:left w:w="100" w:type="dxa"/>
-              <w:right w:w="100" w:type="dxa"/>
+              <w:top w:w="50" w:type="dxa"/>
+              <w:bottom w:w="50" w:type="dxa"/>
+              <w:left w:w="90" w:type="dxa"/>
+              <w:right w:w="90" w:type="dxa"/>
             </w:tcMar>
           </w:tcPr>
           <w:p>
@@ -1217,10 +1322,10 @@
             <w:tcW w:type="dxa" w:w="2592"/>
             <w:shd w:fill="F1F5F9"/>
             <w:tcMar>
-              <w:top w:w="60" w:type="dxa"/>
-              <w:bottom w:w="60" w:type="dxa"/>
-              <w:left w:w="100" w:type="dxa"/>
-              <w:right w:w="100" w:type="dxa"/>
+              <w:top w:w="50" w:type="dxa"/>
+              <w:bottom w:w="50" w:type="dxa"/>
+              <w:left w:w="90" w:type="dxa"/>
+              <w:right w:w="90" w:type="dxa"/>
             </w:tcMar>
           </w:tcPr>
           <w:p>
@@ -1243,10 +1348,10 @@
             <w:tcW w:type="dxa" w:w="6768"/>
             <w:shd w:fill="FFFFFF"/>
             <w:tcMar>
-              <w:top w:w="60" w:type="dxa"/>
-              <w:bottom w:w="60" w:type="dxa"/>
-              <w:left w:w="100" w:type="dxa"/>
-              <w:right w:w="100" w:type="dxa"/>
+              <w:top w:w="50" w:type="dxa"/>
+              <w:bottom w:w="50" w:type="dxa"/>
+              <w:left w:w="90" w:type="dxa"/>
+              <w:right w:w="90" w:type="dxa"/>
             </w:tcMar>
           </w:tcPr>
           <w:p>
@@ -1270,10 +1375,10 @@
             <w:tcW w:type="dxa" w:w="2592"/>
             <w:shd w:fill="F1F5F9"/>
             <w:tcMar>
-              <w:top w:w="60" w:type="dxa"/>
-              <w:bottom w:w="60" w:type="dxa"/>
-              <w:left w:w="100" w:type="dxa"/>
-              <w:right w:w="100" w:type="dxa"/>
+              <w:top w:w="50" w:type="dxa"/>
+              <w:bottom w:w="50" w:type="dxa"/>
+              <w:left w:w="90" w:type="dxa"/>
+              <w:right w:w="90" w:type="dxa"/>
             </w:tcMar>
           </w:tcPr>
           <w:p>
@@ -1296,10 +1401,10 @@
             <w:tcW w:type="dxa" w:w="6768"/>
             <w:shd w:fill="FFFFFF"/>
             <w:tcMar>
-              <w:top w:w="60" w:type="dxa"/>
-              <w:bottom w:w="60" w:type="dxa"/>
-              <w:left w:w="100" w:type="dxa"/>
-              <w:right w:w="100" w:type="dxa"/>
+              <w:top w:w="50" w:type="dxa"/>
+              <w:bottom w:w="50" w:type="dxa"/>
+              <w:left w:w="90" w:type="dxa"/>
+              <w:right w:w="90" w:type="dxa"/>
             </w:tcMar>
           </w:tcPr>
           <w:p>
@@ -1323,10 +1428,10 @@
             <w:tcW w:type="dxa" w:w="2592"/>
             <w:shd w:fill="F1F5F9"/>
             <w:tcMar>
-              <w:top w:w="60" w:type="dxa"/>
-              <w:bottom w:w="60" w:type="dxa"/>
-              <w:left w:w="100" w:type="dxa"/>
-              <w:right w:w="100" w:type="dxa"/>
+              <w:top w:w="50" w:type="dxa"/>
+              <w:bottom w:w="50" w:type="dxa"/>
+              <w:left w:w="90" w:type="dxa"/>
+              <w:right w:w="90" w:type="dxa"/>
             </w:tcMar>
           </w:tcPr>
           <w:p>
@@ -1349,10 +1454,10 @@
             <w:tcW w:type="dxa" w:w="6768"/>
             <w:shd w:fill="FFFFFF"/>
             <w:tcMar>
-              <w:top w:w="60" w:type="dxa"/>
-              <w:bottom w:w="60" w:type="dxa"/>
-              <w:left w:w="100" w:type="dxa"/>
-              <w:right w:w="100" w:type="dxa"/>
+              <w:top w:w="50" w:type="dxa"/>
+              <w:bottom w:w="50" w:type="dxa"/>
+              <w:left w:w="90" w:type="dxa"/>
+              <w:right w:w="90" w:type="dxa"/>
             </w:tcMar>
           </w:tcPr>
           <w:p>
@@ -1376,10 +1481,10 @@
             <w:tcW w:type="dxa" w:w="2592"/>
             <w:shd w:fill="F1F5F9"/>
             <w:tcMar>
-              <w:top w:w="60" w:type="dxa"/>
-              <w:bottom w:w="60" w:type="dxa"/>
-              <w:left w:w="100" w:type="dxa"/>
-              <w:right w:w="100" w:type="dxa"/>
+              <w:top w:w="50" w:type="dxa"/>
+              <w:bottom w:w="50" w:type="dxa"/>
+              <w:left w:w="90" w:type="dxa"/>
+              <w:right w:w="90" w:type="dxa"/>
             </w:tcMar>
           </w:tcPr>
           <w:p>
@@ -1402,10 +1507,10 @@
             <w:tcW w:type="dxa" w:w="6768"/>
             <w:shd w:fill="FFFFFF"/>
             <w:tcMar>
-              <w:top w:w="60" w:type="dxa"/>
-              <w:bottom w:w="60" w:type="dxa"/>
-              <w:left w:w="100" w:type="dxa"/>
-              <w:right w:w="100" w:type="dxa"/>
+              <w:top w:w="50" w:type="dxa"/>
+              <w:bottom w:w="50" w:type="dxa"/>
+              <w:left w:w="90" w:type="dxa"/>
+              <w:right w:w="90" w:type="dxa"/>
             </w:tcMar>
           </w:tcPr>
           <w:p>
@@ -1423,6 +1528,60 @@
           </w:p>
         </w:tc>
       </w:tr>
+      <w:tr>
+        <w:tc>
+          <w:tcPr>
+            <w:tcW w:type="dxa" w:w="2592"/>
+            <w:shd w:fill="F1F5F9"/>
+            <w:tcMar>
+              <w:top w:w="50" w:type="dxa"/>
+              <w:bottom w:w="50" w:type="dxa"/>
+              <w:left w:w="90" w:type="dxa"/>
+              <w:right w:w="90" w:type="dxa"/>
+            </w:tcMar>
+          </w:tcPr>
+          <w:p>
+            <w:pPr>
+              <w:spacing w:after="0"/>
+            </w:pPr>
+            <w:r>
+              <w:rPr>
+                <w:rFonts w:ascii="Arial" w:hAnsi="Arial"/>
+                <w:b/>
+                <w:color w:val="1E293B"/>
+                <w:sz w:val="19"/>
+              </w:rPr>
+              <w:t>Estado</w:t>
+            </w:r>
+          </w:p>
+        </w:tc>
+        <w:tc>
+          <w:tcPr>
+            <w:tcW w:type="dxa" w:w="6768"/>
+            <w:shd w:fill="FFFFFF"/>
+            <w:tcMar>
+              <w:top w:w="50" w:type="dxa"/>
+              <w:bottom w:w="50" w:type="dxa"/>
+              <w:left w:w="90" w:type="dxa"/>
+              <w:right w:w="90" w:type="dxa"/>
+            </w:tcMar>
+          </w:tcPr>
+          <w:p>
+            <w:pPr>
+              <w:spacing w:after="0"/>
+            </w:pPr>
+            <w:r>
+              <w:rPr>
+                <w:rFonts w:ascii="Arial" w:hAnsi="Arial"/>
+                <w:b/>
+                <w:color w:val="166534"/>
+                <w:sz w:val="19"/>
+              </w:rPr>
+              <w:t>✅ IMPLEMENTADA EN EL SISTEMA</w:t>
+            </w:r>
+          </w:p>
+        </w:tc>
+      </w:tr>
     </w:tbl>
     <w:p>
       <w:pPr>
@@ -1557,25 +1716,16 @@
     <w:p>
       <w:pPr>
         <w:keepNext/>
-        <w:spacing w:before="280" w:after="80"/>
+        <w:spacing w:before="320" w:after="80"/>
       </w:pPr>
       <w:r>
         <w:rPr>
           <w:rFonts w:ascii="Arial" w:hAnsi="Arial"/>
           <w:b/>
-          <w:color w:val="0F172A"/>
+          <w:color w:val="000000"/>
           <w:sz w:val="26"/>
         </w:rPr>
         <w:t>HU-03 Mantener categorías proveedores y productos</w:t>
-      </w:r>
-      <w:r>
-        <w:rPr>
-          <w:rFonts w:ascii="Arial" w:hAnsi="Arial"/>
-          <w:b/>
-          <w:color w:val="166534"/>
-          <w:sz w:val="20"/>
-        </w:rPr>
-        <w:t xml:space="preserve">   [✅ IMPLEMENTADA EN EL SISTEMA]</w:t>
       </w:r>
     </w:p>
     <w:tbl>
@@ -1584,6 +1734,14 @@
         <w:jc w:val="center"/>
         <w:tblLayout w:type="fixed"/>
         <w:tblLook w:firstColumn="1" w:firstRow="1" w:lastColumn="0" w:lastRow="0" w:noHBand="0" w:noVBand="1" w:val="04A0"/>
+        <w:tblBorders>
+          <w:top w:val="single" w:sz="4" w:space="0" w:color="D1D5DB"/>
+          <w:bottom w:val="single" w:sz="4" w:space="0" w:color="D1D5DB"/>
+          <w:left w:val="single" w:sz="4" w:space="0" w:color="D1D5DB"/>
+          <w:right w:val="single" w:sz="4" w:space="0" w:color="D1D5DB"/>
+          <w:insideH w:val="single" w:sz="4" w:space="0" w:color="D1D5DB"/>
+          <w:insideV w:val="single" w:sz="4" w:space="0" w:color="D1D5DB"/>
+        </w:tblBorders>
       </w:tblPr>
       <w:tblGrid>
         <w:gridCol w:w="4824"/>
@@ -1595,10 +1753,10 @@
             <w:tcW w:type="dxa" w:w="2592"/>
             <w:shd w:fill="F1F5F9"/>
             <w:tcMar>
-              <w:top w:w="60" w:type="dxa"/>
-              <w:bottom w:w="60" w:type="dxa"/>
-              <w:left w:w="100" w:type="dxa"/>
-              <w:right w:w="100" w:type="dxa"/>
+              <w:top w:w="50" w:type="dxa"/>
+              <w:bottom w:w="50" w:type="dxa"/>
+              <w:left w:w="90" w:type="dxa"/>
+              <w:right w:w="90" w:type="dxa"/>
             </w:tcMar>
           </w:tcPr>
           <w:p>
@@ -1621,10 +1779,10 @@
             <w:tcW w:type="dxa" w:w="6768"/>
             <w:shd w:fill="FFFFFF"/>
             <w:tcMar>
-              <w:top w:w="60" w:type="dxa"/>
-              <w:bottom w:w="60" w:type="dxa"/>
-              <w:left w:w="100" w:type="dxa"/>
-              <w:right w:w="100" w:type="dxa"/>
+              <w:top w:w="50" w:type="dxa"/>
+              <w:bottom w:w="50" w:type="dxa"/>
+              <w:left w:w="90" w:type="dxa"/>
+              <w:right w:w="90" w:type="dxa"/>
             </w:tcMar>
           </w:tcPr>
           <w:p>
@@ -1648,10 +1806,10 @@
             <w:tcW w:type="dxa" w:w="2592"/>
             <w:shd w:fill="F1F5F9"/>
             <w:tcMar>
-              <w:top w:w="60" w:type="dxa"/>
-              <w:bottom w:w="60" w:type="dxa"/>
-              <w:left w:w="100" w:type="dxa"/>
-              <w:right w:w="100" w:type="dxa"/>
+              <w:top w:w="50" w:type="dxa"/>
+              <w:bottom w:w="50" w:type="dxa"/>
+              <w:left w:w="90" w:type="dxa"/>
+              <w:right w:w="90" w:type="dxa"/>
             </w:tcMar>
           </w:tcPr>
           <w:p>
@@ -1674,10 +1832,10 @@
             <w:tcW w:type="dxa" w:w="6768"/>
             <w:shd w:fill="FFFFFF"/>
             <w:tcMar>
-              <w:top w:w="60" w:type="dxa"/>
-              <w:bottom w:w="60" w:type="dxa"/>
-              <w:left w:w="100" w:type="dxa"/>
-              <w:right w:w="100" w:type="dxa"/>
+              <w:top w:w="50" w:type="dxa"/>
+              <w:bottom w:w="50" w:type="dxa"/>
+              <w:left w:w="90" w:type="dxa"/>
+              <w:right w:w="90" w:type="dxa"/>
             </w:tcMar>
           </w:tcPr>
           <w:p>
@@ -1701,10 +1859,10 @@
             <w:tcW w:type="dxa" w:w="2592"/>
             <w:shd w:fill="F1F5F9"/>
             <w:tcMar>
-              <w:top w:w="60" w:type="dxa"/>
-              <w:bottom w:w="60" w:type="dxa"/>
-              <w:left w:w="100" w:type="dxa"/>
-              <w:right w:w="100" w:type="dxa"/>
+              <w:top w:w="50" w:type="dxa"/>
+              <w:bottom w:w="50" w:type="dxa"/>
+              <w:left w:w="90" w:type="dxa"/>
+              <w:right w:w="90" w:type="dxa"/>
             </w:tcMar>
           </w:tcPr>
           <w:p>
@@ -1727,10 +1885,10 @@
             <w:tcW w:type="dxa" w:w="6768"/>
             <w:shd w:fill="FFFFFF"/>
             <w:tcMar>
-              <w:top w:w="60" w:type="dxa"/>
-              <w:bottom w:w="60" w:type="dxa"/>
-              <w:left w:w="100" w:type="dxa"/>
-              <w:right w:w="100" w:type="dxa"/>
+              <w:top w:w="50" w:type="dxa"/>
+              <w:bottom w:w="50" w:type="dxa"/>
+              <w:left w:w="90" w:type="dxa"/>
+              <w:right w:w="90" w:type="dxa"/>
             </w:tcMar>
           </w:tcPr>
           <w:p>
@@ -1754,10 +1912,10 @@
             <w:tcW w:type="dxa" w:w="2592"/>
             <w:shd w:fill="F1F5F9"/>
             <w:tcMar>
-              <w:top w:w="60" w:type="dxa"/>
-              <w:bottom w:w="60" w:type="dxa"/>
-              <w:left w:w="100" w:type="dxa"/>
-              <w:right w:w="100" w:type="dxa"/>
+              <w:top w:w="50" w:type="dxa"/>
+              <w:bottom w:w="50" w:type="dxa"/>
+              <w:left w:w="90" w:type="dxa"/>
+              <w:right w:w="90" w:type="dxa"/>
             </w:tcMar>
           </w:tcPr>
           <w:p>
@@ -1780,10 +1938,10 @@
             <w:tcW w:type="dxa" w:w="6768"/>
             <w:shd w:fill="FFFFFF"/>
             <w:tcMar>
-              <w:top w:w="60" w:type="dxa"/>
-              <w:bottom w:w="60" w:type="dxa"/>
-              <w:left w:w="100" w:type="dxa"/>
-              <w:right w:w="100" w:type="dxa"/>
+              <w:top w:w="50" w:type="dxa"/>
+              <w:bottom w:w="50" w:type="dxa"/>
+              <w:left w:w="90" w:type="dxa"/>
+              <w:right w:w="90" w:type="dxa"/>
             </w:tcMar>
           </w:tcPr>
           <w:p>
@@ -1807,10 +1965,10 @@
             <w:tcW w:type="dxa" w:w="2592"/>
             <w:shd w:fill="F1F5F9"/>
             <w:tcMar>
-              <w:top w:w="60" w:type="dxa"/>
-              <w:bottom w:w="60" w:type="dxa"/>
-              <w:left w:w="100" w:type="dxa"/>
-              <w:right w:w="100" w:type="dxa"/>
+              <w:top w:w="50" w:type="dxa"/>
+              <w:bottom w:w="50" w:type="dxa"/>
+              <w:left w:w="90" w:type="dxa"/>
+              <w:right w:w="90" w:type="dxa"/>
             </w:tcMar>
           </w:tcPr>
           <w:p>
@@ -1833,10 +1991,10 @@
             <w:tcW w:type="dxa" w:w="6768"/>
             <w:shd w:fill="FFFFFF"/>
             <w:tcMar>
-              <w:top w:w="60" w:type="dxa"/>
-              <w:bottom w:w="60" w:type="dxa"/>
-              <w:left w:w="100" w:type="dxa"/>
-              <w:right w:w="100" w:type="dxa"/>
+              <w:top w:w="50" w:type="dxa"/>
+              <w:bottom w:w="50" w:type="dxa"/>
+              <w:left w:w="90" w:type="dxa"/>
+              <w:right w:w="90" w:type="dxa"/>
             </w:tcMar>
           </w:tcPr>
           <w:p>
@@ -1854,6 +2012,60 @@
           </w:p>
         </w:tc>
       </w:tr>
+      <w:tr>
+        <w:tc>
+          <w:tcPr>
+            <w:tcW w:type="dxa" w:w="2592"/>
+            <w:shd w:fill="F1F5F9"/>
+            <w:tcMar>
+              <w:top w:w="50" w:type="dxa"/>
+              <w:bottom w:w="50" w:type="dxa"/>
+              <w:left w:w="90" w:type="dxa"/>
+              <w:right w:w="90" w:type="dxa"/>
+            </w:tcMar>
+          </w:tcPr>
+          <w:p>
+            <w:pPr>
+              <w:spacing w:after="0"/>
+            </w:pPr>
+            <w:r>
+              <w:rPr>
+                <w:rFonts w:ascii="Arial" w:hAnsi="Arial"/>
+                <w:b/>
+                <w:color w:val="1E293B"/>
+                <w:sz w:val="19"/>
+              </w:rPr>
+              <w:t>Estado</w:t>
+            </w:r>
+          </w:p>
+        </w:tc>
+        <w:tc>
+          <w:tcPr>
+            <w:tcW w:type="dxa" w:w="6768"/>
+            <w:shd w:fill="FFFFFF"/>
+            <w:tcMar>
+              <w:top w:w="50" w:type="dxa"/>
+              <w:bottom w:w="50" w:type="dxa"/>
+              <w:left w:w="90" w:type="dxa"/>
+              <w:right w:w="90" w:type="dxa"/>
+            </w:tcMar>
+          </w:tcPr>
+          <w:p>
+            <w:pPr>
+              <w:spacing w:after="0"/>
+            </w:pPr>
+            <w:r>
+              <w:rPr>
+                <w:rFonts w:ascii="Arial" w:hAnsi="Arial"/>
+                <w:b/>
+                <w:color w:val="166534"/>
+                <w:sz w:val="19"/>
+              </w:rPr>
+              <w:t>✅ IMPLEMENTADA EN EL SISTEMA</w:t>
+            </w:r>
+          </w:p>
+        </w:tc>
+      </w:tr>
     </w:tbl>
     <w:p>
       <w:pPr>
@@ -2006,25 +2218,16 @@
     <w:p>
       <w:pPr>
         <w:keepNext/>
-        <w:spacing w:before="280" w:after="80"/>
+        <w:spacing w:before="320" w:after="80"/>
       </w:pPr>
       <w:r>
         <w:rPr>
           <w:rFonts w:ascii="Arial" w:hAnsi="Arial"/>
           <w:b/>
-          <w:color w:val="0F172A"/>
+          <w:color w:val="000000"/>
           <w:sz w:val="26"/>
         </w:rPr>
         <w:t>HU-04 Consultar catálogos de carta y producción</w:t>
-      </w:r>
-      <w:r>
-        <w:rPr>
-          <w:rFonts w:ascii="Arial" w:hAnsi="Arial"/>
-          <w:b/>
-          <w:color w:val="166534"/>
-          <w:sz w:val="20"/>
-        </w:rPr>
-        <w:t xml:space="preserve">   [✅ IMPLEMENTADA EN EL SISTEMA]</w:t>
       </w:r>
     </w:p>
     <w:tbl>
@@ -2033,6 +2236,14 @@
         <w:jc w:val="center"/>
         <w:tblLayout w:type="fixed"/>
         <w:tblLook w:firstColumn="1" w:firstRow="1" w:lastColumn="0" w:lastRow="0" w:noHBand="0" w:noVBand="1" w:val="04A0"/>
+        <w:tblBorders>
+          <w:top w:val="single" w:sz="4" w:space="0" w:color="D1D5DB"/>
+          <w:bottom w:val="single" w:sz="4" w:space="0" w:color="D1D5DB"/>
+          <w:left w:val="single" w:sz="4" w:space="0" w:color="D1D5DB"/>
+          <w:right w:val="single" w:sz="4" w:space="0" w:color="D1D5DB"/>
+          <w:insideH w:val="single" w:sz="4" w:space="0" w:color="D1D5DB"/>
+          <w:insideV w:val="single" w:sz="4" w:space="0" w:color="D1D5DB"/>
+        </w:tblBorders>
       </w:tblPr>
       <w:tblGrid>
         <w:gridCol w:w="4824"/>
@@ -2044,10 +2255,10 @@
             <w:tcW w:type="dxa" w:w="2592"/>
             <w:shd w:fill="F1F5F9"/>
             <w:tcMar>
-              <w:top w:w="60" w:type="dxa"/>
-              <w:bottom w:w="60" w:type="dxa"/>
-              <w:left w:w="100" w:type="dxa"/>
-              <w:right w:w="100" w:type="dxa"/>
+              <w:top w:w="50" w:type="dxa"/>
+              <w:bottom w:w="50" w:type="dxa"/>
+              <w:left w:w="90" w:type="dxa"/>
+              <w:right w:w="90" w:type="dxa"/>
             </w:tcMar>
           </w:tcPr>
           <w:p>
@@ -2070,10 +2281,10 @@
             <w:tcW w:type="dxa" w:w="6768"/>
             <w:shd w:fill="FFFFFF"/>
             <w:tcMar>
-              <w:top w:w="60" w:type="dxa"/>
-              <w:bottom w:w="60" w:type="dxa"/>
-              <w:left w:w="100" w:type="dxa"/>
-              <w:right w:w="100" w:type="dxa"/>
+              <w:top w:w="50" w:type="dxa"/>
+              <w:bottom w:w="50" w:type="dxa"/>
+              <w:left w:w="90" w:type="dxa"/>
+              <w:right w:w="90" w:type="dxa"/>
             </w:tcMar>
           </w:tcPr>
           <w:p>
@@ -2097,10 +2308,10 @@
             <w:tcW w:type="dxa" w:w="2592"/>
             <w:shd w:fill="F1F5F9"/>
             <w:tcMar>
-              <w:top w:w="60" w:type="dxa"/>
-              <w:bottom w:w="60" w:type="dxa"/>
-              <w:left w:w="100" w:type="dxa"/>
-              <w:right w:w="100" w:type="dxa"/>
+              <w:top w:w="50" w:type="dxa"/>
+              <w:bottom w:w="50" w:type="dxa"/>
+              <w:left w:w="90" w:type="dxa"/>
+              <w:right w:w="90" w:type="dxa"/>
             </w:tcMar>
           </w:tcPr>
           <w:p>
@@ -2123,10 +2334,10 @@
             <w:tcW w:type="dxa" w:w="6768"/>
             <w:shd w:fill="FFFFFF"/>
             <w:tcMar>
-              <w:top w:w="60" w:type="dxa"/>
-              <w:bottom w:w="60" w:type="dxa"/>
-              <w:left w:w="100" w:type="dxa"/>
-              <w:right w:w="100" w:type="dxa"/>
+              <w:top w:w="50" w:type="dxa"/>
+              <w:bottom w:w="50" w:type="dxa"/>
+              <w:left w:w="90" w:type="dxa"/>
+              <w:right w:w="90" w:type="dxa"/>
             </w:tcMar>
           </w:tcPr>
           <w:p>
@@ -2150,10 +2361,10 @@
             <w:tcW w:type="dxa" w:w="2592"/>
             <w:shd w:fill="F1F5F9"/>
             <w:tcMar>
-              <w:top w:w="60" w:type="dxa"/>
-              <w:bottom w:w="60" w:type="dxa"/>
-              <w:left w:w="100" w:type="dxa"/>
-              <w:right w:w="100" w:type="dxa"/>
+              <w:top w:w="50" w:type="dxa"/>
+              <w:bottom w:w="50" w:type="dxa"/>
+              <w:left w:w="90" w:type="dxa"/>
+              <w:right w:w="90" w:type="dxa"/>
             </w:tcMar>
           </w:tcPr>
           <w:p>
@@ -2176,10 +2387,10 @@
             <w:tcW w:type="dxa" w:w="6768"/>
             <w:shd w:fill="FFFFFF"/>
             <w:tcMar>
-              <w:top w:w="60" w:type="dxa"/>
-              <w:bottom w:w="60" w:type="dxa"/>
-              <w:left w:w="100" w:type="dxa"/>
-              <w:right w:w="100" w:type="dxa"/>
+              <w:top w:w="50" w:type="dxa"/>
+              <w:bottom w:w="50" w:type="dxa"/>
+              <w:left w:w="90" w:type="dxa"/>
+              <w:right w:w="90" w:type="dxa"/>
             </w:tcMar>
           </w:tcPr>
           <w:p>
@@ -2203,10 +2414,10 @@
             <w:tcW w:type="dxa" w:w="2592"/>
             <w:shd w:fill="F1F5F9"/>
             <w:tcMar>
-              <w:top w:w="60" w:type="dxa"/>
-              <w:bottom w:w="60" w:type="dxa"/>
-              <w:left w:w="100" w:type="dxa"/>
-              <w:right w:w="100" w:type="dxa"/>
+              <w:top w:w="50" w:type="dxa"/>
+              <w:bottom w:w="50" w:type="dxa"/>
+              <w:left w:w="90" w:type="dxa"/>
+              <w:right w:w="90" w:type="dxa"/>
             </w:tcMar>
           </w:tcPr>
           <w:p>
@@ -2229,10 +2440,10 @@
             <w:tcW w:type="dxa" w:w="6768"/>
             <w:shd w:fill="FFFFFF"/>
             <w:tcMar>
-              <w:top w:w="60" w:type="dxa"/>
-              <w:bottom w:w="60" w:type="dxa"/>
-              <w:left w:w="100" w:type="dxa"/>
-              <w:right w:w="100" w:type="dxa"/>
+              <w:top w:w="50" w:type="dxa"/>
+              <w:bottom w:w="50" w:type="dxa"/>
+              <w:left w:w="90" w:type="dxa"/>
+              <w:right w:w="90" w:type="dxa"/>
             </w:tcMar>
           </w:tcPr>
           <w:p>
@@ -2256,10 +2467,10 @@
             <w:tcW w:type="dxa" w:w="2592"/>
             <w:shd w:fill="F1F5F9"/>
             <w:tcMar>
-              <w:top w:w="60" w:type="dxa"/>
-              <w:bottom w:w="60" w:type="dxa"/>
-              <w:left w:w="100" w:type="dxa"/>
-              <w:right w:w="100" w:type="dxa"/>
+              <w:top w:w="50" w:type="dxa"/>
+              <w:bottom w:w="50" w:type="dxa"/>
+              <w:left w:w="90" w:type="dxa"/>
+              <w:right w:w="90" w:type="dxa"/>
             </w:tcMar>
           </w:tcPr>
           <w:p>
@@ -2282,10 +2493,10 @@
             <w:tcW w:type="dxa" w:w="6768"/>
             <w:shd w:fill="FFFFFF"/>
             <w:tcMar>
-              <w:top w:w="60" w:type="dxa"/>
-              <w:bottom w:w="60" w:type="dxa"/>
-              <w:left w:w="100" w:type="dxa"/>
-              <w:right w:w="100" w:type="dxa"/>
+              <w:top w:w="50" w:type="dxa"/>
+              <w:bottom w:w="50" w:type="dxa"/>
+              <w:left w:w="90" w:type="dxa"/>
+              <w:right w:w="90" w:type="dxa"/>
             </w:tcMar>
           </w:tcPr>
           <w:p>
@@ -2303,6 +2514,60 @@
           </w:p>
         </w:tc>
       </w:tr>
+      <w:tr>
+        <w:tc>
+          <w:tcPr>
+            <w:tcW w:type="dxa" w:w="2592"/>
+            <w:shd w:fill="F1F5F9"/>
+            <w:tcMar>
+              <w:top w:w="50" w:type="dxa"/>
+              <w:bottom w:w="50" w:type="dxa"/>
+              <w:left w:w="90" w:type="dxa"/>
+              <w:right w:w="90" w:type="dxa"/>
+            </w:tcMar>
+          </w:tcPr>
+          <w:p>
+            <w:pPr>
+              <w:spacing w:after="0"/>
+            </w:pPr>
+            <w:r>
+              <w:rPr>
+                <w:rFonts w:ascii="Arial" w:hAnsi="Arial"/>
+                <w:b/>
+                <w:color w:val="1E293B"/>
+                <w:sz w:val="19"/>
+              </w:rPr>
+              <w:t>Estado</w:t>
+            </w:r>
+          </w:p>
+        </w:tc>
+        <w:tc>
+          <w:tcPr>
+            <w:tcW w:type="dxa" w:w="6768"/>
+            <w:shd w:fill="FFFFFF"/>
+            <w:tcMar>
+              <w:top w:w="50" w:type="dxa"/>
+              <w:bottom w:w="50" w:type="dxa"/>
+              <w:left w:w="90" w:type="dxa"/>
+              <w:right w:w="90" w:type="dxa"/>
+            </w:tcMar>
+          </w:tcPr>
+          <w:p>
+            <w:pPr>
+              <w:spacing w:after="0"/>
+            </w:pPr>
+            <w:r>
+              <w:rPr>
+                <w:rFonts w:ascii="Arial" w:hAnsi="Arial"/>
+                <w:b/>
+                <w:color w:val="166534"/>
+                <w:sz w:val="19"/>
+              </w:rPr>
+              <w:t>✅ IMPLEMENTADA EN EL SISTEMA</w:t>
+            </w:r>
+          </w:p>
+        </w:tc>
+      </w:tr>
     </w:tbl>
     <w:p>
       <w:pPr>
@@ -2455,25 +2720,16 @@
     <w:p>
       <w:pPr>
         <w:keepNext/>
-        <w:spacing w:before="280" w:after="80"/>
+        <w:spacing w:before="320" w:after="80"/>
       </w:pPr>
       <w:r>
         <w:rPr>
           <w:rFonts w:ascii="Arial" w:hAnsi="Arial"/>
           <w:b/>
-          <w:color w:val="0F172A"/>
+          <w:color w:val="000000"/>
           <w:sz w:val="26"/>
         </w:rPr>
         <w:t>HU-04B Formulación de subproductos de producción</w:t>
-      </w:r>
-      <w:r>
-        <w:rPr>
-          <w:rFonts w:ascii="Arial" w:hAnsi="Arial"/>
-          <w:b/>
-          <w:color w:val="166534"/>
-          <w:sz w:val="20"/>
-        </w:rPr>
-        <w:t xml:space="preserve">   [✅ IMPLEMENTADA EN EL SISTEMA]</w:t>
       </w:r>
     </w:p>
     <w:tbl>
@@ -2482,6 +2738,14 @@
         <w:jc w:val="center"/>
         <w:tblLayout w:type="fixed"/>
         <w:tblLook w:firstColumn="1" w:firstRow="1" w:lastColumn="0" w:lastRow="0" w:noHBand="0" w:noVBand="1" w:val="04A0"/>
+        <w:tblBorders>
+          <w:top w:val="single" w:sz="4" w:space="0" w:color="D1D5DB"/>
+          <w:bottom w:val="single" w:sz="4" w:space="0" w:color="D1D5DB"/>
+          <w:left w:val="single" w:sz="4" w:space="0" w:color="D1D5DB"/>
+          <w:right w:val="single" w:sz="4" w:space="0" w:color="D1D5DB"/>
+          <w:insideH w:val="single" w:sz="4" w:space="0" w:color="D1D5DB"/>
+          <w:insideV w:val="single" w:sz="4" w:space="0" w:color="D1D5DB"/>
+        </w:tblBorders>
       </w:tblPr>
       <w:tblGrid>
         <w:gridCol w:w="4824"/>
@@ -2493,10 +2757,10 @@
             <w:tcW w:type="dxa" w:w="2592"/>
             <w:shd w:fill="F1F5F9"/>
             <w:tcMar>
-              <w:top w:w="60" w:type="dxa"/>
-              <w:bottom w:w="60" w:type="dxa"/>
-              <w:left w:w="100" w:type="dxa"/>
-              <w:right w:w="100" w:type="dxa"/>
+              <w:top w:w="50" w:type="dxa"/>
+              <w:bottom w:w="50" w:type="dxa"/>
+              <w:left w:w="90" w:type="dxa"/>
+              <w:right w:w="90" w:type="dxa"/>
             </w:tcMar>
           </w:tcPr>
           <w:p>
@@ -2519,10 +2783,10 @@
             <w:tcW w:type="dxa" w:w="6768"/>
             <w:shd w:fill="FFFFFF"/>
             <w:tcMar>
-              <w:top w:w="60" w:type="dxa"/>
-              <w:bottom w:w="60" w:type="dxa"/>
-              <w:left w:w="100" w:type="dxa"/>
-              <w:right w:w="100" w:type="dxa"/>
+              <w:top w:w="50" w:type="dxa"/>
+              <w:bottom w:w="50" w:type="dxa"/>
+              <w:left w:w="90" w:type="dxa"/>
+              <w:right w:w="90" w:type="dxa"/>
             </w:tcMar>
           </w:tcPr>
           <w:p>
@@ -2546,10 +2810,10 @@
             <w:tcW w:type="dxa" w:w="2592"/>
             <w:shd w:fill="F1F5F9"/>
             <w:tcMar>
-              <w:top w:w="60" w:type="dxa"/>
-              <w:bottom w:w="60" w:type="dxa"/>
-              <w:left w:w="100" w:type="dxa"/>
-              <w:right w:w="100" w:type="dxa"/>
+              <w:top w:w="50" w:type="dxa"/>
+              <w:bottom w:w="50" w:type="dxa"/>
+              <w:left w:w="90" w:type="dxa"/>
+              <w:right w:w="90" w:type="dxa"/>
             </w:tcMar>
           </w:tcPr>
           <w:p>
@@ -2572,10 +2836,10 @@
             <w:tcW w:type="dxa" w:w="6768"/>
             <w:shd w:fill="FFFFFF"/>
             <w:tcMar>
-              <w:top w:w="60" w:type="dxa"/>
-              <w:bottom w:w="60" w:type="dxa"/>
-              <w:left w:w="100" w:type="dxa"/>
-              <w:right w:w="100" w:type="dxa"/>
+              <w:top w:w="50" w:type="dxa"/>
+              <w:bottom w:w="50" w:type="dxa"/>
+              <w:left w:w="90" w:type="dxa"/>
+              <w:right w:w="90" w:type="dxa"/>
             </w:tcMar>
           </w:tcPr>
           <w:p>
@@ -2599,10 +2863,10 @@
             <w:tcW w:type="dxa" w:w="2592"/>
             <w:shd w:fill="F1F5F9"/>
             <w:tcMar>
-              <w:top w:w="60" w:type="dxa"/>
-              <w:bottom w:w="60" w:type="dxa"/>
-              <w:left w:w="100" w:type="dxa"/>
-              <w:right w:w="100" w:type="dxa"/>
+              <w:top w:w="50" w:type="dxa"/>
+              <w:bottom w:w="50" w:type="dxa"/>
+              <w:left w:w="90" w:type="dxa"/>
+              <w:right w:w="90" w:type="dxa"/>
             </w:tcMar>
           </w:tcPr>
           <w:p>
@@ -2625,10 +2889,10 @@
             <w:tcW w:type="dxa" w:w="6768"/>
             <w:shd w:fill="FFFFFF"/>
             <w:tcMar>
-              <w:top w:w="60" w:type="dxa"/>
-              <w:bottom w:w="60" w:type="dxa"/>
-              <w:left w:w="100" w:type="dxa"/>
-              <w:right w:w="100" w:type="dxa"/>
+              <w:top w:w="50" w:type="dxa"/>
+              <w:bottom w:w="50" w:type="dxa"/>
+              <w:left w:w="90" w:type="dxa"/>
+              <w:right w:w="90" w:type="dxa"/>
             </w:tcMar>
           </w:tcPr>
           <w:p>
@@ -2652,10 +2916,10 @@
             <w:tcW w:type="dxa" w:w="2592"/>
             <w:shd w:fill="F1F5F9"/>
             <w:tcMar>
-              <w:top w:w="60" w:type="dxa"/>
-              <w:bottom w:w="60" w:type="dxa"/>
-              <w:left w:w="100" w:type="dxa"/>
-              <w:right w:w="100" w:type="dxa"/>
+              <w:top w:w="50" w:type="dxa"/>
+              <w:bottom w:w="50" w:type="dxa"/>
+              <w:left w:w="90" w:type="dxa"/>
+              <w:right w:w="90" w:type="dxa"/>
             </w:tcMar>
           </w:tcPr>
           <w:p>
@@ -2678,10 +2942,10 @@
             <w:tcW w:type="dxa" w:w="6768"/>
             <w:shd w:fill="FFFFFF"/>
             <w:tcMar>
-              <w:top w:w="60" w:type="dxa"/>
-              <w:bottom w:w="60" w:type="dxa"/>
-              <w:left w:w="100" w:type="dxa"/>
-              <w:right w:w="100" w:type="dxa"/>
+              <w:top w:w="50" w:type="dxa"/>
+              <w:bottom w:w="50" w:type="dxa"/>
+              <w:left w:w="90" w:type="dxa"/>
+              <w:right w:w="90" w:type="dxa"/>
             </w:tcMar>
           </w:tcPr>
           <w:p>
@@ -2705,10 +2969,10 @@
             <w:tcW w:type="dxa" w:w="2592"/>
             <w:shd w:fill="F1F5F9"/>
             <w:tcMar>
-              <w:top w:w="60" w:type="dxa"/>
-              <w:bottom w:w="60" w:type="dxa"/>
-              <w:left w:w="100" w:type="dxa"/>
-              <w:right w:w="100" w:type="dxa"/>
+              <w:top w:w="50" w:type="dxa"/>
+              <w:bottom w:w="50" w:type="dxa"/>
+              <w:left w:w="90" w:type="dxa"/>
+              <w:right w:w="90" w:type="dxa"/>
             </w:tcMar>
           </w:tcPr>
           <w:p>
@@ -2731,10 +2995,10 @@
             <w:tcW w:type="dxa" w:w="6768"/>
             <w:shd w:fill="FFFFFF"/>
             <w:tcMar>
-              <w:top w:w="60" w:type="dxa"/>
-              <w:bottom w:w="60" w:type="dxa"/>
-              <w:left w:w="100" w:type="dxa"/>
-              <w:right w:w="100" w:type="dxa"/>
+              <w:top w:w="50" w:type="dxa"/>
+              <w:bottom w:w="50" w:type="dxa"/>
+              <w:left w:w="90" w:type="dxa"/>
+              <w:right w:w="90" w:type="dxa"/>
             </w:tcMar>
           </w:tcPr>
           <w:p>
@@ -2752,6 +3016,60 @@
           </w:p>
         </w:tc>
       </w:tr>
+      <w:tr>
+        <w:tc>
+          <w:tcPr>
+            <w:tcW w:type="dxa" w:w="2592"/>
+            <w:shd w:fill="F1F5F9"/>
+            <w:tcMar>
+              <w:top w:w="50" w:type="dxa"/>
+              <w:bottom w:w="50" w:type="dxa"/>
+              <w:left w:w="90" w:type="dxa"/>
+              <w:right w:w="90" w:type="dxa"/>
+            </w:tcMar>
+          </w:tcPr>
+          <w:p>
+            <w:pPr>
+              <w:spacing w:after="0"/>
+            </w:pPr>
+            <w:r>
+              <w:rPr>
+                <w:rFonts w:ascii="Arial" w:hAnsi="Arial"/>
+                <w:b/>
+                <w:color w:val="1E293B"/>
+                <w:sz w:val="19"/>
+              </w:rPr>
+              <w:t>Estado</w:t>
+            </w:r>
+          </w:p>
+        </w:tc>
+        <w:tc>
+          <w:tcPr>
+            <w:tcW w:type="dxa" w:w="6768"/>
+            <w:shd w:fill="FFFFFF"/>
+            <w:tcMar>
+              <w:top w:w="50" w:type="dxa"/>
+              <w:bottom w:w="50" w:type="dxa"/>
+              <w:left w:w="90" w:type="dxa"/>
+              <w:right w:w="90" w:type="dxa"/>
+            </w:tcMar>
+          </w:tcPr>
+          <w:p>
+            <w:pPr>
+              <w:spacing w:after="0"/>
+            </w:pPr>
+            <w:r>
+              <w:rPr>
+                <w:rFonts w:ascii="Arial" w:hAnsi="Arial"/>
+                <w:b/>
+                <w:color w:val="166534"/>
+                <w:sz w:val="19"/>
+              </w:rPr>
+              <w:t>✅ IMPLEMENTADA EN EL SISTEMA</w:t>
+            </w:r>
+          </w:p>
+        </w:tc>
+      </w:tr>
     </w:tbl>
     <w:p>
       <w:pPr>
@@ -2886,25 +3204,16 @@
     <w:p>
       <w:pPr>
         <w:keepNext/>
-        <w:spacing w:before="280" w:after="80"/>
+        <w:spacing w:before="320" w:after="80"/>
       </w:pPr>
       <w:r>
         <w:rPr>
           <w:rFonts w:ascii="Arial" w:hAnsi="Arial"/>
           <w:b/>
-          <w:color w:val="0F172A"/>
+          <w:color w:val="000000"/>
           <w:sz w:val="26"/>
         </w:rPr>
         <w:t>HU-04C Configuración de límites de stock por tienda</w:t>
-      </w:r>
-      <w:r>
-        <w:rPr>
-          <w:rFonts w:ascii="Arial" w:hAnsi="Arial"/>
-          <w:b/>
-          <w:color w:val="166534"/>
-          <w:sz w:val="20"/>
-        </w:rPr>
-        <w:t xml:space="preserve">   [✅ IMPLEMENTADA EN EL SISTEMA]</w:t>
       </w:r>
     </w:p>
     <w:tbl>
@@ -2913,6 +3222,14 @@
         <w:jc w:val="center"/>
         <w:tblLayout w:type="fixed"/>
         <w:tblLook w:firstColumn="1" w:firstRow="1" w:lastColumn="0" w:lastRow="0" w:noHBand="0" w:noVBand="1" w:val="04A0"/>
+        <w:tblBorders>
+          <w:top w:val="single" w:sz="4" w:space="0" w:color="D1D5DB"/>
+          <w:bottom w:val="single" w:sz="4" w:space="0" w:color="D1D5DB"/>
+          <w:left w:val="single" w:sz="4" w:space="0" w:color="D1D5DB"/>
+          <w:right w:val="single" w:sz="4" w:space="0" w:color="D1D5DB"/>
+          <w:insideH w:val="single" w:sz="4" w:space="0" w:color="D1D5DB"/>
+          <w:insideV w:val="single" w:sz="4" w:space="0" w:color="D1D5DB"/>
+        </w:tblBorders>
       </w:tblPr>
       <w:tblGrid>
         <w:gridCol w:w="4824"/>
@@ -2924,10 +3241,10 @@
             <w:tcW w:type="dxa" w:w="2592"/>
             <w:shd w:fill="F1F5F9"/>
             <w:tcMar>
-              <w:top w:w="60" w:type="dxa"/>
-              <w:bottom w:w="60" w:type="dxa"/>
-              <w:left w:w="100" w:type="dxa"/>
-              <w:right w:w="100" w:type="dxa"/>
+              <w:top w:w="50" w:type="dxa"/>
+              <w:bottom w:w="50" w:type="dxa"/>
+              <w:left w:w="90" w:type="dxa"/>
+              <w:right w:w="90" w:type="dxa"/>
             </w:tcMar>
           </w:tcPr>
           <w:p>
@@ -2950,10 +3267,10 @@
             <w:tcW w:type="dxa" w:w="6768"/>
             <w:shd w:fill="FFFFFF"/>
             <w:tcMar>
-              <w:top w:w="60" w:type="dxa"/>
-              <w:bottom w:w="60" w:type="dxa"/>
-              <w:left w:w="100" w:type="dxa"/>
-              <w:right w:w="100" w:type="dxa"/>
+              <w:top w:w="50" w:type="dxa"/>
+              <w:bottom w:w="50" w:type="dxa"/>
+              <w:left w:w="90" w:type="dxa"/>
+              <w:right w:w="90" w:type="dxa"/>
             </w:tcMar>
           </w:tcPr>
           <w:p>
@@ -2977,10 +3294,10 @@
             <w:tcW w:type="dxa" w:w="2592"/>
             <w:shd w:fill="F1F5F9"/>
             <w:tcMar>
-              <w:top w:w="60" w:type="dxa"/>
-              <w:bottom w:w="60" w:type="dxa"/>
-              <w:left w:w="100" w:type="dxa"/>
-              <w:right w:w="100" w:type="dxa"/>
+              <w:top w:w="50" w:type="dxa"/>
+              <w:bottom w:w="50" w:type="dxa"/>
+              <w:left w:w="90" w:type="dxa"/>
+              <w:right w:w="90" w:type="dxa"/>
             </w:tcMar>
           </w:tcPr>
           <w:p>
@@ -3003,10 +3320,10 @@
             <w:tcW w:type="dxa" w:w="6768"/>
             <w:shd w:fill="FFFFFF"/>
             <w:tcMar>
-              <w:top w:w="60" w:type="dxa"/>
-              <w:bottom w:w="60" w:type="dxa"/>
-              <w:left w:w="100" w:type="dxa"/>
-              <w:right w:w="100" w:type="dxa"/>
+              <w:top w:w="50" w:type="dxa"/>
+              <w:bottom w:w="50" w:type="dxa"/>
+              <w:left w:w="90" w:type="dxa"/>
+              <w:right w:w="90" w:type="dxa"/>
             </w:tcMar>
           </w:tcPr>
           <w:p>
@@ -3030,10 +3347,10 @@
             <w:tcW w:type="dxa" w:w="2592"/>
             <w:shd w:fill="F1F5F9"/>
             <w:tcMar>
-              <w:top w:w="60" w:type="dxa"/>
-              <w:bottom w:w="60" w:type="dxa"/>
-              <w:left w:w="100" w:type="dxa"/>
-              <w:right w:w="100" w:type="dxa"/>
+              <w:top w:w="50" w:type="dxa"/>
+              <w:bottom w:w="50" w:type="dxa"/>
+              <w:left w:w="90" w:type="dxa"/>
+              <w:right w:w="90" w:type="dxa"/>
             </w:tcMar>
           </w:tcPr>
           <w:p>
@@ -3056,10 +3373,10 @@
             <w:tcW w:type="dxa" w:w="6768"/>
             <w:shd w:fill="FFFFFF"/>
             <w:tcMar>
-              <w:top w:w="60" w:type="dxa"/>
-              <w:bottom w:w="60" w:type="dxa"/>
-              <w:left w:w="100" w:type="dxa"/>
-              <w:right w:w="100" w:type="dxa"/>
+              <w:top w:w="50" w:type="dxa"/>
+              <w:bottom w:w="50" w:type="dxa"/>
+              <w:left w:w="90" w:type="dxa"/>
+              <w:right w:w="90" w:type="dxa"/>
             </w:tcMar>
           </w:tcPr>
           <w:p>
@@ -3083,10 +3400,10 @@
             <w:tcW w:type="dxa" w:w="2592"/>
             <w:shd w:fill="F1F5F9"/>
             <w:tcMar>
-              <w:top w:w="60" w:type="dxa"/>
-              <w:bottom w:w="60" w:type="dxa"/>
-              <w:left w:w="100" w:type="dxa"/>
-              <w:right w:w="100" w:type="dxa"/>
+              <w:top w:w="50" w:type="dxa"/>
+              <w:bottom w:w="50" w:type="dxa"/>
+              <w:left w:w="90" w:type="dxa"/>
+              <w:right w:w="90" w:type="dxa"/>
             </w:tcMar>
           </w:tcPr>
           <w:p>
@@ -3109,10 +3426,10 @@
             <w:tcW w:type="dxa" w:w="6768"/>
             <w:shd w:fill="FFFFFF"/>
             <w:tcMar>
-              <w:top w:w="60" w:type="dxa"/>
-              <w:bottom w:w="60" w:type="dxa"/>
-              <w:left w:w="100" w:type="dxa"/>
-              <w:right w:w="100" w:type="dxa"/>
+              <w:top w:w="50" w:type="dxa"/>
+              <w:bottom w:w="50" w:type="dxa"/>
+              <w:left w:w="90" w:type="dxa"/>
+              <w:right w:w="90" w:type="dxa"/>
             </w:tcMar>
           </w:tcPr>
           <w:p>
@@ -3136,10 +3453,10 @@
             <w:tcW w:type="dxa" w:w="2592"/>
             <w:shd w:fill="F1F5F9"/>
             <w:tcMar>
-              <w:top w:w="60" w:type="dxa"/>
-              <w:bottom w:w="60" w:type="dxa"/>
-              <w:left w:w="100" w:type="dxa"/>
-              <w:right w:w="100" w:type="dxa"/>
+              <w:top w:w="50" w:type="dxa"/>
+              <w:bottom w:w="50" w:type="dxa"/>
+              <w:left w:w="90" w:type="dxa"/>
+              <w:right w:w="90" w:type="dxa"/>
             </w:tcMar>
           </w:tcPr>
           <w:p>
@@ -3162,10 +3479,10 @@
             <w:tcW w:type="dxa" w:w="6768"/>
             <w:shd w:fill="FFFFFF"/>
             <w:tcMar>
-              <w:top w:w="60" w:type="dxa"/>
-              <w:bottom w:w="60" w:type="dxa"/>
-              <w:left w:w="100" w:type="dxa"/>
-              <w:right w:w="100" w:type="dxa"/>
+              <w:top w:w="50" w:type="dxa"/>
+              <w:bottom w:w="50" w:type="dxa"/>
+              <w:left w:w="90" w:type="dxa"/>
+              <w:right w:w="90" w:type="dxa"/>
             </w:tcMar>
           </w:tcPr>
           <w:p>
@@ -3183,6 +3500,60 @@
           </w:p>
         </w:tc>
       </w:tr>
+      <w:tr>
+        <w:tc>
+          <w:tcPr>
+            <w:tcW w:type="dxa" w:w="2592"/>
+            <w:shd w:fill="F1F5F9"/>
+            <w:tcMar>
+              <w:top w:w="50" w:type="dxa"/>
+              <w:bottom w:w="50" w:type="dxa"/>
+              <w:left w:w="90" w:type="dxa"/>
+              <w:right w:w="90" w:type="dxa"/>
+            </w:tcMar>
+          </w:tcPr>
+          <w:p>
+            <w:pPr>
+              <w:spacing w:after="0"/>
+            </w:pPr>
+            <w:r>
+              <w:rPr>
+                <w:rFonts w:ascii="Arial" w:hAnsi="Arial"/>
+                <w:b/>
+                <w:color w:val="1E293B"/>
+                <w:sz w:val="19"/>
+              </w:rPr>
+              <w:t>Estado</w:t>
+            </w:r>
+          </w:p>
+        </w:tc>
+        <w:tc>
+          <w:tcPr>
+            <w:tcW w:type="dxa" w:w="6768"/>
+            <w:shd w:fill="FFFFFF"/>
+            <w:tcMar>
+              <w:top w:w="50" w:type="dxa"/>
+              <w:bottom w:w="50" w:type="dxa"/>
+              <w:left w:w="90" w:type="dxa"/>
+              <w:right w:w="90" w:type="dxa"/>
+            </w:tcMar>
+          </w:tcPr>
+          <w:p>
+            <w:pPr>
+              <w:spacing w:after="0"/>
+            </w:pPr>
+            <w:r>
+              <w:rPr>
+                <w:rFonts w:ascii="Arial" w:hAnsi="Arial"/>
+                <w:b/>
+                <w:color w:val="166534"/>
+                <w:sz w:val="19"/>
+              </w:rPr>
+              <w:t>✅ IMPLEMENTADA EN EL SISTEMA</w:t>
+            </w:r>
+          </w:p>
+        </w:tc>
+      </w:tr>
     </w:tbl>
     <w:p>
       <w:pPr>
@@ -3317,25 +3688,16 @@
     <w:p>
       <w:pPr>
         <w:keepNext/>
-        <w:spacing w:before="280" w:after="80"/>
+        <w:spacing w:before="320" w:after="80"/>
       </w:pPr>
       <w:r>
         <w:rPr>
           <w:rFonts w:ascii="Arial" w:hAnsi="Arial"/>
           <w:b/>
-          <w:color w:val="0F172A"/>
+          <w:color w:val="000000"/>
           <w:sz w:val="26"/>
         </w:rPr>
         <w:t>HU-05 Consultar el stock actual</w:t>
-      </w:r>
-      <w:r>
-        <w:rPr>
-          <w:rFonts w:ascii="Arial" w:hAnsi="Arial"/>
-          <w:b/>
-          <w:color w:val="166534"/>
-          <w:sz w:val="20"/>
-        </w:rPr>
-        <w:t xml:space="preserve">   [✅ IMPLEMENTADA EN EL SISTEMA]</w:t>
       </w:r>
     </w:p>
     <w:tbl>
@@ -3344,6 +3706,14 @@
         <w:jc w:val="center"/>
         <w:tblLayout w:type="fixed"/>
         <w:tblLook w:firstColumn="1" w:firstRow="1" w:lastColumn="0" w:lastRow="0" w:noHBand="0" w:noVBand="1" w:val="04A0"/>
+        <w:tblBorders>
+          <w:top w:val="single" w:sz="4" w:space="0" w:color="D1D5DB"/>
+          <w:bottom w:val="single" w:sz="4" w:space="0" w:color="D1D5DB"/>
+          <w:left w:val="single" w:sz="4" w:space="0" w:color="D1D5DB"/>
+          <w:right w:val="single" w:sz="4" w:space="0" w:color="D1D5DB"/>
+          <w:insideH w:val="single" w:sz="4" w:space="0" w:color="D1D5DB"/>
+          <w:insideV w:val="single" w:sz="4" w:space="0" w:color="D1D5DB"/>
+        </w:tblBorders>
       </w:tblPr>
       <w:tblGrid>
         <w:gridCol w:w="4824"/>
@@ -3355,10 +3725,10 @@
             <w:tcW w:type="dxa" w:w="2592"/>
             <w:shd w:fill="F1F5F9"/>
             <w:tcMar>
-              <w:top w:w="60" w:type="dxa"/>
-              <w:bottom w:w="60" w:type="dxa"/>
-              <w:left w:w="100" w:type="dxa"/>
-              <w:right w:w="100" w:type="dxa"/>
+              <w:top w:w="50" w:type="dxa"/>
+              <w:bottom w:w="50" w:type="dxa"/>
+              <w:left w:w="90" w:type="dxa"/>
+              <w:right w:w="90" w:type="dxa"/>
             </w:tcMar>
           </w:tcPr>
           <w:p>
@@ -3381,10 +3751,10 @@
             <w:tcW w:type="dxa" w:w="6768"/>
             <w:shd w:fill="FFFFFF"/>
             <w:tcMar>
-              <w:top w:w="60" w:type="dxa"/>
-              <w:bottom w:w="60" w:type="dxa"/>
-              <w:left w:w="100" w:type="dxa"/>
-              <w:right w:w="100" w:type="dxa"/>
+              <w:top w:w="50" w:type="dxa"/>
+              <w:bottom w:w="50" w:type="dxa"/>
+              <w:left w:w="90" w:type="dxa"/>
+              <w:right w:w="90" w:type="dxa"/>
             </w:tcMar>
           </w:tcPr>
           <w:p>
@@ -3408,10 +3778,10 @@
             <w:tcW w:type="dxa" w:w="2592"/>
             <w:shd w:fill="F1F5F9"/>
             <w:tcMar>
-              <w:top w:w="60" w:type="dxa"/>
-              <w:bottom w:w="60" w:type="dxa"/>
-              <w:left w:w="100" w:type="dxa"/>
-              <w:right w:w="100" w:type="dxa"/>
+              <w:top w:w="50" w:type="dxa"/>
+              <w:bottom w:w="50" w:type="dxa"/>
+              <w:left w:w="90" w:type="dxa"/>
+              <w:right w:w="90" w:type="dxa"/>
             </w:tcMar>
           </w:tcPr>
           <w:p>
@@ -3434,10 +3804,10 @@
             <w:tcW w:type="dxa" w:w="6768"/>
             <w:shd w:fill="FFFFFF"/>
             <w:tcMar>
-              <w:top w:w="60" w:type="dxa"/>
-              <w:bottom w:w="60" w:type="dxa"/>
-              <w:left w:w="100" w:type="dxa"/>
-              <w:right w:w="100" w:type="dxa"/>
+              <w:top w:w="50" w:type="dxa"/>
+              <w:bottom w:w="50" w:type="dxa"/>
+              <w:left w:w="90" w:type="dxa"/>
+              <w:right w:w="90" w:type="dxa"/>
             </w:tcMar>
           </w:tcPr>
           <w:p>
@@ -3461,10 +3831,10 @@
             <w:tcW w:type="dxa" w:w="2592"/>
             <w:shd w:fill="F1F5F9"/>
             <w:tcMar>
-              <w:top w:w="60" w:type="dxa"/>
-              <w:bottom w:w="60" w:type="dxa"/>
-              <w:left w:w="100" w:type="dxa"/>
-              <w:right w:w="100" w:type="dxa"/>
+              <w:top w:w="50" w:type="dxa"/>
+              <w:bottom w:w="50" w:type="dxa"/>
+              <w:left w:w="90" w:type="dxa"/>
+              <w:right w:w="90" w:type="dxa"/>
             </w:tcMar>
           </w:tcPr>
           <w:p>
@@ -3487,10 +3857,10 @@
             <w:tcW w:type="dxa" w:w="6768"/>
             <w:shd w:fill="FFFFFF"/>
             <w:tcMar>
-              <w:top w:w="60" w:type="dxa"/>
-              <w:bottom w:w="60" w:type="dxa"/>
-              <w:left w:w="100" w:type="dxa"/>
-              <w:right w:w="100" w:type="dxa"/>
+              <w:top w:w="50" w:type="dxa"/>
+              <w:bottom w:w="50" w:type="dxa"/>
+              <w:left w:w="90" w:type="dxa"/>
+              <w:right w:w="90" w:type="dxa"/>
             </w:tcMar>
           </w:tcPr>
           <w:p>
@@ -3514,10 +3884,10 @@
             <w:tcW w:type="dxa" w:w="2592"/>
             <w:shd w:fill="F1F5F9"/>
             <w:tcMar>
-              <w:top w:w="60" w:type="dxa"/>
-              <w:bottom w:w="60" w:type="dxa"/>
-              <w:left w:w="100" w:type="dxa"/>
-              <w:right w:w="100" w:type="dxa"/>
+              <w:top w:w="50" w:type="dxa"/>
+              <w:bottom w:w="50" w:type="dxa"/>
+              <w:left w:w="90" w:type="dxa"/>
+              <w:right w:w="90" w:type="dxa"/>
             </w:tcMar>
           </w:tcPr>
           <w:p>
@@ -3540,10 +3910,10 @@
             <w:tcW w:type="dxa" w:w="6768"/>
             <w:shd w:fill="FFFFFF"/>
             <w:tcMar>
-              <w:top w:w="60" w:type="dxa"/>
-              <w:bottom w:w="60" w:type="dxa"/>
-              <w:left w:w="100" w:type="dxa"/>
-              <w:right w:w="100" w:type="dxa"/>
+              <w:top w:w="50" w:type="dxa"/>
+              <w:bottom w:w="50" w:type="dxa"/>
+              <w:left w:w="90" w:type="dxa"/>
+              <w:right w:w="90" w:type="dxa"/>
             </w:tcMar>
           </w:tcPr>
           <w:p>
@@ -3567,10 +3937,10 @@
             <w:tcW w:type="dxa" w:w="2592"/>
             <w:shd w:fill="F1F5F9"/>
             <w:tcMar>
-              <w:top w:w="60" w:type="dxa"/>
-              <w:bottom w:w="60" w:type="dxa"/>
-              <w:left w:w="100" w:type="dxa"/>
-              <w:right w:w="100" w:type="dxa"/>
+              <w:top w:w="50" w:type="dxa"/>
+              <w:bottom w:w="50" w:type="dxa"/>
+              <w:left w:w="90" w:type="dxa"/>
+              <w:right w:w="90" w:type="dxa"/>
             </w:tcMar>
           </w:tcPr>
           <w:p>
@@ -3593,10 +3963,10 @@
             <w:tcW w:type="dxa" w:w="6768"/>
             <w:shd w:fill="FFFFFF"/>
             <w:tcMar>
-              <w:top w:w="60" w:type="dxa"/>
-              <w:bottom w:w="60" w:type="dxa"/>
-              <w:left w:w="100" w:type="dxa"/>
-              <w:right w:w="100" w:type="dxa"/>
+              <w:top w:w="50" w:type="dxa"/>
+              <w:bottom w:w="50" w:type="dxa"/>
+              <w:left w:w="90" w:type="dxa"/>
+              <w:right w:w="90" w:type="dxa"/>
             </w:tcMar>
           </w:tcPr>
           <w:p>
@@ -3614,6 +3984,60 @@
           </w:p>
         </w:tc>
       </w:tr>
+      <w:tr>
+        <w:tc>
+          <w:tcPr>
+            <w:tcW w:type="dxa" w:w="2592"/>
+            <w:shd w:fill="F1F5F9"/>
+            <w:tcMar>
+              <w:top w:w="50" w:type="dxa"/>
+              <w:bottom w:w="50" w:type="dxa"/>
+              <w:left w:w="90" w:type="dxa"/>
+              <w:right w:w="90" w:type="dxa"/>
+            </w:tcMar>
+          </w:tcPr>
+          <w:p>
+            <w:pPr>
+              <w:spacing w:after="0"/>
+            </w:pPr>
+            <w:r>
+              <w:rPr>
+                <w:rFonts w:ascii="Arial" w:hAnsi="Arial"/>
+                <w:b/>
+                <w:color w:val="1E293B"/>
+                <w:sz w:val="19"/>
+              </w:rPr>
+              <w:t>Estado</w:t>
+            </w:r>
+          </w:p>
+        </w:tc>
+        <w:tc>
+          <w:tcPr>
+            <w:tcW w:type="dxa" w:w="6768"/>
+            <w:shd w:fill="FFFFFF"/>
+            <w:tcMar>
+              <w:top w:w="50" w:type="dxa"/>
+              <w:bottom w:w="50" w:type="dxa"/>
+              <w:left w:w="90" w:type="dxa"/>
+              <w:right w:w="90" w:type="dxa"/>
+            </w:tcMar>
+          </w:tcPr>
+          <w:p>
+            <w:pPr>
+              <w:spacing w:after="0"/>
+            </w:pPr>
+            <w:r>
+              <w:rPr>
+                <w:rFonts w:ascii="Arial" w:hAnsi="Arial"/>
+                <w:b/>
+                <w:color w:val="166534"/>
+                <w:sz w:val="19"/>
+              </w:rPr>
+              <w:t>✅ IMPLEMENTADA EN EL SISTEMA</w:t>
+            </w:r>
+          </w:p>
+        </w:tc>
+      </w:tr>
     </w:tbl>
     <w:p>
       <w:pPr>
@@ -3766,25 +4190,16 @@
     <w:p>
       <w:pPr>
         <w:keepNext/>
-        <w:spacing w:before="280" w:after="80"/>
+        <w:spacing w:before="320" w:after="80"/>
       </w:pPr>
       <w:r>
         <w:rPr>
           <w:rFonts w:ascii="Arial" w:hAnsi="Arial"/>
           <w:b/>
-          <w:color w:val="0F172A"/>
+          <w:color w:val="000000"/>
           <w:sz w:val="26"/>
         </w:rPr>
         <w:t>HU-06 Realizar el inventario diario</w:t>
-      </w:r>
-      <w:r>
-        <w:rPr>
-          <w:rFonts w:ascii="Arial" w:hAnsi="Arial"/>
-          <w:b/>
-          <w:color w:val="166534"/>
-          <w:sz w:val="20"/>
-        </w:rPr>
-        <w:t xml:space="preserve">   [✅ IMPLEMENTADA EN EL SISTEMA]</w:t>
       </w:r>
     </w:p>
     <w:tbl>
@@ -3793,6 +4208,14 @@
         <w:jc w:val="center"/>
         <w:tblLayout w:type="fixed"/>
         <w:tblLook w:firstColumn="1" w:firstRow="1" w:lastColumn="0" w:lastRow="0" w:noHBand="0" w:noVBand="1" w:val="04A0"/>
+        <w:tblBorders>
+          <w:top w:val="single" w:sz="4" w:space="0" w:color="D1D5DB"/>
+          <w:bottom w:val="single" w:sz="4" w:space="0" w:color="D1D5DB"/>
+          <w:left w:val="single" w:sz="4" w:space="0" w:color="D1D5DB"/>
+          <w:right w:val="single" w:sz="4" w:space="0" w:color="D1D5DB"/>
+          <w:insideH w:val="single" w:sz="4" w:space="0" w:color="D1D5DB"/>
+          <w:insideV w:val="single" w:sz="4" w:space="0" w:color="D1D5DB"/>
+        </w:tblBorders>
       </w:tblPr>
       <w:tblGrid>
         <w:gridCol w:w="4824"/>
@@ -3804,10 +4227,10 @@
             <w:tcW w:type="dxa" w:w="2592"/>
             <w:shd w:fill="F1F5F9"/>
             <w:tcMar>
-              <w:top w:w="60" w:type="dxa"/>
-              <w:bottom w:w="60" w:type="dxa"/>
-              <w:left w:w="100" w:type="dxa"/>
-              <w:right w:w="100" w:type="dxa"/>
+              <w:top w:w="50" w:type="dxa"/>
+              <w:bottom w:w="50" w:type="dxa"/>
+              <w:left w:w="90" w:type="dxa"/>
+              <w:right w:w="90" w:type="dxa"/>
             </w:tcMar>
           </w:tcPr>
           <w:p>
@@ -3830,10 +4253,10 @@
             <w:tcW w:type="dxa" w:w="6768"/>
             <w:shd w:fill="FFFFFF"/>
             <w:tcMar>
-              <w:top w:w="60" w:type="dxa"/>
-              <w:bottom w:w="60" w:type="dxa"/>
-              <w:left w:w="100" w:type="dxa"/>
-              <w:right w:w="100" w:type="dxa"/>
+              <w:top w:w="50" w:type="dxa"/>
+              <w:bottom w:w="50" w:type="dxa"/>
+              <w:left w:w="90" w:type="dxa"/>
+              <w:right w:w="90" w:type="dxa"/>
             </w:tcMar>
           </w:tcPr>
           <w:p>
@@ -3857,10 +4280,10 @@
             <w:tcW w:type="dxa" w:w="2592"/>
             <w:shd w:fill="F1F5F9"/>
             <w:tcMar>
-              <w:top w:w="60" w:type="dxa"/>
-              <w:bottom w:w="60" w:type="dxa"/>
-              <w:left w:w="100" w:type="dxa"/>
-              <w:right w:w="100" w:type="dxa"/>
+              <w:top w:w="50" w:type="dxa"/>
+              <w:bottom w:w="50" w:type="dxa"/>
+              <w:left w:w="90" w:type="dxa"/>
+              <w:right w:w="90" w:type="dxa"/>
             </w:tcMar>
           </w:tcPr>
           <w:p>
@@ -3883,10 +4306,10 @@
             <w:tcW w:type="dxa" w:w="6768"/>
             <w:shd w:fill="FFFFFF"/>
             <w:tcMar>
-              <w:top w:w="60" w:type="dxa"/>
-              <w:bottom w:w="60" w:type="dxa"/>
-              <w:left w:w="100" w:type="dxa"/>
-              <w:right w:w="100" w:type="dxa"/>
+              <w:top w:w="50" w:type="dxa"/>
+              <w:bottom w:w="50" w:type="dxa"/>
+              <w:left w:w="90" w:type="dxa"/>
+              <w:right w:w="90" w:type="dxa"/>
             </w:tcMar>
           </w:tcPr>
           <w:p>
@@ -3910,10 +4333,10 @@
             <w:tcW w:type="dxa" w:w="2592"/>
             <w:shd w:fill="F1F5F9"/>
             <w:tcMar>
-              <w:top w:w="60" w:type="dxa"/>
-              <w:bottom w:w="60" w:type="dxa"/>
-              <w:left w:w="100" w:type="dxa"/>
-              <w:right w:w="100" w:type="dxa"/>
+              <w:top w:w="50" w:type="dxa"/>
+              <w:bottom w:w="50" w:type="dxa"/>
+              <w:left w:w="90" w:type="dxa"/>
+              <w:right w:w="90" w:type="dxa"/>
             </w:tcMar>
           </w:tcPr>
           <w:p>
@@ -3936,10 +4359,10 @@
             <w:tcW w:type="dxa" w:w="6768"/>
             <w:shd w:fill="FFFFFF"/>
             <w:tcMar>
-              <w:top w:w="60" w:type="dxa"/>
-              <w:bottom w:w="60" w:type="dxa"/>
-              <w:left w:w="100" w:type="dxa"/>
-              <w:right w:w="100" w:type="dxa"/>
+              <w:top w:w="50" w:type="dxa"/>
+              <w:bottom w:w="50" w:type="dxa"/>
+              <w:left w:w="90" w:type="dxa"/>
+              <w:right w:w="90" w:type="dxa"/>
             </w:tcMar>
           </w:tcPr>
           <w:p>
@@ -3963,10 +4386,10 @@
             <w:tcW w:type="dxa" w:w="2592"/>
             <w:shd w:fill="F1F5F9"/>
             <w:tcMar>
-              <w:top w:w="60" w:type="dxa"/>
-              <w:bottom w:w="60" w:type="dxa"/>
-              <w:left w:w="100" w:type="dxa"/>
-              <w:right w:w="100" w:type="dxa"/>
+              <w:top w:w="50" w:type="dxa"/>
+              <w:bottom w:w="50" w:type="dxa"/>
+              <w:left w:w="90" w:type="dxa"/>
+              <w:right w:w="90" w:type="dxa"/>
             </w:tcMar>
           </w:tcPr>
           <w:p>
@@ -3989,10 +4412,10 @@
             <w:tcW w:type="dxa" w:w="6768"/>
             <w:shd w:fill="FFFFFF"/>
             <w:tcMar>
-              <w:top w:w="60" w:type="dxa"/>
-              <w:bottom w:w="60" w:type="dxa"/>
-              <w:left w:w="100" w:type="dxa"/>
-              <w:right w:w="100" w:type="dxa"/>
+              <w:top w:w="50" w:type="dxa"/>
+              <w:bottom w:w="50" w:type="dxa"/>
+              <w:left w:w="90" w:type="dxa"/>
+              <w:right w:w="90" w:type="dxa"/>
             </w:tcMar>
           </w:tcPr>
           <w:p>
@@ -4016,10 +4439,10 @@
             <w:tcW w:type="dxa" w:w="2592"/>
             <w:shd w:fill="F1F5F9"/>
             <w:tcMar>
-              <w:top w:w="60" w:type="dxa"/>
-              <w:bottom w:w="60" w:type="dxa"/>
-              <w:left w:w="100" w:type="dxa"/>
-              <w:right w:w="100" w:type="dxa"/>
+              <w:top w:w="50" w:type="dxa"/>
+              <w:bottom w:w="50" w:type="dxa"/>
+              <w:left w:w="90" w:type="dxa"/>
+              <w:right w:w="90" w:type="dxa"/>
             </w:tcMar>
           </w:tcPr>
           <w:p>
@@ -4042,10 +4465,10 @@
             <w:tcW w:type="dxa" w:w="6768"/>
             <w:shd w:fill="FFFFFF"/>
             <w:tcMar>
-              <w:top w:w="60" w:type="dxa"/>
-              <w:bottom w:w="60" w:type="dxa"/>
-              <w:left w:w="100" w:type="dxa"/>
-              <w:right w:w="100" w:type="dxa"/>
+              <w:top w:w="50" w:type="dxa"/>
+              <w:bottom w:w="50" w:type="dxa"/>
+              <w:left w:w="90" w:type="dxa"/>
+              <w:right w:w="90" w:type="dxa"/>
             </w:tcMar>
           </w:tcPr>
           <w:p>
@@ -4063,6 +4486,60 @@
           </w:p>
         </w:tc>
       </w:tr>
+      <w:tr>
+        <w:tc>
+          <w:tcPr>
+            <w:tcW w:type="dxa" w:w="2592"/>
+            <w:shd w:fill="F1F5F9"/>
+            <w:tcMar>
+              <w:top w:w="50" w:type="dxa"/>
+              <w:bottom w:w="50" w:type="dxa"/>
+              <w:left w:w="90" w:type="dxa"/>
+              <w:right w:w="90" w:type="dxa"/>
+            </w:tcMar>
+          </w:tcPr>
+          <w:p>
+            <w:pPr>
+              <w:spacing w:after="0"/>
+            </w:pPr>
+            <w:r>
+              <w:rPr>
+                <w:rFonts w:ascii="Arial" w:hAnsi="Arial"/>
+                <w:b/>
+                <w:color w:val="1E293B"/>
+                <w:sz w:val="19"/>
+              </w:rPr>
+              <w:t>Estado</w:t>
+            </w:r>
+          </w:p>
+        </w:tc>
+        <w:tc>
+          <w:tcPr>
+            <w:tcW w:type="dxa" w:w="6768"/>
+            <w:shd w:fill="FFFFFF"/>
+            <w:tcMar>
+              <w:top w:w="50" w:type="dxa"/>
+              <w:bottom w:w="50" w:type="dxa"/>
+              <w:left w:w="90" w:type="dxa"/>
+              <w:right w:w="90" w:type="dxa"/>
+            </w:tcMar>
+          </w:tcPr>
+          <w:p>
+            <w:pPr>
+              <w:spacing w:after="0"/>
+            </w:pPr>
+            <w:r>
+              <w:rPr>
+                <w:rFonts w:ascii="Arial" w:hAnsi="Arial"/>
+                <w:b/>
+                <w:color w:val="166534"/>
+                <w:sz w:val="19"/>
+              </w:rPr>
+              <w:t>✅ IMPLEMENTADA EN EL SISTEMA</w:t>
+            </w:r>
+          </w:p>
+        </w:tc>
+      </w:tr>
     </w:tbl>
     <w:p>
       <w:pPr>
@@ -4215,25 +4692,16 @@
     <w:p>
       <w:pPr>
         <w:keepNext/>
-        <w:spacing w:before="280" w:after="80"/>
+        <w:spacing w:before="320" w:after="80"/>
       </w:pPr>
       <w:r>
         <w:rPr>
           <w:rFonts w:ascii="Arial" w:hAnsi="Arial"/>
           <w:b/>
-          <w:color w:val="0F172A"/>
+          <w:color w:val="000000"/>
           <w:sz w:val="26"/>
         </w:rPr>
         <w:t>HU-06B Control de jornadas operativas y mix de ventas nocturno</w:t>
-      </w:r>
-      <w:r>
-        <w:rPr>
-          <w:rFonts w:ascii="Arial" w:hAnsi="Arial"/>
-          <w:b/>
-          <w:color w:val="166534"/>
-          <w:sz w:val="20"/>
-        </w:rPr>
-        <w:t xml:space="preserve">   [✅ IMPLEMENTADA EN EL SISTEMA]</w:t>
       </w:r>
     </w:p>
     <w:tbl>
@@ -4242,6 +4710,14 @@
         <w:jc w:val="center"/>
         <w:tblLayout w:type="fixed"/>
         <w:tblLook w:firstColumn="1" w:firstRow="1" w:lastColumn="0" w:lastRow="0" w:noHBand="0" w:noVBand="1" w:val="04A0"/>
+        <w:tblBorders>
+          <w:top w:val="single" w:sz="4" w:space="0" w:color="D1D5DB"/>
+          <w:bottom w:val="single" w:sz="4" w:space="0" w:color="D1D5DB"/>
+          <w:left w:val="single" w:sz="4" w:space="0" w:color="D1D5DB"/>
+          <w:right w:val="single" w:sz="4" w:space="0" w:color="D1D5DB"/>
+          <w:insideH w:val="single" w:sz="4" w:space="0" w:color="D1D5DB"/>
+          <w:insideV w:val="single" w:sz="4" w:space="0" w:color="D1D5DB"/>
+        </w:tblBorders>
       </w:tblPr>
       <w:tblGrid>
         <w:gridCol w:w="4824"/>
@@ -4253,10 +4729,10 @@
             <w:tcW w:type="dxa" w:w="2592"/>
             <w:shd w:fill="F1F5F9"/>
             <w:tcMar>
-              <w:top w:w="60" w:type="dxa"/>
-              <w:bottom w:w="60" w:type="dxa"/>
-              <w:left w:w="100" w:type="dxa"/>
-              <w:right w:w="100" w:type="dxa"/>
+              <w:top w:w="50" w:type="dxa"/>
+              <w:bottom w:w="50" w:type="dxa"/>
+              <w:left w:w="90" w:type="dxa"/>
+              <w:right w:w="90" w:type="dxa"/>
             </w:tcMar>
           </w:tcPr>
           <w:p>
@@ -4279,10 +4755,10 @@
             <w:tcW w:type="dxa" w:w="6768"/>
             <w:shd w:fill="FFFFFF"/>
             <w:tcMar>
-              <w:top w:w="60" w:type="dxa"/>
-              <w:bottom w:w="60" w:type="dxa"/>
-              <w:left w:w="100" w:type="dxa"/>
-              <w:right w:w="100" w:type="dxa"/>
+              <w:top w:w="50" w:type="dxa"/>
+              <w:bottom w:w="50" w:type="dxa"/>
+              <w:left w:w="90" w:type="dxa"/>
+              <w:right w:w="90" w:type="dxa"/>
             </w:tcMar>
           </w:tcPr>
           <w:p>
@@ -4306,10 +4782,10 @@
             <w:tcW w:type="dxa" w:w="2592"/>
             <w:shd w:fill="F1F5F9"/>
             <w:tcMar>
-              <w:top w:w="60" w:type="dxa"/>
-              <w:bottom w:w="60" w:type="dxa"/>
-              <w:left w:w="100" w:type="dxa"/>
-              <w:right w:w="100" w:type="dxa"/>
+              <w:top w:w="50" w:type="dxa"/>
+              <w:bottom w:w="50" w:type="dxa"/>
+              <w:left w:w="90" w:type="dxa"/>
+              <w:right w:w="90" w:type="dxa"/>
             </w:tcMar>
           </w:tcPr>
           <w:p>
@@ -4332,10 +4808,10 @@
             <w:tcW w:type="dxa" w:w="6768"/>
             <w:shd w:fill="FFFFFF"/>
             <w:tcMar>
-              <w:top w:w="60" w:type="dxa"/>
-              <w:bottom w:w="60" w:type="dxa"/>
-              <w:left w:w="100" w:type="dxa"/>
-              <w:right w:w="100" w:type="dxa"/>
+              <w:top w:w="50" w:type="dxa"/>
+              <w:bottom w:w="50" w:type="dxa"/>
+              <w:left w:w="90" w:type="dxa"/>
+              <w:right w:w="90" w:type="dxa"/>
             </w:tcMar>
           </w:tcPr>
           <w:p>
@@ -4359,10 +4835,10 @@
             <w:tcW w:type="dxa" w:w="2592"/>
             <w:shd w:fill="F1F5F9"/>
             <w:tcMar>
-              <w:top w:w="60" w:type="dxa"/>
-              <w:bottom w:w="60" w:type="dxa"/>
-              <w:left w:w="100" w:type="dxa"/>
-              <w:right w:w="100" w:type="dxa"/>
+              <w:top w:w="50" w:type="dxa"/>
+              <w:bottom w:w="50" w:type="dxa"/>
+              <w:left w:w="90" w:type="dxa"/>
+              <w:right w:w="90" w:type="dxa"/>
             </w:tcMar>
           </w:tcPr>
           <w:p>
@@ -4385,10 +4861,10 @@
             <w:tcW w:type="dxa" w:w="6768"/>
             <w:shd w:fill="FFFFFF"/>
             <w:tcMar>
-              <w:top w:w="60" w:type="dxa"/>
-              <w:bottom w:w="60" w:type="dxa"/>
-              <w:left w:w="100" w:type="dxa"/>
-              <w:right w:w="100" w:type="dxa"/>
+              <w:top w:w="50" w:type="dxa"/>
+              <w:bottom w:w="50" w:type="dxa"/>
+              <w:left w:w="90" w:type="dxa"/>
+              <w:right w:w="90" w:type="dxa"/>
             </w:tcMar>
           </w:tcPr>
           <w:p>
@@ -4412,10 +4888,10 @@
             <w:tcW w:type="dxa" w:w="2592"/>
             <w:shd w:fill="F1F5F9"/>
             <w:tcMar>
-              <w:top w:w="60" w:type="dxa"/>
-              <w:bottom w:w="60" w:type="dxa"/>
-              <w:left w:w="100" w:type="dxa"/>
-              <w:right w:w="100" w:type="dxa"/>
+              <w:top w:w="50" w:type="dxa"/>
+              <w:bottom w:w="50" w:type="dxa"/>
+              <w:left w:w="90" w:type="dxa"/>
+              <w:right w:w="90" w:type="dxa"/>
             </w:tcMar>
           </w:tcPr>
           <w:p>
@@ -4438,10 +4914,10 @@
             <w:tcW w:type="dxa" w:w="6768"/>
             <w:shd w:fill="FFFFFF"/>
             <w:tcMar>
-              <w:top w:w="60" w:type="dxa"/>
-              <w:bottom w:w="60" w:type="dxa"/>
-              <w:left w:w="100" w:type="dxa"/>
-              <w:right w:w="100" w:type="dxa"/>
+              <w:top w:w="50" w:type="dxa"/>
+              <w:bottom w:w="50" w:type="dxa"/>
+              <w:left w:w="90" w:type="dxa"/>
+              <w:right w:w="90" w:type="dxa"/>
             </w:tcMar>
           </w:tcPr>
           <w:p>
@@ -4465,10 +4941,10 @@
             <w:tcW w:type="dxa" w:w="2592"/>
             <w:shd w:fill="F1F5F9"/>
             <w:tcMar>
-              <w:top w:w="60" w:type="dxa"/>
-              <w:bottom w:w="60" w:type="dxa"/>
-              <w:left w:w="100" w:type="dxa"/>
-              <w:right w:w="100" w:type="dxa"/>
+              <w:top w:w="50" w:type="dxa"/>
+              <w:bottom w:w="50" w:type="dxa"/>
+              <w:left w:w="90" w:type="dxa"/>
+              <w:right w:w="90" w:type="dxa"/>
             </w:tcMar>
           </w:tcPr>
           <w:p>
@@ -4491,10 +4967,10 @@
             <w:tcW w:type="dxa" w:w="6768"/>
             <w:shd w:fill="FFFFFF"/>
             <w:tcMar>
-              <w:top w:w="60" w:type="dxa"/>
-              <w:bottom w:w="60" w:type="dxa"/>
-              <w:left w:w="100" w:type="dxa"/>
-              <w:right w:w="100" w:type="dxa"/>
+              <w:top w:w="50" w:type="dxa"/>
+              <w:bottom w:w="50" w:type="dxa"/>
+              <w:left w:w="90" w:type="dxa"/>
+              <w:right w:w="90" w:type="dxa"/>
             </w:tcMar>
           </w:tcPr>
           <w:p>
@@ -4512,6 +4988,60 @@
           </w:p>
         </w:tc>
       </w:tr>
+      <w:tr>
+        <w:tc>
+          <w:tcPr>
+            <w:tcW w:type="dxa" w:w="2592"/>
+            <w:shd w:fill="F1F5F9"/>
+            <w:tcMar>
+              <w:top w:w="50" w:type="dxa"/>
+              <w:bottom w:w="50" w:type="dxa"/>
+              <w:left w:w="90" w:type="dxa"/>
+              <w:right w:w="90" w:type="dxa"/>
+            </w:tcMar>
+          </w:tcPr>
+          <w:p>
+            <w:pPr>
+              <w:spacing w:after="0"/>
+            </w:pPr>
+            <w:r>
+              <w:rPr>
+                <w:rFonts w:ascii="Arial" w:hAnsi="Arial"/>
+                <w:b/>
+                <w:color w:val="1E293B"/>
+                <w:sz w:val="19"/>
+              </w:rPr>
+              <w:t>Estado</w:t>
+            </w:r>
+          </w:p>
+        </w:tc>
+        <w:tc>
+          <w:tcPr>
+            <w:tcW w:type="dxa" w:w="6768"/>
+            <w:shd w:fill="FFFFFF"/>
+            <w:tcMar>
+              <w:top w:w="50" w:type="dxa"/>
+              <w:bottom w:w="50" w:type="dxa"/>
+              <w:left w:w="90" w:type="dxa"/>
+              <w:right w:w="90" w:type="dxa"/>
+            </w:tcMar>
+          </w:tcPr>
+          <w:p>
+            <w:pPr>
+              <w:spacing w:after="0"/>
+            </w:pPr>
+            <w:r>
+              <w:rPr>
+                <w:rFonts w:ascii="Arial" w:hAnsi="Arial"/>
+                <w:b/>
+                <w:color w:val="166534"/>
+                <w:sz w:val="19"/>
+              </w:rPr>
+              <w:t>✅ IMPLEMENTADA EN EL SISTEMA</w:t>
+            </w:r>
+          </w:p>
+        </w:tc>
+      </w:tr>
     </w:tbl>
     <w:p>
       <w:pPr>
@@ -4646,25 +5176,16 @@
     <w:p>
       <w:pPr>
         <w:keepNext/>
-        <w:spacing w:before="280" w:after="80"/>
+        <w:spacing w:before="320" w:after="80"/>
       </w:pPr>
       <w:r>
         <w:rPr>
           <w:rFonts w:ascii="Arial" w:hAnsi="Arial"/>
           <w:b/>
-          <w:color w:val="0F172A"/>
+          <w:color w:val="000000"/>
           <w:sz w:val="26"/>
         </w:rPr>
         <w:t>HU-06C Asignación y conteo físico por puesto de trabajo</w:t>
-      </w:r>
-      <w:r>
-        <w:rPr>
-          <w:rFonts w:ascii="Arial" w:hAnsi="Arial"/>
-          <w:b/>
-          <w:color w:val="166534"/>
-          <w:sz w:val="20"/>
-        </w:rPr>
-        <w:t xml:space="preserve">   [✅ IMPLEMENTADA EN EL SISTEMA]</w:t>
       </w:r>
     </w:p>
     <w:tbl>
@@ -4673,6 +5194,14 @@
         <w:jc w:val="center"/>
         <w:tblLayout w:type="fixed"/>
         <w:tblLook w:firstColumn="1" w:firstRow="1" w:lastColumn="0" w:lastRow="0" w:noHBand="0" w:noVBand="1" w:val="04A0"/>
+        <w:tblBorders>
+          <w:top w:val="single" w:sz="4" w:space="0" w:color="D1D5DB"/>
+          <w:bottom w:val="single" w:sz="4" w:space="0" w:color="D1D5DB"/>
+          <w:left w:val="single" w:sz="4" w:space="0" w:color="D1D5DB"/>
+          <w:right w:val="single" w:sz="4" w:space="0" w:color="D1D5DB"/>
+          <w:insideH w:val="single" w:sz="4" w:space="0" w:color="D1D5DB"/>
+          <w:insideV w:val="single" w:sz="4" w:space="0" w:color="D1D5DB"/>
+        </w:tblBorders>
       </w:tblPr>
       <w:tblGrid>
         <w:gridCol w:w="4824"/>
@@ -4684,10 +5213,10 @@
             <w:tcW w:type="dxa" w:w="2592"/>
             <w:shd w:fill="F1F5F9"/>
             <w:tcMar>
-              <w:top w:w="60" w:type="dxa"/>
-              <w:bottom w:w="60" w:type="dxa"/>
-              <w:left w:w="100" w:type="dxa"/>
-              <w:right w:w="100" w:type="dxa"/>
+              <w:top w:w="50" w:type="dxa"/>
+              <w:bottom w:w="50" w:type="dxa"/>
+              <w:left w:w="90" w:type="dxa"/>
+              <w:right w:w="90" w:type="dxa"/>
             </w:tcMar>
           </w:tcPr>
           <w:p>
@@ -4710,10 +5239,10 @@
             <w:tcW w:type="dxa" w:w="6768"/>
             <w:shd w:fill="FFFFFF"/>
             <w:tcMar>
-              <w:top w:w="60" w:type="dxa"/>
-              <w:bottom w:w="60" w:type="dxa"/>
-              <w:left w:w="100" w:type="dxa"/>
-              <w:right w:w="100" w:type="dxa"/>
+              <w:top w:w="50" w:type="dxa"/>
+              <w:bottom w:w="50" w:type="dxa"/>
+              <w:left w:w="90" w:type="dxa"/>
+              <w:right w:w="90" w:type="dxa"/>
             </w:tcMar>
           </w:tcPr>
           <w:p>
@@ -4737,10 +5266,10 @@
             <w:tcW w:type="dxa" w:w="2592"/>
             <w:shd w:fill="F1F5F9"/>
             <w:tcMar>
-              <w:top w:w="60" w:type="dxa"/>
-              <w:bottom w:w="60" w:type="dxa"/>
-              <w:left w:w="100" w:type="dxa"/>
-              <w:right w:w="100" w:type="dxa"/>
+              <w:top w:w="50" w:type="dxa"/>
+              <w:bottom w:w="50" w:type="dxa"/>
+              <w:left w:w="90" w:type="dxa"/>
+              <w:right w:w="90" w:type="dxa"/>
             </w:tcMar>
           </w:tcPr>
           <w:p>
@@ -4763,10 +5292,10 @@
             <w:tcW w:type="dxa" w:w="6768"/>
             <w:shd w:fill="FFFFFF"/>
             <w:tcMar>
-              <w:top w:w="60" w:type="dxa"/>
-              <w:bottom w:w="60" w:type="dxa"/>
-              <w:left w:w="100" w:type="dxa"/>
-              <w:right w:w="100" w:type="dxa"/>
+              <w:top w:w="50" w:type="dxa"/>
+              <w:bottom w:w="50" w:type="dxa"/>
+              <w:left w:w="90" w:type="dxa"/>
+              <w:right w:w="90" w:type="dxa"/>
             </w:tcMar>
           </w:tcPr>
           <w:p>
@@ -4790,10 +5319,10 @@
             <w:tcW w:type="dxa" w:w="2592"/>
             <w:shd w:fill="F1F5F9"/>
             <w:tcMar>
-              <w:top w:w="60" w:type="dxa"/>
-              <w:bottom w:w="60" w:type="dxa"/>
-              <w:left w:w="100" w:type="dxa"/>
-              <w:right w:w="100" w:type="dxa"/>
+              <w:top w:w="50" w:type="dxa"/>
+              <w:bottom w:w="50" w:type="dxa"/>
+              <w:left w:w="90" w:type="dxa"/>
+              <w:right w:w="90" w:type="dxa"/>
             </w:tcMar>
           </w:tcPr>
           <w:p>
@@ -4816,10 +5345,10 @@
             <w:tcW w:type="dxa" w:w="6768"/>
             <w:shd w:fill="FFFFFF"/>
             <w:tcMar>
-              <w:top w:w="60" w:type="dxa"/>
-              <w:bottom w:w="60" w:type="dxa"/>
-              <w:left w:w="100" w:type="dxa"/>
-              <w:right w:w="100" w:type="dxa"/>
+              <w:top w:w="50" w:type="dxa"/>
+              <w:bottom w:w="50" w:type="dxa"/>
+              <w:left w:w="90" w:type="dxa"/>
+              <w:right w:w="90" w:type="dxa"/>
             </w:tcMar>
           </w:tcPr>
           <w:p>
@@ -4843,10 +5372,10 @@
             <w:tcW w:type="dxa" w:w="2592"/>
             <w:shd w:fill="F1F5F9"/>
             <w:tcMar>
-              <w:top w:w="60" w:type="dxa"/>
-              <w:bottom w:w="60" w:type="dxa"/>
-              <w:left w:w="100" w:type="dxa"/>
-              <w:right w:w="100" w:type="dxa"/>
+              <w:top w:w="50" w:type="dxa"/>
+              <w:bottom w:w="50" w:type="dxa"/>
+              <w:left w:w="90" w:type="dxa"/>
+              <w:right w:w="90" w:type="dxa"/>
             </w:tcMar>
           </w:tcPr>
           <w:p>
@@ -4869,10 +5398,10 @@
             <w:tcW w:type="dxa" w:w="6768"/>
             <w:shd w:fill="FFFFFF"/>
             <w:tcMar>
-              <w:top w:w="60" w:type="dxa"/>
-              <w:bottom w:w="60" w:type="dxa"/>
-              <w:left w:w="100" w:type="dxa"/>
-              <w:right w:w="100" w:type="dxa"/>
+              <w:top w:w="50" w:type="dxa"/>
+              <w:bottom w:w="50" w:type="dxa"/>
+              <w:left w:w="90" w:type="dxa"/>
+              <w:right w:w="90" w:type="dxa"/>
             </w:tcMar>
           </w:tcPr>
           <w:p>
@@ -4896,10 +5425,10 @@
             <w:tcW w:type="dxa" w:w="2592"/>
             <w:shd w:fill="F1F5F9"/>
             <w:tcMar>
-              <w:top w:w="60" w:type="dxa"/>
-              <w:bottom w:w="60" w:type="dxa"/>
-              <w:left w:w="100" w:type="dxa"/>
-              <w:right w:w="100" w:type="dxa"/>
+              <w:top w:w="50" w:type="dxa"/>
+              <w:bottom w:w="50" w:type="dxa"/>
+              <w:left w:w="90" w:type="dxa"/>
+              <w:right w:w="90" w:type="dxa"/>
             </w:tcMar>
           </w:tcPr>
           <w:p>
@@ -4922,10 +5451,10 @@
             <w:tcW w:type="dxa" w:w="6768"/>
             <w:shd w:fill="FFFFFF"/>
             <w:tcMar>
-              <w:top w:w="60" w:type="dxa"/>
-              <w:bottom w:w="60" w:type="dxa"/>
-              <w:left w:w="100" w:type="dxa"/>
-              <w:right w:w="100" w:type="dxa"/>
+              <w:top w:w="50" w:type="dxa"/>
+              <w:bottom w:w="50" w:type="dxa"/>
+              <w:left w:w="90" w:type="dxa"/>
+              <w:right w:w="90" w:type="dxa"/>
             </w:tcMar>
           </w:tcPr>
           <w:p>
@@ -4943,6 +5472,60 @@
           </w:p>
         </w:tc>
       </w:tr>
+      <w:tr>
+        <w:tc>
+          <w:tcPr>
+            <w:tcW w:type="dxa" w:w="2592"/>
+            <w:shd w:fill="F1F5F9"/>
+            <w:tcMar>
+              <w:top w:w="50" w:type="dxa"/>
+              <w:bottom w:w="50" w:type="dxa"/>
+              <w:left w:w="90" w:type="dxa"/>
+              <w:right w:w="90" w:type="dxa"/>
+            </w:tcMar>
+          </w:tcPr>
+          <w:p>
+            <w:pPr>
+              <w:spacing w:after="0"/>
+            </w:pPr>
+            <w:r>
+              <w:rPr>
+                <w:rFonts w:ascii="Arial" w:hAnsi="Arial"/>
+                <w:b/>
+                <w:color w:val="1E293B"/>
+                <w:sz w:val="19"/>
+              </w:rPr>
+              <w:t>Estado</w:t>
+            </w:r>
+          </w:p>
+        </w:tc>
+        <w:tc>
+          <w:tcPr>
+            <w:tcW w:type="dxa" w:w="6768"/>
+            <w:shd w:fill="FFFFFF"/>
+            <w:tcMar>
+              <w:top w:w="50" w:type="dxa"/>
+              <w:bottom w:w="50" w:type="dxa"/>
+              <w:left w:w="90" w:type="dxa"/>
+              <w:right w:w="90" w:type="dxa"/>
+            </w:tcMar>
+          </w:tcPr>
+          <w:p>
+            <w:pPr>
+              <w:spacing w:after="0"/>
+            </w:pPr>
+            <w:r>
+              <w:rPr>
+                <w:rFonts w:ascii="Arial" w:hAnsi="Arial"/>
+                <w:b/>
+                <w:color w:val="166534"/>
+                <w:sz w:val="19"/>
+              </w:rPr>
+              <w:t>✅ IMPLEMENTADA EN EL SISTEMA</w:t>
+            </w:r>
+          </w:p>
+        </w:tc>
+      </w:tr>
     </w:tbl>
     <w:p>
       <w:pPr>
@@ -5077,25 +5660,16 @@
     <w:p>
       <w:pPr>
         <w:keepNext/>
-        <w:spacing w:before="280" w:after="80"/>
+        <w:spacing w:before="320" w:after="80"/>
       </w:pPr>
       <w:r>
         <w:rPr>
           <w:rFonts w:ascii="Arial" w:hAnsi="Arial"/>
           <w:b/>
-          <w:color w:val="0F172A"/>
+          <w:color w:val="000000"/>
           <w:sz w:val="26"/>
         </w:rPr>
         <w:t>HU-07 Conciliación y justificación de discrepancias de inventario</w:t>
-      </w:r>
-      <w:r>
-        <w:rPr>
-          <w:rFonts w:ascii="Arial" w:hAnsi="Arial"/>
-          <w:b/>
-          <w:color w:val="C2410C"/>
-          <w:sz w:val="20"/>
-        </w:rPr>
-        <w:t xml:space="preserve">   [⏳ PENDIENTE DE DESARROLLO (FALTA HACER)]</w:t>
       </w:r>
     </w:p>
     <w:tbl>
@@ -5104,6 +5678,14 @@
         <w:jc w:val="center"/>
         <w:tblLayout w:type="fixed"/>
         <w:tblLook w:firstColumn="1" w:firstRow="1" w:lastColumn="0" w:lastRow="0" w:noHBand="0" w:noVBand="1" w:val="04A0"/>
+        <w:tblBorders>
+          <w:top w:val="single" w:sz="4" w:space="0" w:color="D1D5DB"/>
+          <w:bottom w:val="single" w:sz="4" w:space="0" w:color="D1D5DB"/>
+          <w:left w:val="single" w:sz="4" w:space="0" w:color="D1D5DB"/>
+          <w:right w:val="single" w:sz="4" w:space="0" w:color="D1D5DB"/>
+          <w:insideH w:val="single" w:sz="4" w:space="0" w:color="D1D5DB"/>
+          <w:insideV w:val="single" w:sz="4" w:space="0" w:color="D1D5DB"/>
+        </w:tblBorders>
       </w:tblPr>
       <w:tblGrid>
         <w:gridCol w:w="4824"/>
@@ -5115,10 +5697,10 @@
             <w:tcW w:type="dxa" w:w="2592"/>
             <w:shd w:fill="F1F5F9"/>
             <w:tcMar>
-              <w:top w:w="60" w:type="dxa"/>
-              <w:bottom w:w="60" w:type="dxa"/>
-              <w:left w:w="100" w:type="dxa"/>
-              <w:right w:w="100" w:type="dxa"/>
+              <w:top w:w="50" w:type="dxa"/>
+              <w:bottom w:w="50" w:type="dxa"/>
+              <w:left w:w="90" w:type="dxa"/>
+              <w:right w:w="90" w:type="dxa"/>
             </w:tcMar>
           </w:tcPr>
           <w:p>
@@ -5141,10 +5723,10 @@
             <w:tcW w:type="dxa" w:w="6768"/>
             <w:shd w:fill="FFFFFF"/>
             <w:tcMar>
-              <w:top w:w="60" w:type="dxa"/>
-              <w:bottom w:w="60" w:type="dxa"/>
-              <w:left w:w="100" w:type="dxa"/>
-              <w:right w:w="100" w:type="dxa"/>
+              <w:top w:w="50" w:type="dxa"/>
+              <w:bottom w:w="50" w:type="dxa"/>
+              <w:left w:w="90" w:type="dxa"/>
+              <w:right w:w="90" w:type="dxa"/>
             </w:tcMar>
           </w:tcPr>
           <w:p>
@@ -5168,10 +5750,10 @@
             <w:tcW w:type="dxa" w:w="2592"/>
             <w:shd w:fill="F1F5F9"/>
             <w:tcMar>
-              <w:top w:w="60" w:type="dxa"/>
-              <w:bottom w:w="60" w:type="dxa"/>
-              <w:left w:w="100" w:type="dxa"/>
-              <w:right w:w="100" w:type="dxa"/>
+              <w:top w:w="50" w:type="dxa"/>
+              <w:bottom w:w="50" w:type="dxa"/>
+              <w:left w:w="90" w:type="dxa"/>
+              <w:right w:w="90" w:type="dxa"/>
             </w:tcMar>
           </w:tcPr>
           <w:p>
@@ -5194,10 +5776,10 @@
             <w:tcW w:type="dxa" w:w="6768"/>
             <w:shd w:fill="FFFFFF"/>
             <w:tcMar>
-              <w:top w:w="60" w:type="dxa"/>
-              <w:bottom w:w="60" w:type="dxa"/>
-              <w:left w:w="100" w:type="dxa"/>
-              <w:right w:w="100" w:type="dxa"/>
+              <w:top w:w="50" w:type="dxa"/>
+              <w:bottom w:w="50" w:type="dxa"/>
+              <w:left w:w="90" w:type="dxa"/>
+              <w:right w:w="90" w:type="dxa"/>
             </w:tcMar>
           </w:tcPr>
           <w:p>
@@ -5221,10 +5803,10 @@
             <w:tcW w:type="dxa" w:w="2592"/>
             <w:shd w:fill="F1F5F9"/>
             <w:tcMar>
-              <w:top w:w="60" w:type="dxa"/>
-              <w:bottom w:w="60" w:type="dxa"/>
-              <w:left w:w="100" w:type="dxa"/>
-              <w:right w:w="100" w:type="dxa"/>
+              <w:top w:w="50" w:type="dxa"/>
+              <w:bottom w:w="50" w:type="dxa"/>
+              <w:left w:w="90" w:type="dxa"/>
+              <w:right w:w="90" w:type="dxa"/>
             </w:tcMar>
           </w:tcPr>
           <w:p>
@@ -5247,10 +5829,10 @@
             <w:tcW w:type="dxa" w:w="6768"/>
             <w:shd w:fill="FFFFFF"/>
             <w:tcMar>
-              <w:top w:w="60" w:type="dxa"/>
-              <w:bottom w:w="60" w:type="dxa"/>
-              <w:left w:w="100" w:type="dxa"/>
-              <w:right w:w="100" w:type="dxa"/>
+              <w:top w:w="50" w:type="dxa"/>
+              <w:bottom w:w="50" w:type="dxa"/>
+              <w:left w:w="90" w:type="dxa"/>
+              <w:right w:w="90" w:type="dxa"/>
             </w:tcMar>
           </w:tcPr>
           <w:p>
@@ -5274,10 +5856,10 @@
             <w:tcW w:type="dxa" w:w="2592"/>
             <w:shd w:fill="F1F5F9"/>
             <w:tcMar>
-              <w:top w:w="60" w:type="dxa"/>
-              <w:bottom w:w="60" w:type="dxa"/>
-              <w:left w:w="100" w:type="dxa"/>
-              <w:right w:w="100" w:type="dxa"/>
+              <w:top w:w="50" w:type="dxa"/>
+              <w:bottom w:w="50" w:type="dxa"/>
+              <w:left w:w="90" w:type="dxa"/>
+              <w:right w:w="90" w:type="dxa"/>
             </w:tcMar>
           </w:tcPr>
           <w:p>
@@ -5300,10 +5882,10 @@
             <w:tcW w:type="dxa" w:w="6768"/>
             <w:shd w:fill="FFFFFF"/>
             <w:tcMar>
-              <w:top w:w="60" w:type="dxa"/>
-              <w:bottom w:w="60" w:type="dxa"/>
-              <w:left w:w="100" w:type="dxa"/>
-              <w:right w:w="100" w:type="dxa"/>
+              <w:top w:w="50" w:type="dxa"/>
+              <w:bottom w:w="50" w:type="dxa"/>
+              <w:left w:w="90" w:type="dxa"/>
+              <w:right w:w="90" w:type="dxa"/>
             </w:tcMar>
           </w:tcPr>
           <w:p>
@@ -5327,10 +5909,10 @@
             <w:tcW w:type="dxa" w:w="2592"/>
             <w:shd w:fill="F1F5F9"/>
             <w:tcMar>
-              <w:top w:w="60" w:type="dxa"/>
-              <w:bottom w:w="60" w:type="dxa"/>
-              <w:left w:w="100" w:type="dxa"/>
-              <w:right w:w="100" w:type="dxa"/>
+              <w:top w:w="50" w:type="dxa"/>
+              <w:bottom w:w="50" w:type="dxa"/>
+              <w:left w:w="90" w:type="dxa"/>
+              <w:right w:w="90" w:type="dxa"/>
             </w:tcMar>
           </w:tcPr>
           <w:p>
@@ -5353,10 +5935,10 @@
             <w:tcW w:type="dxa" w:w="6768"/>
             <w:shd w:fill="FFFFFF"/>
             <w:tcMar>
-              <w:top w:w="60" w:type="dxa"/>
-              <w:bottom w:w="60" w:type="dxa"/>
-              <w:left w:w="100" w:type="dxa"/>
-              <w:right w:w="100" w:type="dxa"/>
+              <w:top w:w="50" w:type="dxa"/>
+              <w:bottom w:w="50" w:type="dxa"/>
+              <w:left w:w="90" w:type="dxa"/>
+              <w:right w:w="90" w:type="dxa"/>
             </w:tcMar>
           </w:tcPr>
           <w:p>
@@ -5374,6 +5956,60 @@
           </w:p>
         </w:tc>
       </w:tr>
+      <w:tr>
+        <w:tc>
+          <w:tcPr>
+            <w:tcW w:type="dxa" w:w="2592"/>
+            <w:shd w:fill="F1F5F9"/>
+            <w:tcMar>
+              <w:top w:w="50" w:type="dxa"/>
+              <w:bottom w:w="50" w:type="dxa"/>
+              <w:left w:w="90" w:type="dxa"/>
+              <w:right w:w="90" w:type="dxa"/>
+            </w:tcMar>
+          </w:tcPr>
+          <w:p>
+            <w:pPr>
+              <w:spacing w:after="0"/>
+            </w:pPr>
+            <w:r>
+              <w:rPr>
+                <w:rFonts w:ascii="Arial" w:hAnsi="Arial"/>
+                <w:b/>
+                <w:color w:val="1E293B"/>
+                <w:sz w:val="19"/>
+              </w:rPr>
+              <w:t>Estado</w:t>
+            </w:r>
+          </w:p>
+        </w:tc>
+        <w:tc>
+          <w:tcPr>
+            <w:tcW w:type="dxa" w:w="6768"/>
+            <w:shd w:fill="FFFFFF"/>
+            <w:tcMar>
+              <w:top w:w="50" w:type="dxa"/>
+              <w:bottom w:w="50" w:type="dxa"/>
+              <w:left w:w="90" w:type="dxa"/>
+              <w:right w:w="90" w:type="dxa"/>
+            </w:tcMar>
+          </w:tcPr>
+          <w:p>
+            <w:pPr>
+              <w:spacing w:after="0"/>
+            </w:pPr>
+            <w:r>
+              <w:rPr>
+                <w:rFonts w:ascii="Arial" w:hAnsi="Arial"/>
+                <w:b/>
+                <w:color w:val="C2410C"/>
+                <w:sz w:val="19"/>
+              </w:rPr>
+              <w:t>⏳ PENDIENTE DE DESARROLLO (FALTA HACER)</w:t>
+            </w:r>
+          </w:p>
+        </w:tc>
+      </w:tr>
     </w:tbl>
     <w:p>
       <w:pPr>
@@ -5508,25 +6144,16 @@
     <w:p>
       <w:pPr>
         <w:keepNext/>
-        <w:spacing w:before="280" w:after="80"/>
+        <w:spacing w:before="320" w:after="80"/>
       </w:pPr>
       <w:r>
         <w:rPr>
           <w:rFonts w:ascii="Arial" w:hAnsi="Arial"/>
           <w:b/>
-          <w:color w:val="0F172A"/>
+          <w:color w:val="000000"/>
           <w:sz w:val="26"/>
         </w:rPr>
         <w:t>HU-15B Kardex y trazabilidad histórica por producto</w:t>
-      </w:r>
-      <w:r>
-        <w:rPr>
-          <w:rFonts w:ascii="Arial" w:hAnsi="Arial"/>
-          <w:b/>
-          <w:color w:val="C2410C"/>
-          <w:sz w:val="20"/>
-        </w:rPr>
-        <w:t xml:space="preserve">   [⏳ PENDIENTE DE DESARROLLO (FALTA HACER)]</w:t>
       </w:r>
     </w:p>
     <w:tbl>
@@ -5535,6 +6162,14 @@
         <w:jc w:val="center"/>
         <w:tblLayout w:type="fixed"/>
         <w:tblLook w:firstColumn="1" w:firstRow="1" w:lastColumn="0" w:lastRow="0" w:noHBand="0" w:noVBand="1" w:val="04A0"/>
+        <w:tblBorders>
+          <w:top w:val="single" w:sz="4" w:space="0" w:color="D1D5DB"/>
+          <w:bottom w:val="single" w:sz="4" w:space="0" w:color="D1D5DB"/>
+          <w:left w:val="single" w:sz="4" w:space="0" w:color="D1D5DB"/>
+          <w:right w:val="single" w:sz="4" w:space="0" w:color="D1D5DB"/>
+          <w:insideH w:val="single" w:sz="4" w:space="0" w:color="D1D5DB"/>
+          <w:insideV w:val="single" w:sz="4" w:space="0" w:color="D1D5DB"/>
+        </w:tblBorders>
       </w:tblPr>
       <w:tblGrid>
         <w:gridCol w:w="4824"/>
@@ -5546,10 +6181,10 @@
             <w:tcW w:type="dxa" w:w="2592"/>
             <w:shd w:fill="F1F5F9"/>
             <w:tcMar>
-              <w:top w:w="60" w:type="dxa"/>
-              <w:bottom w:w="60" w:type="dxa"/>
-              <w:left w:w="100" w:type="dxa"/>
-              <w:right w:w="100" w:type="dxa"/>
+              <w:top w:w="50" w:type="dxa"/>
+              <w:bottom w:w="50" w:type="dxa"/>
+              <w:left w:w="90" w:type="dxa"/>
+              <w:right w:w="90" w:type="dxa"/>
             </w:tcMar>
           </w:tcPr>
           <w:p>
@@ -5572,10 +6207,10 @@
             <w:tcW w:type="dxa" w:w="6768"/>
             <w:shd w:fill="FFFFFF"/>
             <w:tcMar>
-              <w:top w:w="60" w:type="dxa"/>
-              <w:bottom w:w="60" w:type="dxa"/>
-              <w:left w:w="100" w:type="dxa"/>
-              <w:right w:w="100" w:type="dxa"/>
+              <w:top w:w="50" w:type="dxa"/>
+              <w:bottom w:w="50" w:type="dxa"/>
+              <w:left w:w="90" w:type="dxa"/>
+              <w:right w:w="90" w:type="dxa"/>
             </w:tcMar>
           </w:tcPr>
           <w:p>
@@ -5599,10 +6234,10 @@
             <w:tcW w:type="dxa" w:w="2592"/>
             <w:shd w:fill="F1F5F9"/>
             <w:tcMar>
-              <w:top w:w="60" w:type="dxa"/>
-              <w:bottom w:w="60" w:type="dxa"/>
-              <w:left w:w="100" w:type="dxa"/>
-              <w:right w:w="100" w:type="dxa"/>
+              <w:top w:w="50" w:type="dxa"/>
+              <w:bottom w:w="50" w:type="dxa"/>
+              <w:left w:w="90" w:type="dxa"/>
+              <w:right w:w="90" w:type="dxa"/>
             </w:tcMar>
           </w:tcPr>
           <w:p>
@@ -5625,10 +6260,10 @@
             <w:tcW w:type="dxa" w:w="6768"/>
             <w:shd w:fill="FFFFFF"/>
             <w:tcMar>
-              <w:top w:w="60" w:type="dxa"/>
-              <w:bottom w:w="60" w:type="dxa"/>
-              <w:left w:w="100" w:type="dxa"/>
-              <w:right w:w="100" w:type="dxa"/>
+              <w:top w:w="50" w:type="dxa"/>
+              <w:bottom w:w="50" w:type="dxa"/>
+              <w:left w:w="90" w:type="dxa"/>
+              <w:right w:w="90" w:type="dxa"/>
             </w:tcMar>
           </w:tcPr>
           <w:p>
@@ -5652,10 +6287,10 @@
             <w:tcW w:type="dxa" w:w="2592"/>
             <w:shd w:fill="F1F5F9"/>
             <w:tcMar>
-              <w:top w:w="60" w:type="dxa"/>
-              <w:bottom w:w="60" w:type="dxa"/>
-              <w:left w:w="100" w:type="dxa"/>
-              <w:right w:w="100" w:type="dxa"/>
+              <w:top w:w="50" w:type="dxa"/>
+              <w:bottom w:w="50" w:type="dxa"/>
+              <w:left w:w="90" w:type="dxa"/>
+              <w:right w:w="90" w:type="dxa"/>
             </w:tcMar>
           </w:tcPr>
           <w:p>
@@ -5678,10 +6313,10 @@
             <w:tcW w:type="dxa" w:w="6768"/>
             <w:shd w:fill="FFFFFF"/>
             <w:tcMar>
-              <w:top w:w="60" w:type="dxa"/>
-              <w:bottom w:w="60" w:type="dxa"/>
-              <w:left w:w="100" w:type="dxa"/>
-              <w:right w:w="100" w:type="dxa"/>
+              <w:top w:w="50" w:type="dxa"/>
+              <w:bottom w:w="50" w:type="dxa"/>
+              <w:left w:w="90" w:type="dxa"/>
+              <w:right w:w="90" w:type="dxa"/>
             </w:tcMar>
           </w:tcPr>
           <w:p>
@@ -5705,10 +6340,10 @@
             <w:tcW w:type="dxa" w:w="2592"/>
             <w:shd w:fill="F1F5F9"/>
             <w:tcMar>
-              <w:top w:w="60" w:type="dxa"/>
-              <w:bottom w:w="60" w:type="dxa"/>
-              <w:left w:w="100" w:type="dxa"/>
-              <w:right w:w="100" w:type="dxa"/>
+              <w:top w:w="50" w:type="dxa"/>
+              <w:bottom w:w="50" w:type="dxa"/>
+              <w:left w:w="90" w:type="dxa"/>
+              <w:right w:w="90" w:type="dxa"/>
             </w:tcMar>
           </w:tcPr>
           <w:p>
@@ -5731,10 +6366,10 @@
             <w:tcW w:type="dxa" w:w="6768"/>
             <w:shd w:fill="FFFFFF"/>
             <w:tcMar>
-              <w:top w:w="60" w:type="dxa"/>
-              <w:bottom w:w="60" w:type="dxa"/>
-              <w:left w:w="100" w:type="dxa"/>
-              <w:right w:w="100" w:type="dxa"/>
+              <w:top w:w="50" w:type="dxa"/>
+              <w:bottom w:w="50" w:type="dxa"/>
+              <w:left w:w="90" w:type="dxa"/>
+              <w:right w:w="90" w:type="dxa"/>
             </w:tcMar>
           </w:tcPr>
           <w:p>
@@ -5758,10 +6393,10 @@
             <w:tcW w:type="dxa" w:w="2592"/>
             <w:shd w:fill="F1F5F9"/>
             <w:tcMar>
-              <w:top w:w="60" w:type="dxa"/>
-              <w:bottom w:w="60" w:type="dxa"/>
-              <w:left w:w="100" w:type="dxa"/>
-              <w:right w:w="100" w:type="dxa"/>
+              <w:top w:w="50" w:type="dxa"/>
+              <w:bottom w:w="50" w:type="dxa"/>
+              <w:left w:w="90" w:type="dxa"/>
+              <w:right w:w="90" w:type="dxa"/>
             </w:tcMar>
           </w:tcPr>
           <w:p>
@@ -5784,10 +6419,10 @@
             <w:tcW w:type="dxa" w:w="6768"/>
             <w:shd w:fill="FFFFFF"/>
             <w:tcMar>
-              <w:top w:w="60" w:type="dxa"/>
-              <w:bottom w:w="60" w:type="dxa"/>
-              <w:left w:w="100" w:type="dxa"/>
-              <w:right w:w="100" w:type="dxa"/>
+              <w:top w:w="50" w:type="dxa"/>
+              <w:bottom w:w="50" w:type="dxa"/>
+              <w:left w:w="90" w:type="dxa"/>
+              <w:right w:w="90" w:type="dxa"/>
             </w:tcMar>
           </w:tcPr>
           <w:p>
@@ -5805,6 +6440,60 @@
           </w:p>
         </w:tc>
       </w:tr>
+      <w:tr>
+        <w:tc>
+          <w:tcPr>
+            <w:tcW w:type="dxa" w:w="2592"/>
+            <w:shd w:fill="F1F5F9"/>
+            <w:tcMar>
+              <w:top w:w="50" w:type="dxa"/>
+              <w:bottom w:w="50" w:type="dxa"/>
+              <w:left w:w="90" w:type="dxa"/>
+              <w:right w:w="90" w:type="dxa"/>
+            </w:tcMar>
+          </w:tcPr>
+          <w:p>
+            <w:pPr>
+              <w:spacing w:after="0"/>
+            </w:pPr>
+            <w:r>
+              <w:rPr>
+                <w:rFonts w:ascii="Arial" w:hAnsi="Arial"/>
+                <w:b/>
+                <w:color w:val="1E293B"/>
+                <w:sz w:val="19"/>
+              </w:rPr>
+              <w:t>Estado</w:t>
+            </w:r>
+          </w:p>
+        </w:tc>
+        <w:tc>
+          <w:tcPr>
+            <w:tcW w:type="dxa" w:w="6768"/>
+            <w:shd w:fill="FFFFFF"/>
+            <w:tcMar>
+              <w:top w:w="50" w:type="dxa"/>
+              <w:bottom w:w="50" w:type="dxa"/>
+              <w:left w:w="90" w:type="dxa"/>
+              <w:right w:w="90" w:type="dxa"/>
+            </w:tcMar>
+          </w:tcPr>
+          <w:p>
+            <w:pPr>
+              <w:spacing w:after="0"/>
+            </w:pPr>
+            <w:r>
+              <w:rPr>
+                <w:rFonts w:ascii="Arial" w:hAnsi="Arial"/>
+                <w:b/>
+                <w:color w:val="C2410C"/>
+                <w:sz w:val="19"/>
+              </w:rPr>
+              <w:t>⏳ PENDIENTE DE DESARROLLO (FALTA HACER)</w:t>
+            </w:r>
+          </w:p>
+        </w:tc>
+      </w:tr>
     </w:tbl>
     <w:p>
       <w:pPr>
@@ -5939,25 +6628,16 @@
     <w:p>
       <w:pPr>
         <w:keepNext/>
-        <w:spacing w:before="280" w:after="80"/>
+        <w:spacing w:before="320" w:after="80"/>
       </w:pPr>
       <w:r>
         <w:rPr>
           <w:rFonts w:ascii="Arial" w:hAnsi="Arial"/>
           <w:b/>
-          <w:color w:val="0F172A"/>
+          <w:color w:val="000000"/>
           <w:sz w:val="26"/>
         </w:rPr>
         <w:t>HU-09 Obtener un pedido de compra sugerido</w:t>
-      </w:r>
-      <w:r>
-        <w:rPr>
-          <w:rFonts w:ascii="Arial" w:hAnsi="Arial"/>
-          <w:b/>
-          <w:color w:val="166534"/>
-          <w:sz w:val="20"/>
-        </w:rPr>
-        <w:t xml:space="preserve">   [✅ IMPLEMENTADA EN EL SISTEMA]</w:t>
       </w:r>
     </w:p>
     <w:tbl>
@@ -5966,6 +6646,14 @@
         <w:jc w:val="center"/>
         <w:tblLayout w:type="fixed"/>
         <w:tblLook w:firstColumn="1" w:firstRow="1" w:lastColumn="0" w:lastRow="0" w:noHBand="0" w:noVBand="1" w:val="04A0"/>
+        <w:tblBorders>
+          <w:top w:val="single" w:sz="4" w:space="0" w:color="D1D5DB"/>
+          <w:bottom w:val="single" w:sz="4" w:space="0" w:color="D1D5DB"/>
+          <w:left w:val="single" w:sz="4" w:space="0" w:color="D1D5DB"/>
+          <w:right w:val="single" w:sz="4" w:space="0" w:color="D1D5DB"/>
+          <w:insideH w:val="single" w:sz="4" w:space="0" w:color="D1D5DB"/>
+          <w:insideV w:val="single" w:sz="4" w:space="0" w:color="D1D5DB"/>
+        </w:tblBorders>
       </w:tblPr>
       <w:tblGrid>
         <w:gridCol w:w="4824"/>
@@ -5977,10 +6665,10 @@
             <w:tcW w:type="dxa" w:w="2592"/>
             <w:shd w:fill="F1F5F9"/>
             <w:tcMar>
-              <w:top w:w="60" w:type="dxa"/>
-              <w:bottom w:w="60" w:type="dxa"/>
-              <w:left w:w="100" w:type="dxa"/>
-              <w:right w:w="100" w:type="dxa"/>
+              <w:top w:w="50" w:type="dxa"/>
+              <w:bottom w:w="50" w:type="dxa"/>
+              <w:left w:w="90" w:type="dxa"/>
+              <w:right w:w="90" w:type="dxa"/>
             </w:tcMar>
           </w:tcPr>
           <w:p>
@@ -6003,10 +6691,10 @@
             <w:tcW w:type="dxa" w:w="6768"/>
             <w:shd w:fill="FFFFFF"/>
             <w:tcMar>
-              <w:top w:w="60" w:type="dxa"/>
-              <w:bottom w:w="60" w:type="dxa"/>
-              <w:left w:w="100" w:type="dxa"/>
-              <w:right w:w="100" w:type="dxa"/>
+              <w:top w:w="50" w:type="dxa"/>
+              <w:bottom w:w="50" w:type="dxa"/>
+              <w:left w:w="90" w:type="dxa"/>
+              <w:right w:w="90" w:type="dxa"/>
             </w:tcMar>
           </w:tcPr>
           <w:p>
@@ -6030,10 +6718,10 @@
             <w:tcW w:type="dxa" w:w="2592"/>
             <w:shd w:fill="F1F5F9"/>
             <w:tcMar>
-              <w:top w:w="60" w:type="dxa"/>
-              <w:bottom w:w="60" w:type="dxa"/>
-              <w:left w:w="100" w:type="dxa"/>
-              <w:right w:w="100" w:type="dxa"/>
+              <w:top w:w="50" w:type="dxa"/>
+              <w:bottom w:w="50" w:type="dxa"/>
+              <w:left w:w="90" w:type="dxa"/>
+              <w:right w:w="90" w:type="dxa"/>
             </w:tcMar>
           </w:tcPr>
           <w:p>
@@ -6056,10 +6744,10 @@
             <w:tcW w:type="dxa" w:w="6768"/>
             <w:shd w:fill="FFFFFF"/>
             <w:tcMar>
-              <w:top w:w="60" w:type="dxa"/>
-              <w:bottom w:w="60" w:type="dxa"/>
-              <w:left w:w="100" w:type="dxa"/>
-              <w:right w:w="100" w:type="dxa"/>
+              <w:top w:w="50" w:type="dxa"/>
+              <w:bottom w:w="50" w:type="dxa"/>
+              <w:left w:w="90" w:type="dxa"/>
+              <w:right w:w="90" w:type="dxa"/>
             </w:tcMar>
           </w:tcPr>
           <w:p>
@@ -6083,10 +6771,10 @@
             <w:tcW w:type="dxa" w:w="2592"/>
             <w:shd w:fill="F1F5F9"/>
             <w:tcMar>
-              <w:top w:w="60" w:type="dxa"/>
-              <w:bottom w:w="60" w:type="dxa"/>
-              <w:left w:w="100" w:type="dxa"/>
-              <w:right w:w="100" w:type="dxa"/>
+              <w:top w:w="50" w:type="dxa"/>
+              <w:bottom w:w="50" w:type="dxa"/>
+              <w:left w:w="90" w:type="dxa"/>
+              <w:right w:w="90" w:type="dxa"/>
             </w:tcMar>
           </w:tcPr>
           <w:p>
@@ -6109,10 +6797,10 @@
             <w:tcW w:type="dxa" w:w="6768"/>
             <w:shd w:fill="FFFFFF"/>
             <w:tcMar>
-              <w:top w:w="60" w:type="dxa"/>
-              <w:bottom w:w="60" w:type="dxa"/>
-              <w:left w:w="100" w:type="dxa"/>
-              <w:right w:w="100" w:type="dxa"/>
+              <w:top w:w="50" w:type="dxa"/>
+              <w:bottom w:w="50" w:type="dxa"/>
+              <w:left w:w="90" w:type="dxa"/>
+              <w:right w:w="90" w:type="dxa"/>
             </w:tcMar>
           </w:tcPr>
           <w:p>
@@ -6136,10 +6824,10 @@
             <w:tcW w:type="dxa" w:w="2592"/>
             <w:shd w:fill="F1F5F9"/>
             <w:tcMar>
-              <w:top w:w="60" w:type="dxa"/>
-              <w:bottom w:w="60" w:type="dxa"/>
-              <w:left w:w="100" w:type="dxa"/>
-              <w:right w:w="100" w:type="dxa"/>
+              <w:top w:w="50" w:type="dxa"/>
+              <w:bottom w:w="50" w:type="dxa"/>
+              <w:left w:w="90" w:type="dxa"/>
+              <w:right w:w="90" w:type="dxa"/>
             </w:tcMar>
           </w:tcPr>
           <w:p>
@@ -6162,10 +6850,10 @@
             <w:tcW w:type="dxa" w:w="6768"/>
             <w:shd w:fill="FFFFFF"/>
             <w:tcMar>
-              <w:top w:w="60" w:type="dxa"/>
-              <w:bottom w:w="60" w:type="dxa"/>
-              <w:left w:w="100" w:type="dxa"/>
-              <w:right w:w="100" w:type="dxa"/>
+              <w:top w:w="50" w:type="dxa"/>
+              <w:bottom w:w="50" w:type="dxa"/>
+              <w:left w:w="90" w:type="dxa"/>
+              <w:right w:w="90" w:type="dxa"/>
             </w:tcMar>
           </w:tcPr>
           <w:p>
@@ -6189,10 +6877,10 @@
             <w:tcW w:type="dxa" w:w="2592"/>
             <w:shd w:fill="F1F5F9"/>
             <w:tcMar>
-              <w:top w:w="60" w:type="dxa"/>
-              <w:bottom w:w="60" w:type="dxa"/>
-              <w:left w:w="100" w:type="dxa"/>
-              <w:right w:w="100" w:type="dxa"/>
+              <w:top w:w="50" w:type="dxa"/>
+              <w:bottom w:w="50" w:type="dxa"/>
+              <w:left w:w="90" w:type="dxa"/>
+              <w:right w:w="90" w:type="dxa"/>
             </w:tcMar>
           </w:tcPr>
           <w:p>
@@ -6215,10 +6903,10 @@
             <w:tcW w:type="dxa" w:w="6768"/>
             <w:shd w:fill="FFFFFF"/>
             <w:tcMar>
-              <w:top w:w="60" w:type="dxa"/>
-              <w:bottom w:w="60" w:type="dxa"/>
-              <w:left w:w="100" w:type="dxa"/>
-              <w:right w:w="100" w:type="dxa"/>
+              <w:top w:w="50" w:type="dxa"/>
+              <w:bottom w:w="50" w:type="dxa"/>
+              <w:left w:w="90" w:type="dxa"/>
+              <w:right w:w="90" w:type="dxa"/>
             </w:tcMar>
           </w:tcPr>
           <w:p>
@@ -6236,6 +6924,60 @@
           </w:p>
         </w:tc>
       </w:tr>
+      <w:tr>
+        <w:tc>
+          <w:tcPr>
+            <w:tcW w:type="dxa" w:w="2592"/>
+            <w:shd w:fill="F1F5F9"/>
+            <w:tcMar>
+              <w:top w:w="50" w:type="dxa"/>
+              <w:bottom w:w="50" w:type="dxa"/>
+              <w:left w:w="90" w:type="dxa"/>
+              <w:right w:w="90" w:type="dxa"/>
+            </w:tcMar>
+          </w:tcPr>
+          <w:p>
+            <w:pPr>
+              <w:spacing w:after="0"/>
+            </w:pPr>
+            <w:r>
+              <w:rPr>
+                <w:rFonts w:ascii="Arial" w:hAnsi="Arial"/>
+                <w:b/>
+                <w:color w:val="1E293B"/>
+                <w:sz w:val="19"/>
+              </w:rPr>
+              <w:t>Estado</w:t>
+            </w:r>
+          </w:p>
+        </w:tc>
+        <w:tc>
+          <w:tcPr>
+            <w:tcW w:type="dxa" w:w="6768"/>
+            <w:shd w:fill="FFFFFF"/>
+            <w:tcMar>
+              <w:top w:w="50" w:type="dxa"/>
+              <w:bottom w:w="50" w:type="dxa"/>
+              <w:left w:w="90" w:type="dxa"/>
+              <w:right w:w="90" w:type="dxa"/>
+            </w:tcMar>
+          </w:tcPr>
+          <w:p>
+            <w:pPr>
+              <w:spacing w:after="0"/>
+            </w:pPr>
+            <w:r>
+              <w:rPr>
+                <w:rFonts w:ascii="Arial" w:hAnsi="Arial"/>
+                <w:b/>
+                <w:color w:val="166534"/>
+                <w:sz w:val="19"/>
+              </w:rPr>
+              <w:t>✅ IMPLEMENTADA EN EL SISTEMA</w:t>
+            </w:r>
+          </w:p>
+        </w:tc>
+      </w:tr>
     </w:tbl>
     <w:p>
       <w:pPr>
@@ -6388,25 +7130,16 @@
     <w:p>
       <w:pPr>
         <w:keepNext/>
-        <w:spacing w:before="280" w:after="80"/>
+        <w:spacing w:before="320" w:after="80"/>
       </w:pPr>
       <w:r>
         <w:rPr>
           <w:rFonts w:ascii="Arial" w:hAnsi="Arial"/>
           <w:b/>
-          <w:color w:val="0F172A"/>
+          <w:color w:val="000000"/>
           <w:sz w:val="26"/>
         </w:rPr>
         <w:t>HU-10 Crear y enviar una orden de compra</w:t>
-      </w:r>
-      <w:r>
-        <w:rPr>
-          <w:rFonts w:ascii="Arial" w:hAnsi="Arial"/>
-          <w:b/>
-          <w:color w:val="166534"/>
-          <w:sz w:val="20"/>
-        </w:rPr>
-        <w:t xml:space="preserve">   [✅ IMPLEMENTADA EN EL SISTEMA]</w:t>
       </w:r>
     </w:p>
     <w:tbl>
@@ -6415,6 +7148,14 @@
         <w:jc w:val="center"/>
         <w:tblLayout w:type="fixed"/>
         <w:tblLook w:firstColumn="1" w:firstRow="1" w:lastColumn="0" w:lastRow="0" w:noHBand="0" w:noVBand="1" w:val="04A0"/>
+        <w:tblBorders>
+          <w:top w:val="single" w:sz="4" w:space="0" w:color="D1D5DB"/>
+          <w:bottom w:val="single" w:sz="4" w:space="0" w:color="D1D5DB"/>
+          <w:left w:val="single" w:sz="4" w:space="0" w:color="D1D5DB"/>
+          <w:right w:val="single" w:sz="4" w:space="0" w:color="D1D5DB"/>
+          <w:insideH w:val="single" w:sz="4" w:space="0" w:color="D1D5DB"/>
+          <w:insideV w:val="single" w:sz="4" w:space="0" w:color="D1D5DB"/>
+        </w:tblBorders>
       </w:tblPr>
       <w:tblGrid>
         <w:gridCol w:w="4824"/>
@@ -6426,10 +7167,10 @@
             <w:tcW w:type="dxa" w:w="2592"/>
             <w:shd w:fill="F1F5F9"/>
             <w:tcMar>
-              <w:top w:w="60" w:type="dxa"/>
-              <w:bottom w:w="60" w:type="dxa"/>
-              <w:left w:w="100" w:type="dxa"/>
-              <w:right w:w="100" w:type="dxa"/>
+              <w:top w:w="50" w:type="dxa"/>
+              <w:bottom w:w="50" w:type="dxa"/>
+              <w:left w:w="90" w:type="dxa"/>
+              <w:right w:w="90" w:type="dxa"/>
             </w:tcMar>
           </w:tcPr>
           <w:p>
@@ -6452,10 +7193,10 @@
             <w:tcW w:type="dxa" w:w="6768"/>
             <w:shd w:fill="FFFFFF"/>
             <w:tcMar>
-              <w:top w:w="60" w:type="dxa"/>
-              <w:bottom w:w="60" w:type="dxa"/>
-              <w:left w:w="100" w:type="dxa"/>
-              <w:right w:w="100" w:type="dxa"/>
+              <w:top w:w="50" w:type="dxa"/>
+              <w:bottom w:w="50" w:type="dxa"/>
+              <w:left w:w="90" w:type="dxa"/>
+              <w:right w:w="90" w:type="dxa"/>
             </w:tcMar>
           </w:tcPr>
           <w:p>
@@ -6479,10 +7220,10 @@
             <w:tcW w:type="dxa" w:w="2592"/>
             <w:shd w:fill="F1F5F9"/>
             <w:tcMar>
-              <w:top w:w="60" w:type="dxa"/>
-              <w:bottom w:w="60" w:type="dxa"/>
-              <w:left w:w="100" w:type="dxa"/>
-              <w:right w:w="100" w:type="dxa"/>
+              <w:top w:w="50" w:type="dxa"/>
+              <w:bottom w:w="50" w:type="dxa"/>
+              <w:left w:w="90" w:type="dxa"/>
+              <w:right w:w="90" w:type="dxa"/>
             </w:tcMar>
           </w:tcPr>
           <w:p>
@@ -6505,10 +7246,10 @@
             <w:tcW w:type="dxa" w:w="6768"/>
             <w:shd w:fill="FFFFFF"/>
             <w:tcMar>
-              <w:top w:w="60" w:type="dxa"/>
-              <w:bottom w:w="60" w:type="dxa"/>
-              <w:left w:w="100" w:type="dxa"/>
-              <w:right w:w="100" w:type="dxa"/>
+              <w:top w:w="50" w:type="dxa"/>
+              <w:bottom w:w="50" w:type="dxa"/>
+              <w:left w:w="90" w:type="dxa"/>
+              <w:right w:w="90" w:type="dxa"/>
             </w:tcMar>
           </w:tcPr>
           <w:p>
@@ -6532,10 +7273,10 @@
             <w:tcW w:type="dxa" w:w="2592"/>
             <w:shd w:fill="F1F5F9"/>
             <w:tcMar>
-              <w:top w:w="60" w:type="dxa"/>
-              <w:bottom w:w="60" w:type="dxa"/>
-              <w:left w:w="100" w:type="dxa"/>
-              <w:right w:w="100" w:type="dxa"/>
+              <w:top w:w="50" w:type="dxa"/>
+              <w:bottom w:w="50" w:type="dxa"/>
+              <w:left w:w="90" w:type="dxa"/>
+              <w:right w:w="90" w:type="dxa"/>
             </w:tcMar>
           </w:tcPr>
           <w:p>
@@ -6558,10 +7299,10 @@
             <w:tcW w:type="dxa" w:w="6768"/>
             <w:shd w:fill="FFFFFF"/>
             <w:tcMar>
-              <w:top w:w="60" w:type="dxa"/>
-              <w:bottom w:w="60" w:type="dxa"/>
-              <w:left w:w="100" w:type="dxa"/>
-              <w:right w:w="100" w:type="dxa"/>
+              <w:top w:w="50" w:type="dxa"/>
+              <w:bottom w:w="50" w:type="dxa"/>
+              <w:left w:w="90" w:type="dxa"/>
+              <w:right w:w="90" w:type="dxa"/>
             </w:tcMar>
           </w:tcPr>
           <w:p>
@@ -6585,10 +7326,10 @@
             <w:tcW w:type="dxa" w:w="2592"/>
             <w:shd w:fill="F1F5F9"/>
             <w:tcMar>
-              <w:top w:w="60" w:type="dxa"/>
-              <w:bottom w:w="60" w:type="dxa"/>
-              <w:left w:w="100" w:type="dxa"/>
-              <w:right w:w="100" w:type="dxa"/>
+              <w:top w:w="50" w:type="dxa"/>
+              <w:bottom w:w="50" w:type="dxa"/>
+              <w:left w:w="90" w:type="dxa"/>
+              <w:right w:w="90" w:type="dxa"/>
             </w:tcMar>
           </w:tcPr>
           <w:p>
@@ -6611,10 +7352,10 @@
             <w:tcW w:type="dxa" w:w="6768"/>
             <w:shd w:fill="FFFFFF"/>
             <w:tcMar>
-              <w:top w:w="60" w:type="dxa"/>
-              <w:bottom w:w="60" w:type="dxa"/>
-              <w:left w:w="100" w:type="dxa"/>
-              <w:right w:w="100" w:type="dxa"/>
+              <w:top w:w="50" w:type="dxa"/>
+              <w:bottom w:w="50" w:type="dxa"/>
+              <w:left w:w="90" w:type="dxa"/>
+              <w:right w:w="90" w:type="dxa"/>
             </w:tcMar>
           </w:tcPr>
           <w:p>
@@ -6638,10 +7379,10 @@
             <w:tcW w:type="dxa" w:w="2592"/>
             <w:shd w:fill="F1F5F9"/>
             <w:tcMar>
-              <w:top w:w="60" w:type="dxa"/>
-              <w:bottom w:w="60" w:type="dxa"/>
-              <w:left w:w="100" w:type="dxa"/>
-              <w:right w:w="100" w:type="dxa"/>
+              <w:top w:w="50" w:type="dxa"/>
+              <w:bottom w:w="50" w:type="dxa"/>
+              <w:left w:w="90" w:type="dxa"/>
+              <w:right w:w="90" w:type="dxa"/>
             </w:tcMar>
           </w:tcPr>
           <w:p>
@@ -6664,10 +7405,10 @@
             <w:tcW w:type="dxa" w:w="6768"/>
             <w:shd w:fill="FFFFFF"/>
             <w:tcMar>
-              <w:top w:w="60" w:type="dxa"/>
-              <w:bottom w:w="60" w:type="dxa"/>
-              <w:left w:w="100" w:type="dxa"/>
-              <w:right w:w="100" w:type="dxa"/>
+              <w:top w:w="50" w:type="dxa"/>
+              <w:bottom w:w="50" w:type="dxa"/>
+              <w:left w:w="90" w:type="dxa"/>
+              <w:right w:w="90" w:type="dxa"/>
             </w:tcMar>
           </w:tcPr>
           <w:p>
@@ -6685,6 +7426,60 @@
           </w:p>
         </w:tc>
       </w:tr>
+      <w:tr>
+        <w:tc>
+          <w:tcPr>
+            <w:tcW w:type="dxa" w:w="2592"/>
+            <w:shd w:fill="F1F5F9"/>
+            <w:tcMar>
+              <w:top w:w="50" w:type="dxa"/>
+              <w:bottom w:w="50" w:type="dxa"/>
+              <w:left w:w="90" w:type="dxa"/>
+              <w:right w:w="90" w:type="dxa"/>
+            </w:tcMar>
+          </w:tcPr>
+          <w:p>
+            <w:pPr>
+              <w:spacing w:after="0"/>
+            </w:pPr>
+            <w:r>
+              <w:rPr>
+                <w:rFonts w:ascii="Arial" w:hAnsi="Arial"/>
+                <w:b/>
+                <w:color w:val="1E293B"/>
+                <w:sz w:val="19"/>
+              </w:rPr>
+              <w:t>Estado</w:t>
+            </w:r>
+          </w:p>
+        </w:tc>
+        <w:tc>
+          <w:tcPr>
+            <w:tcW w:type="dxa" w:w="6768"/>
+            <w:shd w:fill="FFFFFF"/>
+            <w:tcMar>
+              <w:top w:w="50" w:type="dxa"/>
+              <w:bottom w:w="50" w:type="dxa"/>
+              <w:left w:w="90" w:type="dxa"/>
+              <w:right w:w="90" w:type="dxa"/>
+            </w:tcMar>
+          </w:tcPr>
+          <w:p>
+            <w:pPr>
+              <w:spacing w:after="0"/>
+            </w:pPr>
+            <w:r>
+              <w:rPr>
+                <w:rFonts w:ascii="Arial" w:hAnsi="Arial"/>
+                <w:b/>
+                <w:color w:val="166534"/>
+                <w:sz w:val="19"/>
+              </w:rPr>
+              <w:t>✅ IMPLEMENTADA EN EL SISTEMA</w:t>
+            </w:r>
+          </w:p>
+        </w:tc>
+      </w:tr>
     </w:tbl>
     <w:p>
       <w:pPr>
@@ -6837,25 +7632,16 @@
     <w:p>
       <w:pPr>
         <w:keepNext/>
-        <w:spacing w:before="280" w:after="80"/>
+        <w:spacing w:before="320" w:after="80"/>
       </w:pPr>
       <w:r>
         <w:rPr>
           <w:rFonts w:ascii="Arial" w:hAnsi="Arial"/>
           <w:b/>
-          <w:color w:val="0F172A"/>
+          <w:color w:val="000000"/>
           <w:sz w:val="26"/>
         </w:rPr>
         <w:t>HU-11 Registrar recepciones parciales o totales</w:t>
-      </w:r>
-      <w:r>
-        <w:rPr>
-          <w:rFonts w:ascii="Arial" w:hAnsi="Arial"/>
-          <w:b/>
-          <w:color w:val="166534"/>
-          <w:sz w:val="20"/>
-        </w:rPr>
-        <w:t xml:space="preserve">   [✅ IMPLEMENTADA EN EL SISTEMA]</w:t>
       </w:r>
     </w:p>
     <w:tbl>
@@ -6864,6 +7650,14 @@
         <w:jc w:val="center"/>
         <w:tblLayout w:type="fixed"/>
         <w:tblLook w:firstColumn="1" w:firstRow="1" w:lastColumn="0" w:lastRow="0" w:noHBand="0" w:noVBand="1" w:val="04A0"/>
+        <w:tblBorders>
+          <w:top w:val="single" w:sz="4" w:space="0" w:color="D1D5DB"/>
+          <w:bottom w:val="single" w:sz="4" w:space="0" w:color="D1D5DB"/>
+          <w:left w:val="single" w:sz="4" w:space="0" w:color="D1D5DB"/>
+          <w:right w:val="single" w:sz="4" w:space="0" w:color="D1D5DB"/>
+          <w:insideH w:val="single" w:sz="4" w:space="0" w:color="D1D5DB"/>
+          <w:insideV w:val="single" w:sz="4" w:space="0" w:color="D1D5DB"/>
+        </w:tblBorders>
       </w:tblPr>
       <w:tblGrid>
         <w:gridCol w:w="4824"/>
@@ -6875,10 +7669,10 @@
             <w:tcW w:type="dxa" w:w="2592"/>
             <w:shd w:fill="F1F5F9"/>
             <w:tcMar>
-              <w:top w:w="60" w:type="dxa"/>
-              <w:bottom w:w="60" w:type="dxa"/>
-              <w:left w:w="100" w:type="dxa"/>
-              <w:right w:w="100" w:type="dxa"/>
+              <w:top w:w="50" w:type="dxa"/>
+              <w:bottom w:w="50" w:type="dxa"/>
+              <w:left w:w="90" w:type="dxa"/>
+              <w:right w:w="90" w:type="dxa"/>
             </w:tcMar>
           </w:tcPr>
           <w:p>
@@ -6901,10 +7695,10 @@
             <w:tcW w:type="dxa" w:w="6768"/>
             <w:shd w:fill="FFFFFF"/>
             <w:tcMar>
-              <w:top w:w="60" w:type="dxa"/>
-              <w:bottom w:w="60" w:type="dxa"/>
-              <w:left w:w="100" w:type="dxa"/>
-              <w:right w:w="100" w:type="dxa"/>
+              <w:top w:w="50" w:type="dxa"/>
+              <w:bottom w:w="50" w:type="dxa"/>
+              <w:left w:w="90" w:type="dxa"/>
+              <w:right w:w="90" w:type="dxa"/>
             </w:tcMar>
           </w:tcPr>
           <w:p>
@@ -6928,10 +7722,10 @@
             <w:tcW w:type="dxa" w:w="2592"/>
             <w:shd w:fill="F1F5F9"/>
             <w:tcMar>
-              <w:top w:w="60" w:type="dxa"/>
-              <w:bottom w:w="60" w:type="dxa"/>
-              <w:left w:w="100" w:type="dxa"/>
-              <w:right w:w="100" w:type="dxa"/>
+              <w:top w:w="50" w:type="dxa"/>
+              <w:bottom w:w="50" w:type="dxa"/>
+              <w:left w:w="90" w:type="dxa"/>
+              <w:right w:w="90" w:type="dxa"/>
             </w:tcMar>
           </w:tcPr>
           <w:p>
@@ -6954,10 +7748,10 @@
             <w:tcW w:type="dxa" w:w="6768"/>
             <w:shd w:fill="FFFFFF"/>
             <w:tcMar>
-              <w:top w:w="60" w:type="dxa"/>
-              <w:bottom w:w="60" w:type="dxa"/>
-              <w:left w:w="100" w:type="dxa"/>
-              <w:right w:w="100" w:type="dxa"/>
+              <w:top w:w="50" w:type="dxa"/>
+              <w:bottom w:w="50" w:type="dxa"/>
+              <w:left w:w="90" w:type="dxa"/>
+              <w:right w:w="90" w:type="dxa"/>
             </w:tcMar>
           </w:tcPr>
           <w:p>
@@ -6981,10 +7775,10 @@
             <w:tcW w:type="dxa" w:w="2592"/>
             <w:shd w:fill="F1F5F9"/>
             <w:tcMar>
-              <w:top w:w="60" w:type="dxa"/>
-              <w:bottom w:w="60" w:type="dxa"/>
-              <w:left w:w="100" w:type="dxa"/>
-              <w:right w:w="100" w:type="dxa"/>
+              <w:top w:w="50" w:type="dxa"/>
+              <w:bottom w:w="50" w:type="dxa"/>
+              <w:left w:w="90" w:type="dxa"/>
+              <w:right w:w="90" w:type="dxa"/>
             </w:tcMar>
           </w:tcPr>
           <w:p>
@@ -7007,10 +7801,10 @@
             <w:tcW w:type="dxa" w:w="6768"/>
             <w:shd w:fill="FFFFFF"/>
             <w:tcMar>
-              <w:top w:w="60" w:type="dxa"/>
-              <w:bottom w:w="60" w:type="dxa"/>
-              <w:left w:w="100" w:type="dxa"/>
-              <w:right w:w="100" w:type="dxa"/>
+              <w:top w:w="50" w:type="dxa"/>
+              <w:bottom w:w="50" w:type="dxa"/>
+              <w:left w:w="90" w:type="dxa"/>
+              <w:right w:w="90" w:type="dxa"/>
             </w:tcMar>
           </w:tcPr>
           <w:p>
@@ -7034,10 +7828,10 @@
             <w:tcW w:type="dxa" w:w="2592"/>
             <w:shd w:fill="F1F5F9"/>
             <w:tcMar>
-              <w:top w:w="60" w:type="dxa"/>
-              <w:bottom w:w="60" w:type="dxa"/>
-              <w:left w:w="100" w:type="dxa"/>
-              <w:right w:w="100" w:type="dxa"/>
+              <w:top w:w="50" w:type="dxa"/>
+              <w:bottom w:w="50" w:type="dxa"/>
+              <w:left w:w="90" w:type="dxa"/>
+              <w:right w:w="90" w:type="dxa"/>
             </w:tcMar>
           </w:tcPr>
           <w:p>
@@ -7060,10 +7854,10 @@
             <w:tcW w:type="dxa" w:w="6768"/>
             <w:shd w:fill="FFFFFF"/>
             <w:tcMar>
-              <w:top w:w="60" w:type="dxa"/>
-              <w:bottom w:w="60" w:type="dxa"/>
-              <w:left w:w="100" w:type="dxa"/>
-              <w:right w:w="100" w:type="dxa"/>
+              <w:top w:w="50" w:type="dxa"/>
+              <w:bottom w:w="50" w:type="dxa"/>
+              <w:left w:w="90" w:type="dxa"/>
+              <w:right w:w="90" w:type="dxa"/>
             </w:tcMar>
           </w:tcPr>
           <w:p>
@@ -7087,10 +7881,10 @@
             <w:tcW w:type="dxa" w:w="2592"/>
             <w:shd w:fill="F1F5F9"/>
             <w:tcMar>
-              <w:top w:w="60" w:type="dxa"/>
-              <w:bottom w:w="60" w:type="dxa"/>
-              <w:left w:w="100" w:type="dxa"/>
-              <w:right w:w="100" w:type="dxa"/>
+              <w:top w:w="50" w:type="dxa"/>
+              <w:bottom w:w="50" w:type="dxa"/>
+              <w:left w:w="90" w:type="dxa"/>
+              <w:right w:w="90" w:type="dxa"/>
             </w:tcMar>
           </w:tcPr>
           <w:p>
@@ -7113,10 +7907,10 @@
             <w:tcW w:type="dxa" w:w="6768"/>
             <w:shd w:fill="FFFFFF"/>
             <w:tcMar>
-              <w:top w:w="60" w:type="dxa"/>
-              <w:bottom w:w="60" w:type="dxa"/>
-              <w:left w:w="100" w:type="dxa"/>
-              <w:right w:w="100" w:type="dxa"/>
+              <w:top w:w="50" w:type="dxa"/>
+              <w:bottom w:w="50" w:type="dxa"/>
+              <w:left w:w="90" w:type="dxa"/>
+              <w:right w:w="90" w:type="dxa"/>
             </w:tcMar>
           </w:tcPr>
           <w:p>
@@ -7134,6 +7928,60 @@
           </w:p>
         </w:tc>
       </w:tr>
+      <w:tr>
+        <w:tc>
+          <w:tcPr>
+            <w:tcW w:type="dxa" w:w="2592"/>
+            <w:shd w:fill="F1F5F9"/>
+            <w:tcMar>
+              <w:top w:w="50" w:type="dxa"/>
+              <w:bottom w:w="50" w:type="dxa"/>
+              <w:left w:w="90" w:type="dxa"/>
+              <w:right w:w="90" w:type="dxa"/>
+            </w:tcMar>
+          </w:tcPr>
+          <w:p>
+            <w:pPr>
+              <w:spacing w:after="0"/>
+            </w:pPr>
+            <w:r>
+              <w:rPr>
+                <w:rFonts w:ascii="Arial" w:hAnsi="Arial"/>
+                <w:b/>
+                <w:color w:val="1E293B"/>
+                <w:sz w:val="19"/>
+              </w:rPr>
+              <w:t>Estado</w:t>
+            </w:r>
+          </w:p>
+        </w:tc>
+        <w:tc>
+          <w:tcPr>
+            <w:tcW w:type="dxa" w:w="6768"/>
+            <w:shd w:fill="FFFFFF"/>
+            <w:tcMar>
+              <w:top w:w="50" w:type="dxa"/>
+              <w:bottom w:w="50" w:type="dxa"/>
+              <w:left w:w="90" w:type="dxa"/>
+              <w:right w:w="90" w:type="dxa"/>
+            </w:tcMar>
+          </w:tcPr>
+          <w:p>
+            <w:pPr>
+              <w:spacing w:after="0"/>
+            </w:pPr>
+            <w:r>
+              <w:rPr>
+                <w:rFonts w:ascii="Arial" w:hAnsi="Arial"/>
+                <w:b/>
+                <w:color w:val="166534"/>
+                <w:sz w:val="19"/>
+              </w:rPr>
+              <w:t>✅ IMPLEMENTADA EN EL SISTEMA</w:t>
+            </w:r>
+          </w:p>
+        </w:tc>
+      </w:tr>
     </w:tbl>
     <w:p>
       <w:pPr>
@@ -7286,25 +8134,16 @@
     <w:p>
       <w:pPr>
         <w:keepNext/>
-        <w:spacing w:before="280" w:after="80"/>
+        <w:spacing w:before="320" w:after="80"/>
       </w:pPr>
       <w:r>
         <w:rPr>
           <w:rFonts w:ascii="Arial" w:hAnsi="Arial"/>
           <w:b/>
-          <w:color w:val="0F172A"/>
+          <w:color w:val="000000"/>
           <w:sz w:val="26"/>
         </w:rPr>
         <w:t>HU-12 Anulación y cierre anticipado de órdenes de compra</w:t>
-      </w:r>
-      <w:r>
-        <w:rPr>
-          <w:rFonts w:ascii="Arial" w:hAnsi="Arial"/>
-          <w:b/>
-          <w:color w:val="C2410C"/>
-          <w:sz w:val="20"/>
-        </w:rPr>
-        <w:t xml:space="preserve">   [⏳ PENDIENTE DE DESARROLLO (FALTA HACER)]</w:t>
       </w:r>
     </w:p>
     <w:tbl>
@@ -7313,6 +8152,14 @@
         <w:jc w:val="center"/>
         <w:tblLayout w:type="fixed"/>
         <w:tblLook w:firstColumn="1" w:firstRow="1" w:lastColumn="0" w:lastRow="0" w:noHBand="0" w:noVBand="1" w:val="04A0"/>
+        <w:tblBorders>
+          <w:top w:val="single" w:sz="4" w:space="0" w:color="D1D5DB"/>
+          <w:bottom w:val="single" w:sz="4" w:space="0" w:color="D1D5DB"/>
+          <w:left w:val="single" w:sz="4" w:space="0" w:color="D1D5DB"/>
+          <w:right w:val="single" w:sz="4" w:space="0" w:color="D1D5DB"/>
+          <w:insideH w:val="single" w:sz="4" w:space="0" w:color="D1D5DB"/>
+          <w:insideV w:val="single" w:sz="4" w:space="0" w:color="D1D5DB"/>
+        </w:tblBorders>
       </w:tblPr>
       <w:tblGrid>
         <w:gridCol w:w="4824"/>
@@ -7324,10 +8171,10 @@
             <w:tcW w:type="dxa" w:w="2592"/>
             <w:shd w:fill="F1F5F9"/>
             <w:tcMar>
-              <w:top w:w="60" w:type="dxa"/>
-              <w:bottom w:w="60" w:type="dxa"/>
-              <w:left w:w="100" w:type="dxa"/>
-              <w:right w:w="100" w:type="dxa"/>
+              <w:top w:w="50" w:type="dxa"/>
+              <w:bottom w:w="50" w:type="dxa"/>
+              <w:left w:w="90" w:type="dxa"/>
+              <w:right w:w="90" w:type="dxa"/>
             </w:tcMar>
           </w:tcPr>
           <w:p>
@@ -7350,10 +8197,10 @@
             <w:tcW w:type="dxa" w:w="6768"/>
             <w:shd w:fill="FFFFFF"/>
             <w:tcMar>
-              <w:top w:w="60" w:type="dxa"/>
-              <w:bottom w:w="60" w:type="dxa"/>
-              <w:left w:w="100" w:type="dxa"/>
-              <w:right w:w="100" w:type="dxa"/>
+              <w:top w:w="50" w:type="dxa"/>
+              <w:bottom w:w="50" w:type="dxa"/>
+              <w:left w:w="90" w:type="dxa"/>
+              <w:right w:w="90" w:type="dxa"/>
             </w:tcMar>
           </w:tcPr>
           <w:p>
@@ -7377,10 +8224,10 @@
             <w:tcW w:type="dxa" w:w="2592"/>
             <w:shd w:fill="F1F5F9"/>
             <w:tcMar>
-              <w:top w:w="60" w:type="dxa"/>
-              <w:bottom w:w="60" w:type="dxa"/>
-              <w:left w:w="100" w:type="dxa"/>
-              <w:right w:w="100" w:type="dxa"/>
+              <w:top w:w="50" w:type="dxa"/>
+              <w:bottom w:w="50" w:type="dxa"/>
+              <w:left w:w="90" w:type="dxa"/>
+              <w:right w:w="90" w:type="dxa"/>
             </w:tcMar>
           </w:tcPr>
           <w:p>
@@ -7403,10 +8250,10 @@
             <w:tcW w:type="dxa" w:w="6768"/>
             <w:shd w:fill="FFFFFF"/>
             <w:tcMar>
-              <w:top w:w="60" w:type="dxa"/>
-              <w:bottom w:w="60" w:type="dxa"/>
-              <w:left w:w="100" w:type="dxa"/>
-              <w:right w:w="100" w:type="dxa"/>
+              <w:top w:w="50" w:type="dxa"/>
+              <w:bottom w:w="50" w:type="dxa"/>
+              <w:left w:w="90" w:type="dxa"/>
+              <w:right w:w="90" w:type="dxa"/>
             </w:tcMar>
           </w:tcPr>
           <w:p>
@@ -7430,10 +8277,10 @@
             <w:tcW w:type="dxa" w:w="2592"/>
             <w:shd w:fill="F1F5F9"/>
             <w:tcMar>
-              <w:top w:w="60" w:type="dxa"/>
-              <w:bottom w:w="60" w:type="dxa"/>
-              <w:left w:w="100" w:type="dxa"/>
-              <w:right w:w="100" w:type="dxa"/>
+              <w:top w:w="50" w:type="dxa"/>
+              <w:bottom w:w="50" w:type="dxa"/>
+              <w:left w:w="90" w:type="dxa"/>
+              <w:right w:w="90" w:type="dxa"/>
             </w:tcMar>
           </w:tcPr>
           <w:p>
@@ -7456,10 +8303,10 @@
             <w:tcW w:type="dxa" w:w="6768"/>
             <w:shd w:fill="FFFFFF"/>
             <w:tcMar>
-              <w:top w:w="60" w:type="dxa"/>
-              <w:bottom w:w="60" w:type="dxa"/>
-              <w:left w:w="100" w:type="dxa"/>
-              <w:right w:w="100" w:type="dxa"/>
+              <w:top w:w="50" w:type="dxa"/>
+              <w:bottom w:w="50" w:type="dxa"/>
+              <w:left w:w="90" w:type="dxa"/>
+              <w:right w:w="90" w:type="dxa"/>
             </w:tcMar>
           </w:tcPr>
           <w:p>
@@ -7483,10 +8330,10 @@
             <w:tcW w:type="dxa" w:w="2592"/>
             <w:shd w:fill="F1F5F9"/>
             <w:tcMar>
-              <w:top w:w="60" w:type="dxa"/>
-              <w:bottom w:w="60" w:type="dxa"/>
-              <w:left w:w="100" w:type="dxa"/>
-              <w:right w:w="100" w:type="dxa"/>
+              <w:top w:w="50" w:type="dxa"/>
+              <w:bottom w:w="50" w:type="dxa"/>
+              <w:left w:w="90" w:type="dxa"/>
+              <w:right w:w="90" w:type="dxa"/>
             </w:tcMar>
           </w:tcPr>
           <w:p>
@@ -7509,10 +8356,10 @@
             <w:tcW w:type="dxa" w:w="6768"/>
             <w:shd w:fill="FFFFFF"/>
             <w:tcMar>
-              <w:top w:w="60" w:type="dxa"/>
-              <w:bottom w:w="60" w:type="dxa"/>
-              <w:left w:w="100" w:type="dxa"/>
-              <w:right w:w="100" w:type="dxa"/>
+              <w:top w:w="50" w:type="dxa"/>
+              <w:bottom w:w="50" w:type="dxa"/>
+              <w:left w:w="90" w:type="dxa"/>
+              <w:right w:w="90" w:type="dxa"/>
             </w:tcMar>
           </w:tcPr>
           <w:p>
@@ -7536,10 +8383,10 @@
             <w:tcW w:type="dxa" w:w="2592"/>
             <w:shd w:fill="F1F5F9"/>
             <w:tcMar>
-              <w:top w:w="60" w:type="dxa"/>
-              <w:bottom w:w="60" w:type="dxa"/>
-              <w:left w:w="100" w:type="dxa"/>
-              <w:right w:w="100" w:type="dxa"/>
+              <w:top w:w="50" w:type="dxa"/>
+              <w:bottom w:w="50" w:type="dxa"/>
+              <w:left w:w="90" w:type="dxa"/>
+              <w:right w:w="90" w:type="dxa"/>
             </w:tcMar>
           </w:tcPr>
           <w:p>
@@ -7562,10 +8409,10 @@
             <w:tcW w:type="dxa" w:w="6768"/>
             <w:shd w:fill="FFFFFF"/>
             <w:tcMar>
-              <w:top w:w="60" w:type="dxa"/>
-              <w:bottom w:w="60" w:type="dxa"/>
-              <w:left w:w="100" w:type="dxa"/>
-              <w:right w:w="100" w:type="dxa"/>
+              <w:top w:w="50" w:type="dxa"/>
+              <w:bottom w:w="50" w:type="dxa"/>
+              <w:left w:w="90" w:type="dxa"/>
+              <w:right w:w="90" w:type="dxa"/>
             </w:tcMar>
           </w:tcPr>
           <w:p>
@@ -7583,6 +8430,60 @@
           </w:p>
         </w:tc>
       </w:tr>
+      <w:tr>
+        <w:tc>
+          <w:tcPr>
+            <w:tcW w:type="dxa" w:w="2592"/>
+            <w:shd w:fill="F1F5F9"/>
+            <w:tcMar>
+              <w:top w:w="50" w:type="dxa"/>
+              <w:bottom w:w="50" w:type="dxa"/>
+              <w:left w:w="90" w:type="dxa"/>
+              <w:right w:w="90" w:type="dxa"/>
+            </w:tcMar>
+          </w:tcPr>
+          <w:p>
+            <w:pPr>
+              <w:spacing w:after="0"/>
+            </w:pPr>
+            <w:r>
+              <w:rPr>
+                <w:rFonts w:ascii="Arial" w:hAnsi="Arial"/>
+                <w:b/>
+                <w:color w:val="1E293B"/>
+                <w:sz w:val="19"/>
+              </w:rPr>
+              <w:t>Estado</w:t>
+            </w:r>
+          </w:p>
+        </w:tc>
+        <w:tc>
+          <w:tcPr>
+            <w:tcW w:type="dxa" w:w="6768"/>
+            <w:shd w:fill="FFFFFF"/>
+            <w:tcMar>
+              <w:top w:w="50" w:type="dxa"/>
+              <w:bottom w:w="50" w:type="dxa"/>
+              <w:left w:w="90" w:type="dxa"/>
+              <w:right w:w="90" w:type="dxa"/>
+            </w:tcMar>
+          </w:tcPr>
+          <w:p>
+            <w:pPr>
+              <w:spacing w:after="0"/>
+            </w:pPr>
+            <w:r>
+              <w:rPr>
+                <w:rFonts w:ascii="Arial" w:hAnsi="Arial"/>
+                <w:b/>
+                <w:color w:val="C2410C"/>
+                <w:sz w:val="19"/>
+              </w:rPr>
+              <w:t>⏳ PENDIENTE DE DESARROLLO (FALTA HACER)</w:t>
+            </w:r>
+          </w:p>
+        </w:tc>
+      </w:tr>
     </w:tbl>
     <w:p>
       <w:pPr>
@@ -7717,25 +8618,16 @@
     <w:p>
       <w:pPr>
         <w:keepNext/>
-        <w:spacing w:before="280" w:after="80"/>
+        <w:spacing w:before="320" w:after="80"/>
       </w:pPr>
       <w:r>
         <w:rPr>
           <w:rFonts w:ascii="Arial" w:hAnsi="Arial"/>
           <w:b/>
-          <w:color w:val="0F172A"/>
+          <w:color w:val="000000"/>
           <w:sz w:val="26"/>
         </w:rPr>
         <w:t>HU-13 Consultar y corregir recepciones</w:t>
-      </w:r>
-      <w:r>
-        <w:rPr>
-          <w:rFonts w:ascii="Arial" w:hAnsi="Arial"/>
-          <w:b/>
-          <w:color w:val="166534"/>
-          <w:sz w:val="20"/>
-        </w:rPr>
-        <w:t xml:space="preserve">   [✅ IMPLEMENTADA EN EL SISTEMA]</w:t>
       </w:r>
     </w:p>
     <w:tbl>
@@ -7744,6 +8636,14 @@
         <w:jc w:val="center"/>
         <w:tblLayout w:type="fixed"/>
         <w:tblLook w:firstColumn="1" w:firstRow="1" w:lastColumn="0" w:lastRow="0" w:noHBand="0" w:noVBand="1" w:val="04A0"/>
+        <w:tblBorders>
+          <w:top w:val="single" w:sz="4" w:space="0" w:color="D1D5DB"/>
+          <w:bottom w:val="single" w:sz="4" w:space="0" w:color="D1D5DB"/>
+          <w:left w:val="single" w:sz="4" w:space="0" w:color="D1D5DB"/>
+          <w:right w:val="single" w:sz="4" w:space="0" w:color="D1D5DB"/>
+          <w:insideH w:val="single" w:sz="4" w:space="0" w:color="D1D5DB"/>
+          <w:insideV w:val="single" w:sz="4" w:space="0" w:color="D1D5DB"/>
+        </w:tblBorders>
       </w:tblPr>
       <w:tblGrid>
         <w:gridCol w:w="4824"/>
@@ -7755,10 +8655,10 @@
             <w:tcW w:type="dxa" w:w="2592"/>
             <w:shd w:fill="F1F5F9"/>
             <w:tcMar>
-              <w:top w:w="60" w:type="dxa"/>
-              <w:bottom w:w="60" w:type="dxa"/>
-              <w:left w:w="100" w:type="dxa"/>
-              <w:right w:w="100" w:type="dxa"/>
+              <w:top w:w="50" w:type="dxa"/>
+              <w:bottom w:w="50" w:type="dxa"/>
+              <w:left w:w="90" w:type="dxa"/>
+              <w:right w:w="90" w:type="dxa"/>
             </w:tcMar>
           </w:tcPr>
           <w:p>
@@ -7781,10 +8681,10 @@
             <w:tcW w:type="dxa" w:w="6768"/>
             <w:shd w:fill="FFFFFF"/>
             <w:tcMar>
-              <w:top w:w="60" w:type="dxa"/>
-              <w:bottom w:w="60" w:type="dxa"/>
-              <w:left w:w="100" w:type="dxa"/>
-              <w:right w:w="100" w:type="dxa"/>
+              <w:top w:w="50" w:type="dxa"/>
+              <w:bottom w:w="50" w:type="dxa"/>
+              <w:left w:w="90" w:type="dxa"/>
+              <w:right w:w="90" w:type="dxa"/>
             </w:tcMar>
           </w:tcPr>
           <w:p>
@@ -7808,10 +8708,10 @@
             <w:tcW w:type="dxa" w:w="2592"/>
             <w:shd w:fill="F1F5F9"/>
             <w:tcMar>
-              <w:top w:w="60" w:type="dxa"/>
-              <w:bottom w:w="60" w:type="dxa"/>
-              <w:left w:w="100" w:type="dxa"/>
-              <w:right w:w="100" w:type="dxa"/>
+              <w:top w:w="50" w:type="dxa"/>
+              <w:bottom w:w="50" w:type="dxa"/>
+              <w:left w:w="90" w:type="dxa"/>
+              <w:right w:w="90" w:type="dxa"/>
             </w:tcMar>
           </w:tcPr>
           <w:p>
@@ -7834,10 +8734,10 @@
             <w:tcW w:type="dxa" w:w="6768"/>
             <w:shd w:fill="FFFFFF"/>
             <w:tcMar>
-              <w:top w:w="60" w:type="dxa"/>
-              <w:bottom w:w="60" w:type="dxa"/>
-              <w:left w:w="100" w:type="dxa"/>
-              <w:right w:w="100" w:type="dxa"/>
+              <w:top w:w="50" w:type="dxa"/>
+              <w:bottom w:w="50" w:type="dxa"/>
+              <w:left w:w="90" w:type="dxa"/>
+              <w:right w:w="90" w:type="dxa"/>
             </w:tcMar>
           </w:tcPr>
           <w:p>
@@ -7861,10 +8761,10 @@
             <w:tcW w:type="dxa" w:w="2592"/>
             <w:shd w:fill="F1F5F9"/>
             <w:tcMar>
-              <w:top w:w="60" w:type="dxa"/>
-              <w:bottom w:w="60" w:type="dxa"/>
-              <w:left w:w="100" w:type="dxa"/>
-              <w:right w:w="100" w:type="dxa"/>
+              <w:top w:w="50" w:type="dxa"/>
+              <w:bottom w:w="50" w:type="dxa"/>
+              <w:left w:w="90" w:type="dxa"/>
+              <w:right w:w="90" w:type="dxa"/>
             </w:tcMar>
           </w:tcPr>
           <w:p>
@@ -7887,10 +8787,10 @@
             <w:tcW w:type="dxa" w:w="6768"/>
             <w:shd w:fill="FFFFFF"/>
             <w:tcMar>
-              <w:top w:w="60" w:type="dxa"/>
-              <w:bottom w:w="60" w:type="dxa"/>
-              <w:left w:w="100" w:type="dxa"/>
-              <w:right w:w="100" w:type="dxa"/>
+              <w:top w:w="50" w:type="dxa"/>
+              <w:bottom w:w="50" w:type="dxa"/>
+              <w:left w:w="90" w:type="dxa"/>
+              <w:right w:w="90" w:type="dxa"/>
             </w:tcMar>
           </w:tcPr>
           <w:p>
@@ -7914,10 +8814,10 @@
             <w:tcW w:type="dxa" w:w="2592"/>
             <w:shd w:fill="F1F5F9"/>
             <w:tcMar>
-              <w:top w:w="60" w:type="dxa"/>
-              <w:bottom w:w="60" w:type="dxa"/>
-              <w:left w:w="100" w:type="dxa"/>
-              <w:right w:w="100" w:type="dxa"/>
+              <w:top w:w="50" w:type="dxa"/>
+              <w:bottom w:w="50" w:type="dxa"/>
+              <w:left w:w="90" w:type="dxa"/>
+              <w:right w:w="90" w:type="dxa"/>
             </w:tcMar>
           </w:tcPr>
           <w:p>
@@ -7940,10 +8840,10 @@
             <w:tcW w:type="dxa" w:w="6768"/>
             <w:shd w:fill="FFFFFF"/>
             <w:tcMar>
-              <w:top w:w="60" w:type="dxa"/>
-              <w:bottom w:w="60" w:type="dxa"/>
-              <w:left w:w="100" w:type="dxa"/>
-              <w:right w:w="100" w:type="dxa"/>
+              <w:top w:w="50" w:type="dxa"/>
+              <w:bottom w:w="50" w:type="dxa"/>
+              <w:left w:w="90" w:type="dxa"/>
+              <w:right w:w="90" w:type="dxa"/>
             </w:tcMar>
           </w:tcPr>
           <w:p>
@@ -7967,10 +8867,10 @@
             <w:tcW w:type="dxa" w:w="2592"/>
             <w:shd w:fill="F1F5F9"/>
             <w:tcMar>
-              <w:top w:w="60" w:type="dxa"/>
-              <w:bottom w:w="60" w:type="dxa"/>
-              <w:left w:w="100" w:type="dxa"/>
-              <w:right w:w="100" w:type="dxa"/>
+              <w:top w:w="50" w:type="dxa"/>
+              <w:bottom w:w="50" w:type="dxa"/>
+              <w:left w:w="90" w:type="dxa"/>
+              <w:right w:w="90" w:type="dxa"/>
             </w:tcMar>
           </w:tcPr>
           <w:p>
@@ -7993,10 +8893,10 @@
             <w:tcW w:type="dxa" w:w="6768"/>
             <w:shd w:fill="FFFFFF"/>
             <w:tcMar>
-              <w:top w:w="60" w:type="dxa"/>
-              <w:bottom w:w="60" w:type="dxa"/>
-              <w:left w:w="100" w:type="dxa"/>
-              <w:right w:w="100" w:type="dxa"/>
+              <w:top w:w="50" w:type="dxa"/>
+              <w:bottom w:w="50" w:type="dxa"/>
+              <w:left w:w="90" w:type="dxa"/>
+              <w:right w:w="90" w:type="dxa"/>
             </w:tcMar>
           </w:tcPr>
           <w:p>
@@ -8014,6 +8914,60 @@
           </w:p>
         </w:tc>
       </w:tr>
+      <w:tr>
+        <w:tc>
+          <w:tcPr>
+            <w:tcW w:type="dxa" w:w="2592"/>
+            <w:shd w:fill="F1F5F9"/>
+            <w:tcMar>
+              <w:top w:w="50" w:type="dxa"/>
+              <w:bottom w:w="50" w:type="dxa"/>
+              <w:left w:w="90" w:type="dxa"/>
+              <w:right w:w="90" w:type="dxa"/>
+            </w:tcMar>
+          </w:tcPr>
+          <w:p>
+            <w:pPr>
+              <w:spacing w:after="0"/>
+            </w:pPr>
+            <w:r>
+              <w:rPr>
+                <w:rFonts w:ascii="Arial" w:hAnsi="Arial"/>
+                <w:b/>
+                <w:color w:val="1E293B"/>
+                <w:sz w:val="19"/>
+              </w:rPr>
+              <w:t>Estado</w:t>
+            </w:r>
+          </w:p>
+        </w:tc>
+        <w:tc>
+          <w:tcPr>
+            <w:tcW w:type="dxa" w:w="6768"/>
+            <w:shd w:fill="FFFFFF"/>
+            <w:tcMar>
+              <w:top w:w="50" w:type="dxa"/>
+              <w:bottom w:w="50" w:type="dxa"/>
+              <w:left w:w="90" w:type="dxa"/>
+              <w:right w:w="90" w:type="dxa"/>
+            </w:tcMar>
+          </w:tcPr>
+          <w:p>
+            <w:pPr>
+              <w:spacing w:after="0"/>
+            </w:pPr>
+            <w:r>
+              <w:rPr>
+                <w:rFonts w:ascii="Arial" w:hAnsi="Arial"/>
+                <w:b/>
+                <w:color w:val="166534"/>
+                <w:sz w:val="19"/>
+              </w:rPr>
+              <w:t>✅ IMPLEMENTADA EN EL SISTEMA</w:t>
+            </w:r>
+          </w:p>
+        </w:tc>
+      </w:tr>
     </w:tbl>
     <w:p>
       <w:pPr>
@@ -8166,25 +9120,16 @@
     <w:p>
       <w:pPr>
         <w:keepNext/>
-        <w:spacing w:before="280" w:after="80"/>
+        <w:spacing w:before="320" w:after="80"/>
       </w:pPr>
       <w:r>
         <w:rPr>
           <w:rFonts w:ascii="Arial" w:hAnsi="Arial"/>
           <w:b/>
-          <w:color w:val="0F172A"/>
+          <w:color w:val="000000"/>
           <w:sz w:val="26"/>
         </w:rPr>
         <w:t>HU-17P Exportación formal de orden de compra en PDF</w:t>
-      </w:r>
-      <w:r>
-        <w:rPr>
-          <w:rFonts w:ascii="Arial" w:hAnsi="Arial"/>
-          <w:b/>
-          <w:color w:val="C2410C"/>
-          <w:sz w:val="20"/>
-        </w:rPr>
-        <w:t xml:space="preserve">   [⏳ PENDIENTE DE DESARROLLO (FALTA HACER)]</w:t>
       </w:r>
     </w:p>
     <w:tbl>
@@ -8193,6 +9138,14 @@
         <w:jc w:val="center"/>
         <w:tblLayout w:type="fixed"/>
         <w:tblLook w:firstColumn="1" w:firstRow="1" w:lastColumn="0" w:lastRow="0" w:noHBand="0" w:noVBand="1" w:val="04A0"/>
+        <w:tblBorders>
+          <w:top w:val="single" w:sz="4" w:space="0" w:color="D1D5DB"/>
+          <w:bottom w:val="single" w:sz="4" w:space="0" w:color="D1D5DB"/>
+          <w:left w:val="single" w:sz="4" w:space="0" w:color="D1D5DB"/>
+          <w:right w:val="single" w:sz="4" w:space="0" w:color="D1D5DB"/>
+          <w:insideH w:val="single" w:sz="4" w:space="0" w:color="D1D5DB"/>
+          <w:insideV w:val="single" w:sz="4" w:space="0" w:color="D1D5DB"/>
+        </w:tblBorders>
       </w:tblPr>
       <w:tblGrid>
         <w:gridCol w:w="4824"/>
@@ -8204,10 +9157,10 @@
             <w:tcW w:type="dxa" w:w="2592"/>
             <w:shd w:fill="F1F5F9"/>
             <w:tcMar>
-              <w:top w:w="60" w:type="dxa"/>
-              <w:bottom w:w="60" w:type="dxa"/>
-              <w:left w:w="100" w:type="dxa"/>
-              <w:right w:w="100" w:type="dxa"/>
+              <w:top w:w="50" w:type="dxa"/>
+              <w:bottom w:w="50" w:type="dxa"/>
+              <w:left w:w="90" w:type="dxa"/>
+              <w:right w:w="90" w:type="dxa"/>
             </w:tcMar>
           </w:tcPr>
           <w:p>
@@ -8230,10 +9183,10 @@
             <w:tcW w:type="dxa" w:w="6768"/>
             <w:shd w:fill="FFFFFF"/>
             <w:tcMar>
-              <w:top w:w="60" w:type="dxa"/>
-              <w:bottom w:w="60" w:type="dxa"/>
-              <w:left w:w="100" w:type="dxa"/>
-              <w:right w:w="100" w:type="dxa"/>
+              <w:top w:w="50" w:type="dxa"/>
+              <w:bottom w:w="50" w:type="dxa"/>
+              <w:left w:w="90" w:type="dxa"/>
+              <w:right w:w="90" w:type="dxa"/>
             </w:tcMar>
           </w:tcPr>
           <w:p>
@@ -8257,10 +9210,10 @@
             <w:tcW w:type="dxa" w:w="2592"/>
             <w:shd w:fill="F1F5F9"/>
             <w:tcMar>
-              <w:top w:w="60" w:type="dxa"/>
-              <w:bottom w:w="60" w:type="dxa"/>
-              <w:left w:w="100" w:type="dxa"/>
-              <w:right w:w="100" w:type="dxa"/>
+              <w:top w:w="50" w:type="dxa"/>
+              <w:bottom w:w="50" w:type="dxa"/>
+              <w:left w:w="90" w:type="dxa"/>
+              <w:right w:w="90" w:type="dxa"/>
             </w:tcMar>
           </w:tcPr>
           <w:p>
@@ -8283,10 +9236,10 @@
             <w:tcW w:type="dxa" w:w="6768"/>
             <w:shd w:fill="FFFFFF"/>
             <w:tcMar>
-              <w:top w:w="60" w:type="dxa"/>
-              <w:bottom w:w="60" w:type="dxa"/>
-              <w:left w:w="100" w:type="dxa"/>
-              <w:right w:w="100" w:type="dxa"/>
+              <w:top w:w="50" w:type="dxa"/>
+              <w:bottom w:w="50" w:type="dxa"/>
+              <w:left w:w="90" w:type="dxa"/>
+              <w:right w:w="90" w:type="dxa"/>
             </w:tcMar>
           </w:tcPr>
           <w:p>
@@ -8310,10 +9263,10 @@
             <w:tcW w:type="dxa" w:w="2592"/>
             <w:shd w:fill="F1F5F9"/>
             <w:tcMar>
-              <w:top w:w="60" w:type="dxa"/>
-              <w:bottom w:w="60" w:type="dxa"/>
-              <w:left w:w="100" w:type="dxa"/>
-              <w:right w:w="100" w:type="dxa"/>
+              <w:top w:w="50" w:type="dxa"/>
+              <w:bottom w:w="50" w:type="dxa"/>
+              <w:left w:w="90" w:type="dxa"/>
+              <w:right w:w="90" w:type="dxa"/>
             </w:tcMar>
           </w:tcPr>
           <w:p>
@@ -8336,10 +9289,10 @@
             <w:tcW w:type="dxa" w:w="6768"/>
             <w:shd w:fill="FFFFFF"/>
             <w:tcMar>
-              <w:top w:w="60" w:type="dxa"/>
-              <w:bottom w:w="60" w:type="dxa"/>
-              <w:left w:w="100" w:type="dxa"/>
-              <w:right w:w="100" w:type="dxa"/>
+              <w:top w:w="50" w:type="dxa"/>
+              <w:bottom w:w="50" w:type="dxa"/>
+              <w:left w:w="90" w:type="dxa"/>
+              <w:right w:w="90" w:type="dxa"/>
             </w:tcMar>
           </w:tcPr>
           <w:p>
@@ -8363,10 +9316,10 @@
             <w:tcW w:type="dxa" w:w="2592"/>
             <w:shd w:fill="F1F5F9"/>
             <w:tcMar>
-              <w:top w:w="60" w:type="dxa"/>
-              <w:bottom w:w="60" w:type="dxa"/>
-              <w:left w:w="100" w:type="dxa"/>
-              <w:right w:w="100" w:type="dxa"/>
+              <w:top w:w="50" w:type="dxa"/>
+              <w:bottom w:w="50" w:type="dxa"/>
+              <w:left w:w="90" w:type="dxa"/>
+              <w:right w:w="90" w:type="dxa"/>
             </w:tcMar>
           </w:tcPr>
           <w:p>
@@ -8389,10 +9342,10 @@
             <w:tcW w:type="dxa" w:w="6768"/>
             <w:shd w:fill="FFFFFF"/>
             <w:tcMar>
-              <w:top w:w="60" w:type="dxa"/>
-              <w:bottom w:w="60" w:type="dxa"/>
-              <w:left w:w="100" w:type="dxa"/>
-              <w:right w:w="100" w:type="dxa"/>
+              <w:top w:w="50" w:type="dxa"/>
+              <w:bottom w:w="50" w:type="dxa"/>
+              <w:left w:w="90" w:type="dxa"/>
+              <w:right w:w="90" w:type="dxa"/>
             </w:tcMar>
           </w:tcPr>
           <w:p>
@@ -8416,10 +9369,10 @@
             <w:tcW w:type="dxa" w:w="2592"/>
             <w:shd w:fill="F1F5F9"/>
             <w:tcMar>
-              <w:top w:w="60" w:type="dxa"/>
-              <w:bottom w:w="60" w:type="dxa"/>
-              <w:left w:w="100" w:type="dxa"/>
-              <w:right w:w="100" w:type="dxa"/>
+              <w:top w:w="50" w:type="dxa"/>
+              <w:bottom w:w="50" w:type="dxa"/>
+              <w:left w:w="90" w:type="dxa"/>
+              <w:right w:w="90" w:type="dxa"/>
             </w:tcMar>
           </w:tcPr>
           <w:p>
@@ -8442,10 +9395,10 @@
             <w:tcW w:type="dxa" w:w="6768"/>
             <w:shd w:fill="FFFFFF"/>
             <w:tcMar>
-              <w:top w:w="60" w:type="dxa"/>
-              <w:bottom w:w="60" w:type="dxa"/>
-              <w:left w:w="100" w:type="dxa"/>
-              <w:right w:w="100" w:type="dxa"/>
+              <w:top w:w="50" w:type="dxa"/>
+              <w:bottom w:w="50" w:type="dxa"/>
+              <w:left w:w="90" w:type="dxa"/>
+              <w:right w:w="90" w:type="dxa"/>
             </w:tcMar>
           </w:tcPr>
           <w:p>
@@ -8463,6 +9416,60 @@
           </w:p>
         </w:tc>
       </w:tr>
+      <w:tr>
+        <w:tc>
+          <w:tcPr>
+            <w:tcW w:type="dxa" w:w="2592"/>
+            <w:shd w:fill="F1F5F9"/>
+            <w:tcMar>
+              <w:top w:w="50" w:type="dxa"/>
+              <w:bottom w:w="50" w:type="dxa"/>
+              <w:left w:w="90" w:type="dxa"/>
+              <w:right w:w="90" w:type="dxa"/>
+            </w:tcMar>
+          </w:tcPr>
+          <w:p>
+            <w:pPr>
+              <w:spacing w:after="0"/>
+            </w:pPr>
+            <w:r>
+              <w:rPr>
+                <w:rFonts w:ascii="Arial" w:hAnsi="Arial"/>
+                <w:b/>
+                <w:color w:val="1E293B"/>
+                <w:sz w:val="19"/>
+              </w:rPr>
+              <w:t>Estado</w:t>
+            </w:r>
+          </w:p>
+        </w:tc>
+        <w:tc>
+          <w:tcPr>
+            <w:tcW w:type="dxa" w:w="6768"/>
+            <w:shd w:fill="FFFFFF"/>
+            <w:tcMar>
+              <w:top w:w="50" w:type="dxa"/>
+              <w:bottom w:w="50" w:type="dxa"/>
+              <w:left w:w="90" w:type="dxa"/>
+              <w:right w:w="90" w:type="dxa"/>
+            </w:tcMar>
+          </w:tcPr>
+          <w:p>
+            <w:pPr>
+              <w:spacing w:after="0"/>
+            </w:pPr>
+            <w:r>
+              <w:rPr>
+                <w:rFonts w:ascii="Arial" w:hAnsi="Arial"/>
+                <w:b/>
+                <w:color w:val="C2410C"/>
+                <w:sz w:val="19"/>
+              </w:rPr>
+              <w:t>⏳ PENDIENTE DE DESARROLLO (FALTA HACER)</w:t>
+            </w:r>
+          </w:p>
+        </w:tc>
+      </w:tr>
     </w:tbl>
     <w:p>
       <w:pPr>
@@ -8597,25 +9604,16 @@
     <w:p>
       <w:pPr>
         <w:keepNext/>
-        <w:spacing w:before="280" w:after="80"/>
+        <w:spacing w:before="320" w:after="80"/>
       </w:pPr>
       <w:r>
         <w:rPr>
           <w:rFonts w:ascii="Arial" w:hAnsi="Arial"/>
           <w:b/>
-          <w:color w:val="0F172A"/>
+          <w:color w:val="000000"/>
           <w:sz w:val="26"/>
         </w:rPr>
         <w:t>HU-08 Registrar movimientos extraordinarios de inventario</w:t>
-      </w:r>
-      <w:r>
-        <w:rPr>
-          <w:rFonts w:ascii="Arial" w:hAnsi="Arial"/>
-          <w:b/>
-          <w:color w:val="166534"/>
-          <w:sz w:val="20"/>
-        </w:rPr>
-        <w:t xml:space="preserve">   [✅ IMPLEMENTADA EN EL SISTEMA]</w:t>
       </w:r>
     </w:p>
     <w:tbl>
@@ -8624,6 +9622,14 @@
         <w:jc w:val="center"/>
         <w:tblLayout w:type="fixed"/>
         <w:tblLook w:firstColumn="1" w:firstRow="1" w:lastColumn="0" w:lastRow="0" w:noHBand="0" w:noVBand="1" w:val="04A0"/>
+        <w:tblBorders>
+          <w:top w:val="single" w:sz="4" w:space="0" w:color="D1D5DB"/>
+          <w:bottom w:val="single" w:sz="4" w:space="0" w:color="D1D5DB"/>
+          <w:left w:val="single" w:sz="4" w:space="0" w:color="D1D5DB"/>
+          <w:right w:val="single" w:sz="4" w:space="0" w:color="D1D5DB"/>
+          <w:insideH w:val="single" w:sz="4" w:space="0" w:color="D1D5DB"/>
+          <w:insideV w:val="single" w:sz="4" w:space="0" w:color="D1D5DB"/>
+        </w:tblBorders>
       </w:tblPr>
       <w:tblGrid>
         <w:gridCol w:w="4824"/>
@@ -8635,10 +9641,10 @@
             <w:tcW w:type="dxa" w:w="2592"/>
             <w:shd w:fill="F1F5F9"/>
             <w:tcMar>
-              <w:top w:w="60" w:type="dxa"/>
-              <w:bottom w:w="60" w:type="dxa"/>
-              <w:left w:w="100" w:type="dxa"/>
-              <w:right w:w="100" w:type="dxa"/>
+              <w:top w:w="50" w:type="dxa"/>
+              <w:bottom w:w="50" w:type="dxa"/>
+              <w:left w:w="90" w:type="dxa"/>
+              <w:right w:w="90" w:type="dxa"/>
             </w:tcMar>
           </w:tcPr>
           <w:p>
@@ -8661,10 +9667,10 @@
             <w:tcW w:type="dxa" w:w="6768"/>
             <w:shd w:fill="FFFFFF"/>
             <w:tcMar>
-              <w:top w:w="60" w:type="dxa"/>
-              <w:bottom w:w="60" w:type="dxa"/>
-              <w:left w:w="100" w:type="dxa"/>
-              <w:right w:w="100" w:type="dxa"/>
+              <w:top w:w="50" w:type="dxa"/>
+              <w:bottom w:w="50" w:type="dxa"/>
+              <w:left w:w="90" w:type="dxa"/>
+              <w:right w:w="90" w:type="dxa"/>
             </w:tcMar>
           </w:tcPr>
           <w:p>
@@ -8688,10 +9694,10 @@
             <w:tcW w:type="dxa" w:w="2592"/>
             <w:shd w:fill="F1F5F9"/>
             <w:tcMar>
-              <w:top w:w="60" w:type="dxa"/>
-              <w:bottom w:w="60" w:type="dxa"/>
-              <w:left w:w="100" w:type="dxa"/>
-              <w:right w:w="100" w:type="dxa"/>
+              <w:top w:w="50" w:type="dxa"/>
+              <w:bottom w:w="50" w:type="dxa"/>
+              <w:left w:w="90" w:type="dxa"/>
+              <w:right w:w="90" w:type="dxa"/>
             </w:tcMar>
           </w:tcPr>
           <w:p>
@@ -8714,10 +9720,10 @@
             <w:tcW w:type="dxa" w:w="6768"/>
             <w:shd w:fill="FFFFFF"/>
             <w:tcMar>
-              <w:top w:w="60" w:type="dxa"/>
-              <w:bottom w:w="60" w:type="dxa"/>
-              <w:left w:w="100" w:type="dxa"/>
-              <w:right w:w="100" w:type="dxa"/>
+              <w:top w:w="50" w:type="dxa"/>
+              <w:bottom w:w="50" w:type="dxa"/>
+              <w:left w:w="90" w:type="dxa"/>
+              <w:right w:w="90" w:type="dxa"/>
             </w:tcMar>
           </w:tcPr>
           <w:p>
@@ -8741,10 +9747,10 @@
             <w:tcW w:type="dxa" w:w="2592"/>
             <w:shd w:fill="F1F5F9"/>
             <w:tcMar>
-              <w:top w:w="60" w:type="dxa"/>
-              <w:bottom w:w="60" w:type="dxa"/>
-              <w:left w:w="100" w:type="dxa"/>
-              <w:right w:w="100" w:type="dxa"/>
+              <w:top w:w="50" w:type="dxa"/>
+              <w:bottom w:w="50" w:type="dxa"/>
+              <w:left w:w="90" w:type="dxa"/>
+              <w:right w:w="90" w:type="dxa"/>
             </w:tcMar>
           </w:tcPr>
           <w:p>
@@ -8767,10 +9773,10 @@
             <w:tcW w:type="dxa" w:w="6768"/>
             <w:shd w:fill="FFFFFF"/>
             <w:tcMar>
-              <w:top w:w="60" w:type="dxa"/>
-              <w:bottom w:w="60" w:type="dxa"/>
-              <w:left w:w="100" w:type="dxa"/>
-              <w:right w:w="100" w:type="dxa"/>
+              <w:top w:w="50" w:type="dxa"/>
+              <w:bottom w:w="50" w:type="dxa"/>
+              <w:left w:w="90" w:type="dxa"/>
+              <w:right w:w="90" w:type="dxa"/>
             </w:tcMar>
           </w:tcPr>
           <w:p>
@@ -8794,10 +9800,10 @@
             <w:tcW w:type="dxa" w:w="2592"/>
             <w:shd w:fill="F1F5F9"/>
             <w:tcMar>
-              <w:top w:w="60" w:type="dxa"/>
-              <w:bottom w:w="60" w:type="dxa"/>
-              <w:left w:w="100" w:type="dxa"/>
-              <w:right w:w="100" w:type="dxa"/>
+              <w:top w:w="50" w:type="dxa"/>
+              <w:bottom w:w="50" w:type="dxa"/>
+              <w:left w:w="90" w:type="dxa"/>
+              <w:right w:w="90" w:type="dxa"/>
             </w:tcMar>
           </w:tcPr>
           <w:p>
@@ -8820,10 +9826,10 @@
             <w:tcW w:type="dxa" w:w="6768"/>
             <w:shd w:fill="FFFFFF"/>
             <w:tcMar>
-              <w:top w:w="60" w:type="dxa"/>
-              <w:bottom w:w="60" w:type="dxa"/>
-              <w:left w:w="100" w:type="dxa"/>
-              <w:right w:w="100" w:type="dxa"/>
+              <w:top w:w="50" w:type="dxa"/>
+              <w:bottom w:w="50" w:type="dxa"/>
+              <w:left w:w="90" w:type="dxa"/>
+              <w:right w:w="90" w:type="dxa"/>
             </w:tcMar>
           </w:tcPr>
           <w:p>
@@ -8847,10 +9853,10 @@
             <w:tcW w:type="dxa" w:w="2592"/>
             <w:shd w:fill="F1F5F9"/>
             <w:tcMar>
-              <w:top w:w="60" w:type="dxa"/>
-              <w:bottom w:w="60" w:type="dxa"/>
-              <w:left w:w="100" w:type="dxa"/>
-              <w:right w:w="100" w:type="dxa"/>
+              <w:top w:w="50" w:type="dxa"/>
+              <w:bottom w:w="50" w:type="dxa"/>
+              <w:left w:w="90" w:type="dxa"/>
+              <w:right w:w="90" w:type="dxa"/>
             </w:tcMar>
           </w:tcPr>
           <w:p>
@@ -8873,10 +9879,10 @@
             <w:tcW w:type="dxa" w:w="6768"/>
             <w:shd w:fill="FFFFFF"/>
             <w:tcMar>
-              <w:top w:w="60" w:type="dxa"/>
-              <w:bottom w:w="60" w:type="dxa"/>
-              <w:left w:w="100" w:type="dxa"/>
-              <w:right w:w="100" w:type="dxa"/>
+              <w:top w:w="50" w:type="dxa"/>
+              <w:bottom w:w="50" w:type="dxa"/>
+              <w:left w:w="90" w:type="dxa"/>
+              <w:right w:w="90" w:type="dxa"/>
             </w:tcMar>
           </w:tcPr>
           <w:p>
@@ -8894,6 +9900,60 @@
           </w:p>
         </w:tc>
       </w:tr>
+      <w:tr>
+        <w:tc>
+          <w:tcPr>
+            <w:tcW w:type="dxa" w:w="2592"/>
+            <w:shd w:fill="F1F5F9"/>
+            <w:tcMar>
+              <w:top w:w="50" w:type="dxa"/>
+              <w:bottom w:w="50" w:type="dxa"/>
+              <w:left w:w="90" w:type="dxa"/>
+              <w:right w:w="90" w:type="dxa"/>
+            </w:tcMar>
+          </w:tcPr>
+          <w:p>
+            <w:pPr>
+              <w:spacing w:after="0"/>
+            </w:pPr>
+            <w:r>
+              <w:rPr>
+                <w:rFonts w:ascii="Arial" w:hAnsi="Arial"/>
+                <w:b/>
+                <w:color w:val="1E293B"/>
+                <w:sz w:val="19"/>
+              </w:rPr>
+              <w:t>Estado</w:t>
+            </w:r>
+          </w:p>
+        </w:tc>
+        <w:tc>
+          <w:tcPr>
+            <w:tcW w:type="dxa" w:w="6768"/>
+            <w:shd w:fill="FFFFFF"/>
+            <w:tcMar>
+              <w:top w:w="50" w:type="dxa"/>
+              <w:bottom w:w="50" w:type="dxa"/>
+              <w:left w:w="90" w:type="dxa"/>
+              <w:right w:w="90" w:type="dxa"/>
+            </w:tcMar>
+          </w:tcPr>
+          <w:p>
+            <w:pPr>
+              <w:spacing w:after="0"/>
+            </w:pPr>
+            <w:r>
+              <w:rPr>
+                <w:rFonts w:ascii="Arial" w:hAnsi="Arial"/>
+                <w:b/>
+                <w:color w:val="166534"/>
+                <w:sz w:val="19"/>
+              </w:rPr>
+              <w:t>✅ IMPLEMENTADA EN EL SISTEMA</w:t>
+            </w:r>
+          </w:p>
+        </w:tc>
+      </w:tr>
     </w:tbl>
     <w:p>
       <w:pPr>
@@ -9046,25 +10106,16 @@
     <w:p>
       <w:pPr>
         <w:keepNext/>
-        <w:spacing w:before="280" w:after="80"/>
+        <w:spacing w:before="320" w:after="80"/>
       </w:pPr>
       <w:r>
         <w:rPr>
           <w:rFonts w:ascii="Arial" w:hAnsi="Arial"/>
           <w:b/>
-          <w:color w:val="0F172A"/>
+          <w:color w:val="000000"/>
           <w:sz w:val="26"/>
         </w:rPr>
         <w:t>HU-08B Seguimiento de transferencias y préstamos entre sedes</w:t>
-      </w:r>
-      <w:r>
-        <w:rPr>
-          <w:rFonts w:ascii="Arial" w:hAnsi="Arial"/>
-          <w:b/>
-          <w:color w:val="166534"/>
-          <w:sz w:val="20"/>
-        </w:rPr>
-        <w:t xml:space="preserve">   [✅ IMPLEMENTADA EN EL SISTEMA]</w:t>
       </w:r>
     </w:p>
     <w:tbl>
@@ -9073,6 +10124,14 @@
         <w:jc w:val="center"/>
         <w:tblLayout w:type="fixed"/>
         <w:tblLook w:firstColumn="1" w:firstRow="1" w:lastColumn="0" w:lastRow="0" w:noHBand="0" w:noVBand="1" w:val="04A0"/>
+        <w:tblBorders>
+          <w:top w:val="single" w:sz="4" w:space="0" w:color="D1D5DB"/>
+          <w:bottom w:val="single" w:sz="4" w:space="0" w:color="D1D5DB"/>
+          <w:left w:val="single" w:sz="4" w:space="0" w:color="D1D5DB"/>
+          <w:right w:val="single" w:sz="4" w:space="0" w:color="D1D5DB"/>
+          <w:insideH w:val="single" w:sz="4" w:space="0" w:color="D1D5DB"/>
+          <w:insideV w:val="single" w:sz="4" w:space="0" w:color="D1D5DB"/>
+        </w:tblBorders>
       </w:tblPr>
       <w:tblGrid>
         <w:gridCol w:w="4824"/>
@@ -9084,10 +10143,10 @@
             <w:tcW w:type="dxa" w:w="2592"/>
             <w:shd w:fill="F1F5F9"/>
             <w:tcMar>
-              <w:top w:w="60" w:type="dxa"/>
-              <w:bottom w:w="60" w:type="dxa"/>
-              <w:left w:w="100" w:type="dxa"/>
-              <w:right w:w="100" w:type="dxa"/>
+              <w:top w:w="50" w:type="dxa"/>
+              <w:bottom w:w="50" w:type="dxa"/>
+              <w:left w:w="90" w:type="dxa"/>
+              <w:right w:w="90" w:type="dxa"/>
             </w:tcMar>
           </w:tcPr>
           <w:p>
@@ -9110,10 +10169,10 @@
             <w:tcW w:type="dxa" w:w="6768"/>
             <w:shd w:fill="FFFFFF"/>
             <w:tcMar>
-              <w:top w:w="60" w:type="dxa"/>
-              <w:bottom w:w="60" w:type="dxa"/>
-              <w:left w:w="100" w:type="dxa"/>
-              <w:right w:w="100" w:type="dxa"/>
+              <w:top w:w="50" w:type="dxa"/>
+              <w:bottom w:w="50" w:type="dxa"/>
+              <w:left w:w="90" w:type="dxa"/>
+              <w:right w:w="90" w:type="dxa"/>
             </w:tcMar>
           </w:tcPr>
           <w:p>
@@ -9137,10 +10196,10 @@
             <w:tcW w:type="dxa" w:w="2592"/>
             <w:shd w:fill="F1F5F9"/>
             <w:tcMar>
-              <w:top w:w="60" w:type="dxa"/>
-              <w:bottom w:w="60" w:type="dxa"/>
-              <w:left w:w="100" w:type="dxa"/>
-              <w:right w:w="100" w:type="dxa"/>
+              <w:top w:w="50" w:type="dxa"/>
+              <w:bottom w:w="50" w:type="dxa"/>
+              <w:left w:w="90" w:type="dxa"/>
+              <w:right w:w="90" w:type="dxa"/>
             </w:tcMar>
           </w:tcPr>
           <w:p>
@@ -9163,10 +10222,10 @@
             <w:tcW w:type="dxa" w:w="6768"/>
             <w:shd w:fill="FFFFFF"/>
             <w:tcMar>
-              <w:top w:w="60" w:type="dxa"/>
-              <w:bottom w:w="60" w:type="dxa"/>
-              <w:left w:w="100" w:type="dxa"/>
-              <w:right w:w="100" w:type="dxa"/>
+              <w:top w:w="50" w:type="dxa"/>
+              <w:bottom w:w="50" w:type="dxa"/>
+              <w:left w:w="90" w:type="dxa"/>
+              <w:right w:w="90" w:type="dxa"/>
             </w:tcMar>
           </w:tcPr>
           <w:p>
@@ -9190,10 +10249,10 @@
             <w:tcW w:type="dxa" w:w="2592"/>
             <w:shd w:fill="F1F5F9"/>
             <w:tcMar>
-              <w:top w:w="60" w:type="dxa"/>
-              <w:bottom w:w="60" w:type="dxa"/>
-              <w:left w:w="100" w:type="dxa"/>
-              <w:right w:w="100" w:type="dxa"/>
+              <w:top w:w="50" w:type="dxa"/>
+              <w:bottom w:w="50" w:type="dxa"/>
+              <w:left w:w="90" w:type="dxa"/>
+              <w:right w:w="90" w:type="dxa"/>
             </w:tcMar>
           </w:tcPr>
           <w:p>
@@ -9216,10 +10275,10 @@
             <w:tcW w:type="dxa" w:w="6768"/>
             <w:shd w:fill="FFFFFF"/>
             <w:tcMar>
-              <w:top w:w="60" w:type="dxa"/>
-              <w:bottom w:w="60" w:type="dxa"/>
-              <w:left w:w="100" w:type="dxa"/>
-              <w:right w:w="100" w:type="dxa"/>
+              <w:top w:w="50" w:type="dxa"/>
+              <w:bottom w:w="50" w:type="dxa"/>
+              <w:left w:w="90" w:type="dxa"/>
+              <w:right w:w="90" w:type="dxa"/>
             </w:tcMar>
           </w:tcPr>
           <w:p>
@@ -9243,10 +10302,10 @@
             <w:tcW w:type="dxa" w:w="2592"/>
             <w:shd w:fill="F1F5F9"/>
             <w:tcMar>
-              <w:top w:w="60" w:type="dxa"/>
-              <w:bottom w:w="60" w:type="dxa"/>
-              <w:left w:w="100" w:type="dxa"/>
-              <w:right w:w="100" w:type="dxa"/>
+              <w:top w:w="50" w:type="dxa"/>
+              <w:bottom w:w="50" w:type="dxa"/>
+              <w:left w:w="90" w:type="dxa"/>
+              <w:right w:w="90" w:type="dxa"/>
             </w:tcMar>
           </w:tcPr>
           <w:p>
@@ -9269,10 +10328,10 @@
             <w:tcW w:type="dxa" w:w="6768"/>
             <w:shd w:fill="FFFFFF"/>
             <w:tcMar>
-              <w:top w:w="60" w:type="dxa"/>
-              <w:bottom w:w="60" w:type="dxa"/>
-              <w:left w:w="100" w:type="dxa"/>
-              <w:right w:w="100" w:type="dxa"/>
+              <w:top w:w="50" w:type="dxa"/>
+              <w:bottom w:w="50" w:type="dxa"/>
+              <w:left w:w="90" w:type="dxa"/>
+              <w:right w:w="90" w:type="dxa"/>
             </w:tcMar>
           </w:tcPr>
           <w:p>
@@ -9296,10 +10355,10 @@
             <w:tcW w:type="dxa" w:w="2592"/>
             <w:shd w:fill="F1F5F9"/>
             <w:tcMar>
-              <w:top w:w="60" w:type="dxa"/>
-              <w:bottom w:w="60" w:type="dxa"/>
-              <w:left w:w="100" w:type="dxa"/>
-              <w:right w:w="100" w:type="dxa"/>
+              <w:top w:w="50" w:type="dxa"/>
+              <w:bottom w:w="50" w:type="dxa"/>
+              <w:left w:w="90" w:type="dxa"/>
+              <w:right w:w="90" w:type="dxa"/>
             </w:tcMar>
           </w:tcPr>
           <w:p>
@@ -9322,10 +10381,10 @@
             <w:tcW w:type="dxa" w:w="6768"/>
             <w:shd w:fill="FFFFFF"/>
             <w:tcMar>
-              <w:top w:w="60" w:type="dxa"/>
-              <w:bottom w:w="60" w:type="dxa"/>
-              <w:left w:w="100" w:type="dxa"/>
-              <w:right w:w="100" w:type="dxa"/>
+              <w:top w:w="50" w:type="dxa"/>
+              <w:bottom w:w="50" w:type="dxa"/>
+              <w:left w:w="90" w:type="dxa"/>
+              <w:right w:w="90" w:type="dxa"/>
             </w:tcMar>
           </w:tcPr>
           <w:p>
@@ -9343,6 +10402,60 @@
           </w:p>
         </w:tc>
       </w:tr>
+      <w:tr>
+        <w:tc>
+          <w:tcPr>
+            <w:tcW w:type="dxa" w:w="2592"/>
+            <w:shd w:fill="F1F5F9"/>
+            <w:tcMar>
+              <w:top w:w="50" w:type="dxa"/>
+              <w:bottom w:w="50" w:type="dxa"/>
+              <w:left w:w="90" w:type="dxa"/>
+              <w:right w:w="90" w:type="dxa"/>
+            </w:tcMar>
+          </w:tcPr>
+          <w:p>
+            <w:pPr>
+              <w:spacing w:after="0"/>
+            </w:pPr>
+            <w:r>
+              <w:rPr>
+                <w:rFonts w:ascii="Arial" w:hAnsi="Arial"/>
+                <w:b/>
+                <w:color w:val="1E293B"/>
+                <w:sz w:val="19"/>
+              </w:rPr>
+              <w:t>Estado</w:t>
+            </w:r>
+          </w:p>
+        </w:tc>
+        <w:tc>
+          <w:tcPr>
+            <w:tcW w:type="dxa" w:w="6768"/>
+            <w:shd w:fill="FFFFFF"/>
+            <w:tcMar>
+              <w:top w:w="50" w:type="dxa"/>
+              <w:bottom w:w="50" w:type="dxa"/>
+              <w:left w:w="90" w:type="dxa"/>
+              <w:right w:w="90" w:type="dxa"/>
+            </w:tcMar>
+          </w:tcPr>
+          <w:p>
+            <w:pPr>
+              <w:spacing w:after="0"/>
+            </w:pPr>
+            <w:r>
+              <w:rPr>
+                <w:rFonts w:ascii="Arial" w:hAnsi="Arial"/>
+                <w:b/>
+                <w:color w:val="166534"/>
+                <w:sz w:val="19"/>
+              </w:rPr>
+              <w:t>✅ IMPLEMENTADA EN EL SISTEMA</w:t>
+            </w:r>
+          </w:p>
+        </w:tc>
+      </w:tr>
     </w:tbl>
     <w:p>
       <w:pPr>
@@ -9477,25 +10590,16 @@
     <w:p>
       <w:pPr>
         <w:keepNext/>
-        <w:spacing w:before="280" w:after="80"/>
+        <w:spacing w:before="320" w:after="80"/>
       </w:pPr>
       <w:r>
         <w:rPr>
           <w:rFonts w:ascii="Arial" w:hAnsi="Arial"/>
           <w:b/>
-          <w:color w:val="0F172A"/>
+          <w:color w:val="000000"/>
           <w:sz w:val="26"/>
         </w:rPr>
         <w:t>HU-18 Configuración visual del plano de mesas del salón</w:t>
-      </w:r>
-      <w:r>
-        <w:rPr>
-          <w:rFonts w:ascii="Arial" w:hAnsi="Arial"/>
-          <w:b/>
-          <w:color w:val="166534"/>
-          <w:sz w:val="20"/>
-        </w:rPr>
-        <w:t xml:space="preserve">   [✅ IMPLEMENTADA EN EL SISTEMA]</w:t>
       </w:r>
     </w:p>
     <w:tbl>
@@ -9504,6 +10608,14 @@
         <w:jc w:val="center"/>
         <w:tblLayout w:type="fixed"/>
         <w:tblLook w:firstColumn="1" w:firstRow="1" w:lastColumn="0" w:lastRow="0" w:noHBand="0" w:noVBand="1" w:val="04A0"/>
+        <w:tblBorders>
+          <w:top w:val="single" w:sz="4" w:space="0" w:color="D1D5DB"/>
+          <w:bottom w:val="single" w:sz="4" w:space="0" w:color="D1D5DB"/>
+          <w:left w:val="single" w:sz="4" w:space="0" w:color="D1D5DB"/>
+          <w:right w:val="single" w:sz="4" w:space="0" w:color="D1D5DB"/>
+          <w:insideH w:val="single" w:sz="4" w:space="0" w:color="D1D5DB"/>
+          <w:insideV w:val="single" w:sz="4" w:space="0" w:color="D1D5DB"/>
+        </w:tblBorders>
       </w:tblPr>
       <w:tblGrid>
         <w:gridCol w:w="4824"/>
@@ -9515,10 +10627,10 @@
             <w:tcW w:type="dxa" w:w="2592"/>
             <w:shd w:fill="F1F5F9"/>
             <w:tcMar>
-              <w:top w:w="60" w:type="dxa"/>
-              <w:bottom w:w="60" w:type="dxa"/>
-              <w:left w:w="100" w:type="dxa"/>
-              <w:right w:w="100" w:type="dxa"/>
+              <w:top w:w="50" w:type="dxa"/>
+              <w:bottom w:w="50" w:type="dxa"/>
+              <w:left w:w="90" w:type="dxa"/>
+              <w:right w:w="90" w:type="dxa"/>
             </w:tcMar>
           </w:tcPr>
           <w:p>
@@ -9541,10 +10653,10 @@
             <w:tcW w:type="dxa" w:w="6768"/>
             <w:shd w:fill="FFFFFF"/>
             <w:tcMar>
-              <w:top w:w="60" w:type="dxa"/>
-              <w:bottom w:w="60" w:type="dxa"/>
-              <w:left w:w="100" w:type="dxa"/>
-              <w:right w:w="100" w:type="dxa"/>
+              <w:top w:w="50" w:type="dxa"/>
+              <w:bottom w:w="50" w:type="dxa"/>
+              <w:left w:w="90" w:type="dxa"/>
+              <w:right w:w="90" w:type="dxa"/>
             </w:tcMar>
           </w:tcPr>
           <w:p>
@@ -9568,10 +10680,10 @@
             <w:tcW w:type="dxa" w:w="2592"/>
             <w:shd w:fill="F1F5F9"/>
             <w:tcMar>
-              <w:top w:w="60" w:type="dxa"/>
-              <w:bottom w:w="60" w:type="dxa"/>
-              <w:left w:w="100" w:type="dxa"/>
-              <w:right w:w="100" w:type="dxa"/>
+              <w:top w:w="50" w:type="dxa"/>
+              <w:bottom w:w="50" w:type="dxa"/>
+              <w:left w:w="90" w:type="dxa"/>
+              <w:right w:w="90" w:type="dxa"/>
             </w:tcMar>
           </w:tcPr>
           <w:p>
@@ -9594,10 +10706,10 @@
             <w:tcW w:type="dxa" w:w="6768"/>
             <w:shd w:fill="FFFFFF"/>
             <w:tcMar>
-              <w:top w:w="60" w:type="dxa"/>
-              <w:bottom w:w="60" w:type="dxa"/>
-              <w:left w:w="100" w:type="dxa"/>
-              <w:right w:w="100" w:type="dxa"/>
+              <w:top w:w="50" w:type="dxa"/>
+              <w:bottom w:w="50" w:type="dxa"/>
+              <w:left w:w="90" w:type="dxa"/>
+              <w:right w:w="90" w:type="dxa"/>
             </w:tcMar>
           </w:tcPr>
           <w:p>
@@ -9621,10 +10733,10 @@
             <w:tcW w:type="dxa" w:w="2592"/>
             <w:shd w:fill="F1F5F9"/>
             <w:tcMar>
-              <w:top w:w="60" w:type="dxa"/>
-              <w:bottom w:w="60" w:type="dxa"/>
-              <w:left w:w="100" w:type="dxa"/>
-              <w:right w:w="100" w:type="dxa"/>
+              <w:top w:w="50" w:type="dxa"/>
+              <w:bottom w:w="50" w:type="dxa"/>
+              <w:left w:w="90" w:type="dxa"/>
+              <w:right w:w="90" w:type="dxa"/>
             </w:tcMar>
           </w:tcPr>
           <w:p>
@@ -9647,10 +10759,10 @@
             <w:tcW w:type="dxa" w:w="6768"/>
             <w:shd w:fill="FFFFFF"/>
             <w:tcMar>
-              <w:top w:w="60" w:type="dxa"/>
-              <w:bottom w:w="60" w:type="dxa"/>
-              <w:left w:w="100" w:type="dxa"/>
-              <w:right w:w="100" w:type="dxa"/>
+              <w:top w:w="50" w:type="dxa"/>
+              <w:bottom w:w="50" w:type="dxa"/>
+              <w:left w:w="90" w:type="dxa"/>
+              <w:right w:w="90" w:type="dxa"/>
             </w:tcMar>
           </w:tcPr>
           <w:p>
@@ -9674,10 +10786,10 @@
             <w:tcW w:type="dxa" w:w="2592"/>
             <w:shd w:fill="F1F5F9"/>
             <w:tcMar>
-              <w:top w:w="60" w:type="dxa"/>
-              <w:bottom w:w="60" w:type="dxa"/>
-              <w:left w:w="100" w:type="dxa"/>
-              <w:right w:w="100" w:type="dxa"/>
+              <w:top w:w="50" w:type="dxa"/>
+              <w:bottom w:w="50" w:type="dxa"/>
+              <w:left w:w="90" w:type="dxa"/>
+              <w:right w:w="90" w:type="dxa"/>
             </w:tcMar>
           </w:tcPr>
           <w:p>
@@ -9700,10 +10812,10 @@
             <w:tcW w:type="dxa" w:w="6768"/>
             <w:shd w:fill="FFFFFF"/>
             <w:tcMar>
-              <w:top w:w="60" w:type="dxa"/>
-              <w:bottom w:w="60" w:type="dxa"/>
-              <w:left w:w="100" w:type="dxa"/>
-              <w:right w:w="100" w:type="dxa"/>
+              <w:top w:w="50" w:type="dxa"/>
+              <w:bottom w:w="50" w:type="dxa"/>
+              <w:left w:w="90" w:type="dxa"/>
+              <w:right w:w="90" w:type="dxa"/>
             </w:tcMar>
           </w:tcPr>
           <w:p>
@@ -9727,10 +10839,10 @@
             <w:tcW w:type="dxa" w:w="2592"/>
             <w:shd w:fill="F1F5F9"/>
             <w:tcMar>
-              <w:top w:w="60" w:type="dxa"/>
-              <w:bottom w:w="60" w:type="dxa"/>
-              <w:left w:w="100" w:type="dxa"/>
-              <w:right w:w="100" w:type="dxa"/>
+              <w:top w:w="50" w:type="dxa"/>
+              <w:bottom w:w="50" w:type="dxa"/>
+              <w:left w:w="90" w:type="dxa"/>
+              <w:right w:w="90" w:type="dxa"/>
             </w:tcMar>
           </w:tcPr>
           <w:p>
@@ -9753,10 +10865,10 @@
             <w:tcW w:type="dxa" w:w="6768"/>
             <w:shd w:fill="FFFFFF"/>
             <w:tcMar>
-              <w:top w:w="60" w:type="dxa"/>
-              <w:bottom w:w="60" w:type="dxa"/>
-              <w:left w:w="100" w:type="dxa"/>
-              <w:right w:w="100" w:type="dxa"/>
+              <w:top w:w="50" w:type="dxa"/>
+              <w:bottom w:w="50" w:type="dxa"/>
+              <w:left w:w="90" w:type="dxa"/>
+              <w:right w:w="90" w:type="dxa"/>
             </w:tcMar>
           </w:tcPr>
           <w:p>
@@ -9774,6 +10886,60 @@
           </w:p>
         </w:tc>
       </w:tr>
+      <w:tr>
+        <w:tc>
+          <w:tcPr>
+            <w:tcW w:type="dxa" w:w="2592"/>
+            <w:shd w:fill="F1F5F9"/>
+            <w:tcMar>
+              <w:top w:w="50" w:type="dxa"/>
+              <w:bottom w:w="50" w:type="dxa"/>
+              <w:left w:w="90" w:type="dxa"/>
+              <w:right w:w="90" w:type="dxa"/>
+            </w:tcMar>
+          </w:tcPr>
+          <w:p>
+            <w:pPr>
+              <w:spacing w:after="0"/>
+            </w:pPr>
+            <w:r>
+              <w:rPr>
+                <w:rFonts w:ascii="Arial" w:hAnsi="Arial"/>
+                <w:b/>
+                <w:color w:val="1E293B"/>
+                <w:sz w:val="19"/>
+              </w:rPr>
+              <w:t>Estado</w:t>
+            </w:r>
+          </w:p>
+        </w:tc>
+        <w:tc>
+          <w:tcPr>
+            <w:tcW w:type="dxa" w:w="6768"/>
+            <w:shd w:fill="FFFFFF"/>
+            <w:tcMar>
+              <w:top w:w="50" w:type="dxa"/>
+              <w:bottom w:w="50" w:type="dxa"/>
+              <w:left w:w="90" w:type="dxa"/>
+              <w:right w:w="90" w:type="dxa"/>
+            </w:tcMar>
+          </w:tcPr>
+          <w:p>
+            <w:pPr>
+              <w:spacing w:after="0"/>
+            </w:pPr>
+            <w:r>
+              <w:rPr>
+                <w:rFonts w:ascii="Arial" w:hAnsi="Arial"/>
+                <w:b/>
+                <w:color w:val="166534"/>
+                <w:sz w:val="19"/>
+              </w:rPr>
+              <w:t>✅ IMPLEMENTADA EN EL SISTEMA</w:t>
+            </w:r>
+          </w:p>
+        </w:tc>
+      </w:tr>
     </w:tbl>
     <w:p>
       <w:pPr>
@@ -9908,25 +11074,16 @@
     <w:p>
       <w:pPr>
         <w:keepNext/>
-        <w:spacing w:before="280" w:after="80"/>
+        <w:spacing w:before="320" w:after="80"/>
       </w:pPr>
       <w:r>
         <w:rPr>
           <w:rFonts w:ascii="Arial" w:hAnsi="Arial"/>
           <w:b/>
-          <w:color w:val="0F172A"/>
+          <w:color w:val="000000"/>
           <w:sz w:val="26"/>
         </w:rPr>
         <w:t>HU-16 Registro de comandas y pedidos por mesa</w:t>
-      </w:r>
-      <w:r>
-        <w:rPr>
-          <w:rFonts w:ascii="Arial" w:hAnsi="Arial"/>
-          <w:b/>
-          <w:color w:val="166534"/>
-          <w:sz w:val="20"/>
-        </w:rPr>
-        <w:t xml:space="preserve">   [✅ IMPLEMENTADA EN EL SISTEMA]</w:t>
       </w:r>
     </w:p>
     <w:tbl>
@@ -9935,6 +11092,14 @@
         <w:jc w:val="center"/>
         <w:tblLayout w:type="fixed"/>
         <w:tblLook w:firstColumn="1" w:firstRow="1" w:lastColumn="0" w:lastRow="0" w:noHBand="0" w:noVBand="1" w:val="04A0"/>
+        <w:tblBorders>
+          <w:top w:val="single" w:sz="4" w:space="0" w:color="D1D5DB"/>
+          <w:bottom w:val="single" w:sz="4" w:space="0" w:color="D1D5DB"/>
+          <w:left w:val="single" w:sz="4" w:space="0" w:color="D1D5DB"/>
+          <w:right w:val="single" w:sz="4" w:space="0" w:color="D1D5DB"/>
+          <w:insideH w:val="single" w:sz="4" w:space="0" w:color="D1D5DB"/>
+          <w:insideV w:val="single" w:sz="4" w:space="0" w:color="D1D5DB"/>
+        </w:tblBorders>
       </w:tblPr>
       <w:tblGrid>
         <w:gridCol w:w="4824"/>
@@ -9946,10 +11111,10 @@
             <w:tcW w:type="dxa" w:w="2592"/>
             <w:shd w:fill="F1F5F9"/>
             <w:tcMar>
-              <w:top w:w="60" w:type="dxa"/>
-              <w:bottom w:w="60" w:type="dxa"/>
-              <w:left w:w="100" w:type="dxa"/>
-              <w:right w:w="100" w:type="dxa"/>
+              <w:top w:w="50" w:type="dxa"/>
+              <w:bottom w:w="50" w:type="dxa"/>
+              <w:left w:w="90" w:type="dxa"/>
+              <w:right w:w="90" w:type="dxa"/>
             </w:tcMar>
           </w:tcPr>
           <w:p>
@@ -9972,10 +11137,10 @@
             <w:tcW w:type="dxa" w:w="6768"/>
             <w:shd w:fill="FFFFFF"/>
             <w:tcMar>
-              <w:top w:w="60" w:type="dxa"/>
-              <w:bottom w:w="60" w:type="dxa"/>
-              <w:left w:w="100" w:type="dxa"/>
-              <w:right w:w="100" w:type="dxa"/>
+              <w:top w:w="50" w:type="dxa"/>
+              <w:bottom w:w="50" w:type="dxa"/>
+              <w:left w:w="90" w:type="dxa"/>
+              <w:right w:w="90" w:type="dxa"/>
             </w:tcMar>
           </w:tcPr>
           <w:p>
@@ -9999,10 +11164,10 @@
             <w:tcW w:type="dxa" w:w="2592"/>
             <w:shd w:fill="F1F5F9"/>
             <w:tcMar>
-              <w:top w:w="60" w:type="dxa"/>
-              <w:bottom w:w="60" w:type="dxa"/>
-              <w:left w:w="100" w:type="dxa"/>
-              <w:right w:w="100" w:type="dxa"/>
+              <w:top w:w="50" w:type="dxa"/>
+              <w:bottom w:w="50" w:type="dxa"/>
+              <w:left w:w="90" w:type="dxa"/>
+              <w:right w:w="90" w:type="dxa"/>
             </w:tcMar>
           </w:tcPr>
           <w:p>
@@ -10025,10 +11190,10 @@
             <w:tcW w:type="dxa" w:w="6768"/>
             <w:shd w:fill="FFFFFF"/>
             <w:tcMar>
-              <w:top w:w="60" w:type="dxa"/>
-              <w:bottom w:w="60" w:type="dxa"/>
-              <w:left w:w="100" w:type="dxa"/>
-              <w:right w:w="100" w:type="dxa"/>
+              <w:top w:w="50" w:type="dxa"/>
+              <w:bottom w:w="50" w:type="dxa"/>
+              <w:left w:w="90" w:type="dxa"/>
+              <w:right w:w="90" w:type="dxa"/>
             </w:tcMar>
           </w:tcPr>
           <w:p>
@@ -10052,10 +11217,10 @@
             <w:tcW w:type="dxa" w:w="2592"/>
             <w:shd w:fill="F1F5F9"/>
             <w:tcMar>
-              <w:top w:w="60" w:type="dxa"/>
-              <w:bottom w:w="60" w:type="dxa"/>
-              <w:left w:w="100" w:type="dxa"/>
-              <w:right w:w="100" w:type="dxa"/>
+              <w:top w:w="50" w:type="dxa"/>
+              <w:bottom w:w="50" w:type="dxa"/>
+              <w:left w:w="90" w:type="dxa"/>
+              <w:right w:w="90" w:type="dxa"/>
             </w:tcMar>
           </w:tcPr>
           <w:p>
@@ -10078,10 +11243,10 @@
             <w:tcW w:type="dxa" w:w="6768"/>
             <w:shd w:fill="FFFFFF"/>
             <w:tcMar>
-              <w:top w:w="60" w:type="dxa"/>
-              <w:bottom w:w="60" w:type="dxa"/>
-              <w:left w:w="100" w:type="dxa"/>
-              <w:right w:w="100" w:type="dxa"/>
+              <w:top w:w="50" w:type="dxa"/>
+              <w:bottom w:w="50" w:type="dxa"/>
+              <w:left w:w="90" w:type="dxa"/>
+              <w:right w:w="90" w:type="dxa"/>
             </w:tcMar>
           </w:tcPr>
           <w:p>
@@ -10105,10 +11270,10 @@
             <w:tcW w:type="dxa" w:w="2592"/>
             <w:shd w:fill="F1F5F9"/>
             <w:tcMar>
-              <w:top w:w="60" w:type="dxa"/>
-              <w:bottom w:w="60" w:type="dxa"/>
-              <w:left w:w="100" w:type="dxa"/>
-              <w:right w:w="100" w:type="dxa"/>
+              <w:top w:w="50" w:type="dxa"/>
+              <w:bottom w:w="50" w:type="dxa"/>
+              <w:left w:w="90" w:type="dxa"/>
+              <w:right w:w="90" w:type="dxa"/>
             </w:tcMar>
           </w:tcPr>
           <w:p>
@@ -10131,10 +11296,10 @@
             <w:tcW w:type="dxa" w:w="6768"/>
             <w:shd w:fill="FFFFFF"/>
             <w:tcMar>
-              <w:top w:w="60" w:type="dxa"/>
-              <w:bottom w:w="60" w:type="dxa"/>
-              <w:left w:w="100" w:type="dxa"/>
-              <w:right w:w="100" w:type="dxa"/>
+              <w:top w:w="50" w:type="dxa"/>
+              <w:bottom w:w="50" w:type="dxa"/>
+              <w:left w:w="90" w:type="dxa"/>
+              <w:right w:w="90" w:type="dxa"/>
             </w:tcMar>
           </w:tcPr>
           <w:p>
@@ -10158,10 +11323,10 @@
             <w:tcW w:type="dxa" w:w="2592"/>
             <w:shd w:fill="F1F5F9"/>
             <w:tcMar>
-              <w:top w:w="60" w:type="dxa"/>
-              <w:bottom w:w="60" w:type="dxa"/>
-              <w:left w:w="100" w:type="dxa"/>
-              <w:right w:w="100" w:type="dxa"/>
+              <w:top w:w="50" w:type="dxa"/>
+              <w:bottom w:w="50" w:type="dxa"/>
+              <w:left w:w="90" w:type="dxa"/>
+              <w:right w:w="90" w:type="dxa"/>
             </w:tcMar>
           </w:tcPr>
           <w:p>
@@ -10184,10 +11349,10 @@
             <w:tcW w:type="dxa" w:w="6768"/>
             <w:shd w:fill="FFFFFF"/>
             <w:tcMar>
-              <w:top w:w="60" w:type="dxa"/>
-              <w:bottom w:w="60" w:type="dxa"/>
-              <w:left w:w="100" w:type="dxa"/>
-              <w:right w:w="100" w:type="dxa"/>
+              <w:top w:w="50" w:type="dxa"/>
+              <w:bottom w:w="50" w:type="dxa"/>
+              <w:left w:w="90" w:type="dxa"/>
+              <w:right w:w="90" w:type="dxa"/>
             </w:tcMar>
           </w:tcPr>
           <w:p>
@@ -10205,6 +11370,60 @@
           </w:p>
         </w:tc>
       </w:tr>
+      <w:tr>
+        <w:tc>
+          <w:tcPr>
+            <w:tcW w:type="dxa" w:w="2592"/>
+            <w:shd w:fill="F1F5F9"/>
+            <w:tcMar>
+              <w:top w:w="50" w:type="dxa"/>
+              <w:bottom w:w="50" w:type="dxa"/>
+              <w:left w:w="90" w:type="dxa"/>
+              <w:right w:w="90" w:type="dxa"/>
+            </w:tcMar>
+          </w:tcPr>
+          <w:p>
+            <w:pPr>
+              <w:spacing w:after="0"/>
+            </w:pPr>
+            <w:r>
+              <w:rPr>
+                <w:rFonts w:ascii="Arial" w:hAnsi="Arial"/>
+                <w:b/>
+                <w:color w:val="1E293B"/>
+                <w:sz w:val="19"/>
+              </w:rPr>
+              <w:t>Estado</w:t>
+            </w:r>
+          </w:p>
+        </w:tc>
+        <w:tc>
+          <w:tcPr>
+            <w:tcW w:type="dxa" w:w="6768"/>
+            <w:shd w:fill="FFFFFF"/>
+            <w:tcMar>
+              <w:top w:w="50" w:type="dxa"/>
+              <w:bottom w:w="50" w:type="dxa"/>
+              <w:left w:w="90" w:type="dxa"/>
+              <w:right w:w="90" w:type="dxa"/>
+            </w:tcMar>
+          </w:tcPr>
+          <w:p>
+            <w:pPr>
+              <w:spacing w:after="0"/>
+            </w:pPr>
+            <w:r>
+              <w:rPr>
+                <w:rFonts w:ascii="Arial" w:hAnsi="Arial"/>
+                <w:b/>
+                <w:color w:val="166534"/>
+                <w:sz w:val="19"/>
+              </w:rPr>
+              <w:t>✅ IMPLEMENTADA EN EL SISTEMA</w:t>
+            </w:r>
+          </w:p>
+        </w:tc>
+      </w:tr>
     </w:tbl>
     <w:p>
       <w:pPr>
@@ -10339,25 +11558,16 @@
     <w:p>
       <w:pPr>
         <w:keepNext/>
-        <w:spacing w:before="280" w:after="80"/>
+        <w:spacing w:before="320" w:after="80"/>
       </w:pPr>
       <w:r>
         <w:rPr>
           <w:rFonts w:ascii="Arial" w:hAnsi="Arial"/>
           <w:b/>
-          <w:color w:val="0F172A"/>
+          <w:color w:val="000000"/>
           <w:sz w:val="26"/>
         </w:rPr>
         <w:t>HU-17 Cobro de comanda y descarga automática de inventario por receta</w:t>
-      </w:r>
-      <w:r>
-        <w:rPr>
-          <w:rFonts w:ascii="Arial" w:hAnsi="Arial"/>
-          <w:b/>
-          <w:color w:val="166534"/>
-          <w:sz w:val="20"/>
-        </w:rPr>
-        <w:t xml:space="preserve">   [✅ IMPLEMENTADA EN EL SISTEMA]</w:t>
       </w:r>
     </w:p>
     <w:tbl>
@@ -10366,6 +11576,14 @@
         <w:jc w:val="center"/>
         <w:tblLayout w:type="fixed"/>
         <w:tblLook w:firstColumn="1" w:firstRow="1" w:lastColumn="0" w:lastRow="0" w:noHBand="0" w:noVBand="1" w:val="04A0"/>
+        <w:tblBorders>
+          <w:top w:val="single" w:sz="4" w:space="0" w:color="D1D5DB"/>
+          <w:bottom w:val="single" w:sz="4" w:space="0" w:color="D1D5DB"/>
+          <w:left w:val="single" w:sz="4" w:space="0" w:color="D1D5DB"/>
+          <w:right w:val="single" w:sz="4" w:space="0" w:color="D1D5DB"/>
+          <w:insideH w:val="single" w:sz="4" w:space="0" w:color="D1D5DB"/>
+          <w:insideV w:val="single" w:sz="4" w:space="0" w:color="D1D5DB"/>
+        </w:tblBorders>
       </w:tblPr>
       <w:tblGrid>
         <w:gridCol w:w="4824"/>
@@ -10377,10 +11595,10 @@
             <w:tcW w:type="dxa" w:w="2592"/>
             <w:shd w:fill="F1F5F9"/>
             <w:tcMar>
-              <w:top w:w="60" w:type="dxa"/>
-              <w:bottom w:w="60" w:type="dxa"/>
-              <w:left w:w="100" w:type="dxa"/>
-              <w:right w:w="100" w:type="dxa"/>
+              <w:top w:w="50" w:type="dxa"/>
+              <w:bottom w:w="50" w:type="dxa"/>
+              <w:left w:w="90" w:type="dxa"/>
+              <w:right w:w="90" w:type="dxa"/>
             </w:tcMar>
           </w:tcPr>
           <w:p>
@@ -10403,10 +11621,10 @@
             <w:tcW w:type="dxa" w:w="6768"/>
             <w:shd w:fill="FFFFFF"/>
             <w:tcMar>
-              <w:top w:w="60" w:type="dxa"/>
-              <w:bottom w:w="60" w:type="dxa"/>
-              <w:left w:w="100" w:type="dxa"/>
-              <w:right w:w="100" w:type="dxa"/>
+              <w:top w:w="50" w:type="dxa"/>
+              <w:bottom w:w="50" w:type="dxa"/>
+              <w:left w:w="90" w:type="dxa"/>
+              <w:right w:w="90" w:type="dxa"/>
             </w:tcMar>
           </w:tcPr>
           <w:p>
@@ -10430,10 +11648,10 @@
             <w:tcW w:type="dxa" w:w="2592"/>
             <w:shd w:fill="F1F5F9"/>
             <w:tcMar>
-              <w:top w:w="60" w:type="dxa"/>
-              <w:bottom w:w="60" w:type="dxa"/>
-              <w:left w:w="100" w:type="dxa"/>
-              <w:right w:w="100" w:type="dxa"/>
+              <w:top w:w="50" w:type="dxa"/>
+              <w:bottom w:w="50" w:type="dxa"/>
+              <w:left w:w="90" w:type="dxa"/>
+              <w:right w:w="90" w:type="dxa"/>
             </w:tcMar>
           </w:tcPr>
           <w:p>
@@ -10456,10 +11674,10 @@
             <w:tcW w:type="dxa" w:w="6768"/>
             <w:shd w:fill="FFFFFF"/>
             <w:tcMar>
-              <w:top w:w="60" w:type="dxa"/>
-              <w:bottom w:w="60" w:type="dxa"/>
-              <w:left w:w="100" w:type="dxa"/>
-              <w:right w:w="100" w:type="dxa"/>
+              <w:top w:w="50" w:type="dxa"/>
+              <w:bottom w:w="50" w:type="dxa"/>
+              <w:left w:w="90" w:type="dxa"/>
+              <w:right w:w="90" w:type="dxa"/>
             </w:tcMar>
           </w:tcPr>
           <w:p>
@@ -10483,10 +11701,10 @@
             <w:tcW w:type="dxa" w:w="2592"/>
             <w:shd w:fill="F1F5F9"/>
             <w:tcMar>
-              <w:top w:w="60" w:type="dxa"/>
-              <w:bottom w:w="60" w:type="dxa"/>
-              <w:left w:w="100" w:type="dxa"/>
-              <w:right w:w="100" w:type="dxa"/>
+              <w:top w:w="50" w:type="dxa"/>
+              <w:bottom w:w="50" w:type="dxa"/>
+              <w:left w:w="90" w:type="dxa"/>
+              <w:right w:w="90" w:type="dxa"/>
             </w:tcMar>
           </w:tcPr>
           <w:p>
@@ -10509,10 +11727,10 @@
             <w:tcW w:type="dxa" w:w="6768"/>
             <w:shd w:fill="FFFFFF"/>
             <w:tcMar>
-              <w:top w:w="60" w:type="dxa"/>
-              <w:bottom w:w="60" w:type="dxa"/>
-              <w:left w:w="100" w:type="dxa"/>
-              <w:right w:w="100" w:type="dxa"/>
+              <w:top w:w="50" w:type="dxa"/>
+              <w:bottom w:w="50" w:type="dxa"/>
+              <w:left w:w="90" w:type="dxa"/>
+              <w:right w:w="90" w:type="dxa"/>
             </w:tcMar>
           </w:tcPr>
           <w:p>
@@ -10536,10 +11754,10 @@
             <w:tcW w:type="dxa" w:w="2592"/>
             <w:shd w:fill="F1F5F9"/>
             <w:tcMar>
-              <w:top w:w="60" w:type="dxa"/>
-              <w:bottom w:w="60" w:type="dxa"/>
-              <w:left w:w="100" w:type="dxa"/>
-              <w:right w:w="100" w:type="dxa"/>
+              <w:top w:w="50" w:type="dxa"/>
+              <w:bottom w:w="50" w:type="dxa"/>
+              <w:left w:w="90" w:type="dxa"/>
+              <w:right w:w="90" w:type="dxa"/>
             </w:tcMar>
           </w:tcPr>
           <w:p>
@@ -10562,10 +11780,10 @@
             <w:tcW w:type="dxa" w:w="6768"/>
             <w:shd w:fill="FFFFFF"/>
             <w:tcMar>
-              <w:top w:w="60" w:type="dxa"/>
-              <w:bottom w:w="60" w:type="dxa"/>
-              <w:left w:w="100" w:type="dxa"/>
-              <w:right w:w="100" w:type="dxa"/>
+              <w:top w:w="50" w:type="dxa"/>
+              <w:bottom w:w="50" w:type="dxa"/>
+              <w:left w:w="90" w:type="dxa"/>
+              <w:right w:w="90" w:type="dxa"/>
             </w:tcMar>
           </w:tcPr>
           <w:p>
@@ -10589,10 +11807,10 @@
             <w:tcW w:type="dxa" w:w="2592"/>
             <w:shd w:fill="F1F5F9"/>
             <w:tcMar>
-              <w:top w:w="60" w:type="dxa"/>
-              <w:bottom w:w="60" w:type="dxa"/>
-              <w:left w:w="100" w:type="dxa"/>
-              <w:right w:w="100" w:type="dxa"/>
+              <w:top w:w="50" w:type="dxa"/>
+              <w:bottom w:w="50" w:type="dxa"/>
+              <w:left w:w="90" w:type="dxa"/>
+              <w:right w:w="90" w:type="dxa"/>
             </w:tcMar>
           </w:tcPr>
           <w:p>
@@ -10615,10 +11833,10 @@
             <w:tcW w:type="dxa" w:w="6768"/>
             <w:shd w:fill="FFFFFF"/>
             <w:tcMar>
-              <w:top w:w="60" w:type="dxa"/>
-              <w:bottom w:w="60" w:type="dxa"/>
-              <w:left w:w="100" w:type="dxa"/>
-              <w:right w:w="100" w:type="dxa"/>
+              <w:top w:w="50" w:type="dxa"/>
+              <w:bottom w:w="50" w:type="dxa"/>
+              <w:left w:w="90" w:type="dxa"/>
+              <w:right w:w="90" w:type="dxa"/>
             </w:tcMar>
           </w:tcPr>
           <w:p>
@@ -10636,6 +11854,60 @@
           </w:p>
         </w:tc>
       </w:tr>
+      <w:tr>
+        <w:tc>
+          <w:tcPr>
+            <w:tcW w:type="dxa" w:w="2592"/>
+            <w:shd w:fill="F1F5F9"/>
+            <w:tcMar>
+              <w:top w:w="50" w:type="dxa"/>
+              <w:bottom w:w="50" w:type="dxa"/>
+              <w:left w:w="90" w:type="dxa"/>
+              <w:right w:w="90" w:type="dxa"/>
+            </w:tcMar>
+          </w:tcPr>
+          <w:p>
+            <w:pPr>
+              <w:spacing w:after="0"/>
+            </w:pPr>
+            <w:r>
+              <w:rPr>
+                <w:rFonts w:ascii="Arial" w:hAnsi="Arial"/>
+                <w:b/>
+                <w:color w:val="1E293B"/>
+                <w:sz w:val="19"/>
+              </w:rPr>
+              <w:t>Estado</w:t>
+            </w:r>
+          </w:p>
+        </w:tc>
+        <w:tc>
+          <w:tcPr>
+            <w:tcW w:type="dxa" w:w="6768"/>
+            <w:shd w:fill="FFFFFF"/>
+            <w:tcMar>
+              <w:top w:w="50" w:type="dxa"/>
+              <w:bottom w:w="50" w:type="dxa"/>
+              <w:left w:w="90" w:type="dxa"/>
+              <w:right w:w="90" w:type="dxa"/>
+            </w:tcMar>
+          </w:tcPr>
+          <w:p>
+            <w:pPr>
+              <w:spacing w:after="0"/>
+            </w:pPr>
+            <w:r>
+              <w:rPr>
+                <w:rFonts w:ascii="Arial" w:hAnsi="Arial"/>
+                <w:b/>
+                <w:color w:val="166534"/>
+                <w:sz w:val="19"/>
+              </w:rPr>
+              <w:t>✅ IMPLEMENTADA EN EL SISTEMA</w:t>
+            </w:r>
+          </w:p>
+        </w:tc>
+      </w:tr>
     </w:tbl>
     <w:p>
       <w:pPr>
@@ -10770,25 +12042,16 @@
     <w:p>
       <w:pPr>
         <w:keepNext/>
-        <w:spacing w:before="280" w:after="80"/>
+        <w:spacing w:before="320" w:after="80"/>
       </w:pPr>
       <w:r>
         <w:rPr>
           <w:rFonts w:ascii="Arial" w:hAnsi="Arial"/>
           <w:b/>
-          <w:color w:val="0F172A"/>
+          <w:color w:val="000000"/>
           <w:sz w:val="26"/>
         </w:rPr>
         <w:t>HU-14 Consultar la actividad de usuarios</w:t>
-      </w:r>
-      <w:r>
-        <w:rPr>
-          <w:rFonts w:ascii="Arial" w:hAnsi="Arial"/>
-          <w:b/>
-          <w:color w:val="166534"/>
-          <w:sz w:val="20"/>
-        </w:rPr>
-        <w:t xml:space="preserve">   [✅ IMPLEMENTADA EN EL SISTEMA]</w:t>
       </w:r>
     </w:p>
     <w:tbl>
@@ -10797,6 +12060,14 @@
         <w:jc w:val="center"/>
         <w:tblLayout w:type="fixed"/>
         <w:tblLook w:firstColumn="1" w:firstRow="1" w:lastColumn="0" w:lastRow="0" w:noHBand="0" w:noVBand="1" w:val="04A0"/>
+        <w:tblBorders>
+          <w:top w:val="single" w:sz="4" w:space="0" w:color="D1D5DB"/>
+          <w:bottom w:val="single" w:sz="4" w:space="0" w:color="D1D5DB"/>
+          <w:left w:val="single" w:sz="4" w:space="0" w:color="D1D5DB"/>
+          <w:right w:val="single" w:sz="4" w:space="0" w:color="D1D5DB"/>
+          <w:insideH w:val="single" w:sz="4" w:space="0" w:color="D1D5DB"/>
+          <w:insideV w:val="single" w:sz="4" w:space="0" w:color="D1D5DB"/>
+        </w:tblBorders>
       </w:tblPr>
       <w:tblGrid>
         <w:gridCol w:w="4824"/>
@@ -10808,10 +12079,10 @@
             <w:tcW w:type="dxa" w:w="2592"/>
             <w:shd w:fill="F1F5F9"/>
             <w:tcMar>
-              <w:top w:w="60" w:type="dxa"/>
-              <w:bottom w:w="60" w:type="dxa"/>
-              <w:left w:w="100" w:type="dxa"/>
-              <w:right w:w="100" w:type="dxa"/>
+              <w:top w:w="50" w:type="dxa"/>
+              <w:bottom w:w="50" w:type="dxa"/>
+              <w:left w:w="90" w:type="dxa"/>
+              <w:right w:w="90" w:type="dxa"/>
             </w:tcMar>
           </w:tcPr>
           <w:p>
@@ -10834,10 +12105,10 @@
             <w:tcW w:type="dxa" w:w="6768"/>
             <w:shd w:fill="FFFFFF"/>
             <w:tcMar>
-              <w:top w:w="60" w:type="dxa"/>
-              <w:bottom w:w="60" w:type="dxa"/>
-              <w:left w:w="100" w:type="dxa"/>
-              <w:right w:w="100" w:type="dxa"/>
+              <w:top w:w="50" w:type="dxa"/>
+              <w:bottom w:w="50" w:type="dxa"/>
+              <w:left w:w="90" w:type="dxa"/>
+              <w:right w:w="90" w:type="dxa"/>
             </w:tcMar>
           </w:tcPr>
           <w:p>
@@ -10861,10 +12132,10 @@
             <w:tcW w:type="dxa" w:w="2592"/>
             <w:shd w:fill="F1F5F9"/>
             <w:tcMar>
-              <w:top w:w="60" w:type="dxa"/>
-              <w:bottom w:w="60" w:type="dxa"/>
-              <w:left w:w="100" w:type="dxa"/>
-              <w:right w:w="100" w:type="dxa"/>
+              <w:top w:w="50" w:type="dxa"/>
+              <w:bottom w:w="50" w:type="dxa"/>
+              <w:left w:w="90" w:type="dxa"/>
+              <w:right w:w="90" w:type="dxa"/>
             </w:tcMar>
           </w:tcPr>
           <w:p>
@@ -10887,10 +12158,10 @@
             <w:tcW w:type="dxa" w:w="6768"/>
             <w:shd w:fill="FFFFFF"/>
             <w:tcMar>
-              <w:top w:w="60" w:type="dxa"/>
-              <w:bottom w:w="60" w:type="dxa"/>
-              <w:left w:w="100" w:type="dxa"/>
-              <w:right w:w="100" w:type="dxa"/>
+              <w:top w:w="50" w:type="dxa"/>
+              <w:bottom w:w="50" w:type="dxa"/>
+              <w:left w:w="90" w:type="dxa"/>
+              <w:right w:w="90" w:type="dxa"/>
             </w:tcMar>
           </w:tcPr>
           <w:p>
@@ -10914,10 +12185,10 @@
             <w:tcW w:type="dxa" w:w="2592"/>
             <w:shd w:fill="F1F5F9"/>
             <w:tcMar>
-              <w:top w:w="60" w:type="dxa"/>
-              <w:bottom w:w="60" w:type="dxa"/>
-              <w:left w:w="100" w:type="dxa"/>
-              <w:right w:w="100" w:type="dxa"/>
+              <w:top w:w="50" w:type="dxa"/>
+              <w:bottom w:w="50" w:type="dxa"/>
+              <w:left w:w="90" w:type="dxa"/>
+              <w:right w:w="90" w:type="dxa"/>
             </w:tcMar>
           </w:tcPr>
           <w:p>
@@ -10940,10 +12211,10 @@
             <w:tcW w:type="dxa" w:w="6768"/>
             <w:shd w:fill="FFFFFF"/>
             <w:tcMar>
-              <w:top w:w="60" w:type="dxa"/>
-              <w:bottom w:w="60" w:type="dxa"/>
-              <w:left w:w="100" w:type="dxa"/>
-              <w:right w:w="100" w:type="dxa"/>
+              <w:top w:w="50" w:type="dxa"/>
+              <w:bottom w:w="50" w:type="dxa"/>
+              <w:left w:w="90" w:type="dxa"/>
+              <w:right w:w="90" w:type="dxa"/>
             </w:tcMar>
           </w:tcPr>
           <w:p>
@@ -10967,10 +12238,10 @@
             <w:tcW w:type="dxa" w:w="2592"/>
             <w:shd w:fill="F1F5F9"/>
             <w:tcMar>
-              <w:top w:w="60" w:type="dxa"/>
-              <w:bottom w:w="60" w:type="dxa"/>
-              <w:left w:w="100" w:type="dxa"/>
-              <w:right w:w="100" w:type="dxa"/>
+              <w:top w:w="50" w:type="dxa"/>
+              <w:bottom w:w="50" w:type="dxa"/>
+              <w:left w:w="90" w:type="dxa"/>
+              <w:right w:w="90" w:type="dxa"/>
             </w:tcMar>
           </w:tcPr>
           <w:p>
@@ -10993,10 +12264,10 @@
             <w:tcW w:type="dxa" w:w="6768"/>
             <w:shd w:fill="FFFFFF"/>
             <w:tcMar>
-              <w:top w:w="60" w:type="dxa"/>
-              <w:bottom w:w="60" w:type="dxa"/>
-              <w:left w:w="100" w:type="dxa"/>
-              <w:right w:w="100" w:type="dxa"/>
+              <w:top w:w="50" w:type="dxa"/>
+              <w:bottom w:w="50" w:type="dxa"/>
+              <w:left w:w="90" w:type="dxa"/>
+              <w:right w:w="90" w:type="dxa"/>
             </w:tcMar>
           </w:tcPr>
           <w:p>
@@ -11020,10 +12291,10 @@
             <w:tcW w:type="dxa" w:w="2592"/>
             <w:shd w:fill="F1F5F9"/>
             <w:tcMar>
-              <w:top w:w="60" w:type="dxa"/>
-              <w:bottom w:w="60" w:type="dxa"/>
-              <w:left w:w="100" w:type="dxa"/>
-              <w:right w:w="100" w:type="dxa"/>
+              <w:top w:w="50" w:type="dxa"/>
+              <w:bottom w:w="50" w:type="dxa"/>
+              <w:left w:w="90" w:type="dxa"/>
+              <w:right w:w="90" w:type="dxa"/>
             </w:tcMar>
           </w:tcPr>
           <w:p>
@@ -11046,10 +12317,10 @@
             <w:tcW w:type="dxa" w:w="6768"/>
             <w:shd w:fill="FFFFFF"/>
             <w:tcMar>
-              <w:top w:w="60" w:type="dxa"/>
-              <w:bottom w:w="60" w:type="dxa"/>
-              <w:left w:w="100" w:type="dxa"/>
-              <w:right w:w="100" w:type="dxa"/>
+              <w:top w:w="50" w:type="dxa"/>
+              <w:bottom w:w="50" w:type="dxa"/>
+              <w:left w:w="90" w:type="dxa"/>
+              <w:right w:w="90" w:type="dxa"/>
             </w:tcMar>
           </w:tcPr>
           <w:p>
@@ -11063,6 +12334,60 @@
                 <w:sz w:val="19"/>
               </w:rPr>
               <w:t>HU-01 y permiso consultar auditoría</w:t>
+            </w:r>
+          </w:p>
+        </w:tc>
+      </w:tr>
+      <w:tr>
+        <w:tc>
+          <w:tcPr>
+            <w:tcW w:type="dxa" w:w="2592"/>
+            <w:shd w:fill="F1F5F9"/>
+            <w:tcMar>
+              <w:top w:w="50" w:type="dxa"/>
+              <w:bottom w:w="50" w:type="dxa"/>
+              <w:left w:w="90" w:type="dxa"/>
+              <w:right w:w="90" w:type="dxa"/>
+            </w:tcMar>
+          </w:tcPr>
+          <w:p>
+            <w:pPr>
+              <w:spacing w:after="0"/>
+            </w:pPr>
+            <w:r>
+              <w:rPr>
+                <w:rFonts w:ascii="Arial" w:hAnsi="Arial"/>
+                <w:b/>
+                <w:color w:val="1E293B"/>
+                <w:sz w:val="19"/>
+              </w:rPr>
+              <w:t>Estado</w:t>
+            </w:r>
+          </w:p>
+        </w:tc>
+        <w:tc>
+          <w:tcPr>
+            <w:tcW w:type="dxa" w:w="6768"/>
+            <w:shd w:fill="FFFFFF"/>
+            <w:tcMar>
+              <w:top w:w="50" w:type="dxa"/>
+              <w:bottom w:w="50" w:type="dxa"/>
+              <w:left w:w="90" w:type="dxa"/>
+              <w:right w:w="90" w:type="dxa"/>
+            </w:tcMar>
+          </w:tcPr>
+          <w:p>
+            <w:pPr>
+              <w:spacing w:after="0"/>
+            </w:pPr>
+            <w:r>
+              <w:rPr>
+                <w:rFonts w:ascii="Arial" w:hAnsi="Arial"/>
+                <w:b/>
+                <w:color w:val="166534"/>
+                <w:sz w:val="19"/>
+              </w:rPr>
+              <w:t>✅ IMPLEMENTADA EN EL SISTEMA</w:t>
             </w:r>
           </w:p>
         </w:tc>
